--- a/arb/docx/51.content.docx
+++ b/arb/docx/51.content.docx
@@ -147,13 +147,6 @@
         <w:rPr>
           <w:lang w:val="ar_AE" w:bidi="ar_AE"/>
         </w:rPr>
-      </w:r>
-      <w:r>
-        <w:rPr>
-          <w:i/>
-          <w:lang w:val="ar_AE" w:bidi="ar_AE"/>
-        </w:rPr>
-        <w:t>كولوسي ١:١, كولوسي ١: ٢, كولوسي ١: ٥, كولوسي 1: 6, كولوسي 1: 7, كولوسي ١: ٩, كولوسي ١: ١٠, كولوسي ١: ١٢, كولوسي ١: ١٣, كولوسي ١: ١٤, كولوسي ١: ١٥, كولوسي ١: ١٦, كولوسي 1: 20, كولوسي 1: 21, كولوسي ١: ٢٣, كولوسي 1: 24, كولوسي ١: ٢٧, كولوسي 1: 28, كولوسي ٢:٢, كولوسي ٢: ٣, كولوسي ٢: ٤, كولوسي ٢: ٦, كولوسي ٢: ٨, كولوسي ٢: ٩, كولوسي ٢: ١٠, كولوسي ٢: ١١, كولوسي ٢: ١٢, كولوسي ٢: ١٣, كولوسي ٢: ١٤, كولوسي ٢: ١٥, كولوسي ٢: ١٦, كولوسي 2: 17, كولوسي ٢: ١٩, كولوسي ٢: ٢١, كولوسي ٢: ٢٣, كولوسي ٣: ١, كولوسي ٣: ١–٢, كولوسي ٣:٣, كولوسي ٣: ٤, كولوسي ٣: ٥, كولوسي ٣: ٦, كولوسي ٣: ٨, كولوسي ٣: ١٠, كولوسي ٣: ١٢, كولوسي ٣: ١٣, كولوسي ٣: ١٤, كولوسي 3: 15, كولوسي ٣: ١٥–١٧, كولوسي ٣: ١٦, كولوسي ٣: ١٨, كولوسي ٣: ١٩, كولوسي ٣: ٢٠, كولوسي ٣: ٢١, كولوسي ٣: ٢٣–٢٤, كولوسي ٣: ٢٤, كولوسي ٣: ٢٥, كولوسي 4: 1, كولوسي ٤: ٢, كولوسي ٤: ٣, كولوسي 4: 5–6, كولوسي 4: 7–9, كولوسي ٤: ١٠, كولوسي ٤: ١٢, كولوسي 4: 14, كولوسي 4: 15, كولوسي ٤: ١٦, كولوسي 4: 18</w:t>
       </w:r>
       <w:r>
         <w:rPr>

--- a/arb/docx/51.content.docx
+++ b/arb/docx/51.content.docx
@@ -132,21 +132,6 @@
           <w:lang w:val="ar_AE" w:bidi="ar_AE"/>
         </w:rPr>
         <w:t>COL</w:t>
-      </w:r>
-      <w:r>
-        <w:rPr>
-          <w:lang w:val="ar_AE" w:bidi="ar_AE"/>
-        </w:rPr>
-      </w:r>
-    </w:p>
-    <w:p>
-      <w:pPr>
-        <w:bidi/>
-      </w:pPr>
-      <w:r>
-        <w:rPr>
-          <w:lang w:val="ar_AE" w:bidi="ar_AE"/>
-        </w:rPr>
       </w:r>
       <w:r>
         <w:rPr>

--- a/arb/docx/51.content.docx
+++ b/arb/docx/51.content.docx
@@ -22,7 +22,7 @@
         <w:rPr>
           <w:lang w:val="ar_AE" w:bidi="ar_AE"/>
         </w:rPr>
-        <w:t>Resource: أسئلة الترجمة (unfoldingWord)</w:t>
+        <w:t>Resource: unfoldingWord® Translation Questions</w:t>
       </w:r>
       <w:r>
         <w:rPr>
@@ -91,7 +91,7 @@
         <w:rPr>
           <w:lang w:val="ar_AE" w:bidi="ar_AE"/>
         </w:rPr>
-        <w:t>أسئلة الترجمة (unfoldingWord)</w:t>
+        <w:t>unfoldingWord® Translation Questions</w:t>
       </w:r>
     </w:p>
     <w:p>

--- a/arb/docx/51.content.docx
+++ b/arb/docx/51.content.docx
@@ -9,6 +9,8 @@
       </w:pPr>
       <w:r>
         <w:rPr>
+          <w:rtl/>
+          <w:cs/>
           <w:lang w:val="ar_AE" w:bidi="ar_AE"/>
         </w:rPr>
       </w:r>
@@ -20,64 +22,84 @@
       </w:pPr>
       <w:r>
         <w:rPr>
+          <w:rtl/>
+          <w:cs/>
           <w:lang w:val="ar_AE" w:bidi="ar_AE"/>
         </w:rPr>
         <w:t>Resource: unfoldingWord® Translation Questions</w:t>
       </w:r>
       <w:r>
         <w:rPr>
-          <w:lang w:val="ar_AE" w:bidi="ar_AE"/>
-        </w:rPr>
-      </w:r>
-    </w:p>
-    <w:p>
-      <w:pPr>
-        <w:bidi/>
-      </w:pPr>
-      <w:r>
-        <w:rPr>
+          <w:rtl/>
+          <w:cs/>
+          <w:lang w:val="ar_AE" w:bidi="ar_AE"/>
+        </w:rPr>
+      </w:r>
+    </w:p>
+    <w:p>
+      <w:pPr>
+        <w:bidi/>
+      </w:pPr>
+      <w:r>
+        <w:rPr>
+          <w:rtl/>
+          <w:cs/>
           <w:lang w:val="ar_AE" w:bidi="ar_AE"/>
         </w:rPr>
       </w:r>
       <w:r>
         <w:rPr>
           <w:b/>
+          <w:rtl/>
+          <w:cs/>
           <w:lang w:val="ar_AE" w:bidi="ar_AE"/>
         </w:rPr>
         <w:t>unfoldingWord® Translation Questions</w:t>
       </w:r>
       <w:r>
         <w:rPr>
+          <w:rtl/>
+          <w:cs/>
           <w:lang w:val="ar_AE" w:bidi="ar_AE"/>
         </w:rPr>
         <w:t xml:space="preserve"> © 2022 unfoldingWord. Released under CC BY-SA 4.0 license. </w:t>
       </w:r>
       <w:r>
         <w:rPr>
+          <w:rtl/>
+          <w:cs/>
           <w:lang w:val="ar_AE" w:bidi="ar_AE"/>
         </w:rPr>
         <w:t>unfoldingWord® Translation Questions</w:t>
       </w:r>
       <w:r>
         <w:rPr>
+          <w:rtl/>
+          <w:cs/>
           <w:lang w:val="ar_AE" w:bidi="ar_AE"/>
         </w:rPr>
         <w:t xml:space="preserve"> has been adapted in the following languages: Tok Pisin, Arabic (عربي), French (Français), Hindi (हिंदी), Indonesian (Bahasa Indonesia), Portuguese (Português), Russian (Русский), Spanish (Español), Swahili (Kiswahili), and Simplified Chinese (简体中文) from </w:t>
       </w:r>
       <w:r>
         <w:rPr>
+          <w:rtl/>
+          <w:cs/>
           <w:lang w:val="ar_AE" w:bidi="ar_AE"/>
         </w:rPr>
         <w:t>unfoldingWord® Translation Questions</w:t>
       </w:r>
       <w:r>
         <w:rPr>
+          <w:rtl/>
+          <w:cs/>
           <w:lang w:val="ar_AE" w:bidi="ar_AE"/>
         </w:rPr>
         <w:t xml:space="preserve"> © 2022 unfoldingWord. Released under CC BY-SA 4.0 license by Mission Mutual</w:t>
       </w:r>
       <w:r>
         <w:rPr>
+          <w:rtl/>
+          <w:cs/>
           <w:lang w:val="ar_AE" w:bidi="ar_AE"/>
         </w:rPr>
       </w:r>
@@ -89,6 +111,8 @@
       </w:pPr>
       <w:r>
         <w:rPr>
+          <w:rtl/>
+          <w:cs/>
           <w:lang w:val="ar_AE" w:bidi="ar_AE"/>
         </w:rPr>
         <w:t>unfoldingWord® Translation Questions</w:t>
@@ -118,6 +142,8 @@
       </w:pPr>
       <w:r>
         <w:rPr>
+          <w:rtl/>
+          <w:cs/>
           <w:lang w:val="ar_AE" w:bidi="ar_AE"/>
         </w:rPr>
       </w:r>
@@ -129,38 +155,50 @@
       </w:pPr>
       <w:r>
         <w:rPr>
+          <w:rtl/>
+          <w:cs/>
           <w:lang w:val="ar_AE" w:bidi="ar_AE"/>
         </w:rPr>
         <w:t>COL</w:t>
       </w:r>
       <w:r>
         <w:rPr>
-          <w:lang w:val="ar_AE" w:bidi="ar_AE"/>
-        </w:rPr>
-      </w:r>
-    </w:p>
-    <w:p>
-      <w:pPr>
-        <w:bidi/>
-      </w:pPr>
-      <w:r>
-        <w:rPr>
-          <w:lang w:val="ar_AE" w:bidi="ar_AE"/>
-        </w:rPr>
-      </w:r>
-      <w:r>
-        <w:rPr>
+          <w:rtl/>
+          <w:cs/>
+          <w:lang w:val="ar_AE" w:bidi="ar_AE"/>
+        </w:rPr>
+      </w:r>
+    </w:p>
+    <w:p>
+      <w:pPr>
+        <w:bidi/>
+      </w:pPr>
+      <w:r>
+        <w:rPr>
+          <w:rtl/>
+          <w:cs/>
+          <w:lang w:val="ar_AE" w:bidi="ar_AE"/>
+        </w:rPr>
+      </w:r>
+      <w:r>
+        <w:rPr>
+          <w:rtl/>
+          <w:cs/>
           <w:lang w:val="ar_AE" w:bidi="ar_AE"/>
         </w:rPr>
         <w:t xml:space="preserve"> </w:t>
       </w:r>
       <w:r>
         <w:rPr>
-          <w:lang w:val="ar_AE" w:bidi="ar_AE"/>
-        </w:rPr>
-      </w:r>
-      <w:r>
-        <w:rPr>
+          <w:rtl/>
+          <w:cs/>
+          <w:lang w:val="ar_AE" w:bidi="ar_AE"/>
+        </w:rPr>
+      </w:r>
+      <w:r>
+        <w:rPr>
+          <w:rtl/>
+          <w:cs/>
           <w:lang w:val="ar_AE" w:bidi="ar_AE"/>
         </w:rPr>
       </w:r>
@@ -186,6 +224,8 @@
       </w:pPr>
       <w:r>
         <w:rPr>
+          <w:rtl/>
+          <w:cs/>
           <w:lang w:val="ar_AE" w:bidi="ar_AE"/>
         </w:rPr>
       </w:r>
@@ -197,28 +237,36 @@
       </w:pPr>
       <w:r>
         <w:rPr>
+          <w:rtl/>
+          <w:cs/>
           <w:lang w:val="ar_AE" w:bidi="ar_AE"/>
         </w:rPr>
         <w:t>كولوسي ١:١</w:t>
       </w:r>
       <w:r>
         <w:rPr>
-          <w:lang w:val="ar_AE" w:bidi="ar_AE"/>
-        </w:rPr>
-      </w:r>
-    </w:p>
-    <w:p>
-      <w:pPr>
-        <w:bidi/>
-      </w:pPr>
-      <w:r>
-        <w:rPr>
+          <w:rtl/>
+          <w:cs/>
+          <w:lang w:val="ar_AE" w:bidi="ar_AE"/>
+        </w:rPr>
+      </w:r>
+    </w:p>
+    <w:p>
+      <w:pPr>
+        <w:bidi/>
+      </w:pPr>
+      <w:r>
+        <w:rPr>
+          <w:rtl/>
+          <w:cs/>
           <w:lang w:val="ar_AE" w:bidi="ar_AE"/>
         </w:rPr>
       </w:r>
       <w:r>
         <w:rPr>
           <w:b/>
+          <w:rtl/>
+          <w:cs/>
           <w:lang w:val="ar_AE" w:bidi="ar_AE"/>
         </w:rPr>
         <w:t>كيف أصبحَ بولس رسولًا للمسيح يسوع؟</w:t>
@@ -230,32 +278,42 @@
       </w:pPr>
       <w:r>
         <w:rPr>
-          <w:lang w:val="ar_AE" w:bidi="ar_AE"/>
-        </w:rPr>
-      </w:r>
-      <w:r>
-        <w:rPr>
+          <w:rtl/>
+          <w:cs/>
+          <w:lang w:val="ar_AE" w:bidi="ar_AE"/>
+        </w:rPr>
+      </w:r>
+      <w:r>
+        <w:rPr>
+          <w:rtl/>
+          <w:cs/>
           <w:lang w:val="ar_AE" w:bidi="ar_AE"/>
         </w:rPr>
         <w:t>أصبح بولسَ رسولًا للمسيح يسوع بإرادة الله.</w:t>
       </w:r>
       <w:r>
         <w:rPr>
-          <w:lang w:val="ar_AE" w:bidi="ar_AE"/>
-        </w:rPr>
-      </w:r>
-      <w:r>
-        <w:rPr>
-          <w:lang w:val="ar_AE" w:bidi="ar_AE"/>
-        </w:rPr>
-      </w:r>
-    </w:p>
-    <w:p>
-      <w:pPr>
-        <w:bidi/>
-      </w:pPr>
-      <w:r>
-        <w:rPr>
+          <w:rtl/>
+          <w:cs/>
+          <w:lang w:val="ar_AE" w:bidi="ar_AE"/>
+        </w:rPr>
+      </w:r>
+      <w:r>
+        <w:rPr>
+          <w:rtl/>
+          <w:cs/>
+          <w:lang w:val="ar_AE" w:bidi="ar_AE"/>
+        </w:rPr>
+      </w:r>
+    </w:p>
+    <w:p>
+      <w:pPr>
+        <w:bidi/>
+      </w:pPr>
+      <w:r>
+        <w:rPr>
+          <w:rtl/>
+          <w:cs/>
           <w:lang w:val="ar_AE" w:bidi="ar_AE"/>
         </w:rPr>
       </w:r>
@@ -267,28 +325,36 @@
       </w:pPr>
       <w:r>
         <w:rPr>
+          <w:rtl/>
+          <w:cs/>
           <w:lang w:val="ar_AE" w:bidi="ar_AE"/>
         </w:rPr>
         <w:t>كولوسي ١: ٢</w:t>
       </w:r>
       <w:r>
         <w:rPr>
-          <w:lang w:val="ar_AE" w:bidi="ar_AE"/>
-        </w:rPr>
-      </w:r>
-    </w:p>
-    <w:p>
-      <w:pPr>
-        <w:bidi/>
-      </w:pPr>
-      <w:r>
-        <w:rPr>
+          <w:rtl/>
+          <w:cs/>
+          <w:lang w:val="ar_AE" w:bidi="ar_AE"/>
+        </w:rPr>
+      </w:r>
+    </w:p>
+    <w:p>
+      <w:pPr>
+        <w:bidi/>
+      </w:pPr>
+      <w:r>
+        <w:rPr>
+          <w:rtl/>
+          <w:cs/>
           <w:lang w:val="ar_AE" w:bidi="ar_AE"/>
         </w:rPr>
       </w:r>
       <w:r>
         <w:rPr>
           <w:b/>
+          <w:rtl/>
+          <w:cs/>
           <w:lang w:val="ar_AE" w:bidi="ar_AE"/>
         </w:rPr>
         <w:t>إلى مَن كتب بولس هذه الرسالة؟</w:t>
@@ -300,32 +366,42 @@
       </w:pPr>
       <w:r>
         <w:rPr>
-          <w:lang w:val="ar_AE" w:bidi="ar_AE"/>
-        </w:rPr>
-      </w:r>
-      <w:r>
-        <w:rPr>
+          <w:rtl/>
+          <w:cs/>
+          <w:lang w:val="ar_AE" w:bidi="ar_AE"/>
+        </w:rPr>
+      </w:r>
+      <w:r>
+        <w:rPr>
+          <w:rtl/>
+          <w:cs/>
           <w:lang w:val="ar_AE" w:bidi="ar_AE"/>
         </w:rPr>
         <w:t>كتبها بولس إلى المُكرَّسين لله والإخوة المؤمنين في كولوسي.</w:t>
       </w:r>
       <w:r>
         <w:rPr>
-          <w:lang w:val="ar_AE" w:bidi="ar_AE"/>
-        </w:rPr>
-      </w:r>
-      <w:r>
-        <w:rPr>
-          <w:lang w:val="ar_AE" w:bidi="ar_AE"/>
-        </w:rPr>
-      </w:r>
-    </w:p>
-    <w:p>
-      <w:pPr>
-        <w:bidi/>
-      </w:pPr>
-      <w:r>
-        <w:rPr>
+          <w:rtl/>
+          <w:cs/>
+          <w:lang w:val="ar_AE" w:bidi="ar_AE"/>
+        </w:rPr>
+      </w:r>
+      <w:r>
+        <w:rPr>
+          <w:rtl/>
+          <w:cs/>
+          <w:lang w:val="ar_AE" w:bidi="ar_AE"/>
+        </w:rPr>
+      </w:r>
+    </w:p>
+    <w:p>
+      <w:pPr>
+        <w:bidi/>
+      </w:pPr>
+      <w:r>
+        <w:rPr>
+          <w:rtl/>
+          <w:cs/>
           <w:lang w:val="ar_AE" w:bidi="ar_AE"/>
         </w:rPr>
       </w:r>
@@ -337,28 +413,36 @@
       </w:pPr>
       <w:r>
         <w:rPr>
+          <w:rtl/>
+          <w:cs/>
           <w:lang w:val="ar_AE" w:bidi="ar_AE"/>
         </w:rPr>
         <w:t>كولوسي ١: ٥</w:t>
       </w:r>
       <w:r>
         <w:rPr>
-          <w:lang w:val="ar_AE" w:bidi="ar_AE"/>
-        </w:rPr>
-      </w:r>
-    </w:p>
-    <w:p>
-      <w:pPr>
-        <w:bidi/>
-      </w:pPr>
-      <w:r>
-        <w:rPr>
+          <w:rtl/>
+          <w:cs/>
+          <w:lang w:val="ar_AE" w:bidi="ar_AE"/>
+        </w:rPr>
+      </w:r>
+    </w:p>
+    <w:p>
+      <w:pPr>
+        <w:bidi/>
+      </w:pPr>
+      <w:r>
+        <w:rPr>
+          <w:rtl/>
+          <w:cs/>
           <w:lang w:val="ar_AE" w:bidi="ar_AE"/>
         </w:rPr>
       </w:r>
       <w:r>
         <w:rPr>
           <w:b/>
+          <w:rtl/>
+          <w:cs/>
           <w:lang w:val="ar_AE" w:bidi="ar_AE"/>
         </w:rPr>
         <w:t>مِن أين سمع أهل كولوسي عن يقين الرجاء الذي لديهم الآن؟</w:t>
@@ -370,32 +454,42 @@
       </w:pPr>
       <w:r>
         <w:rPr>
-          <w:lang w:val="ar_AE" w:bidi="ar_AE"/>
-        </w:rPr>
-      </w:r>
-      <w:r>
-        <w:rPr>
+          <w:rtl/>
+          <w:cs/>
+          <w:lang w:val="ar_AE" w:bidi="ar_AE"/>
+        </w:rPr>
+      </w:r>
+      <w:r>
+        <w:rPr>
+          <w:rtl/>
+          <w:cs/>
           <w:lang w:val="ar_AE" w:bidi="ar_AE"/>
         </w:rPr>
         <w:t>سمع أهل كولوسي عن يقين الرجاء في كلمة الحق، الإنجيل.</w:t>
       </w:r>
       <w:r>
         <w:rPr>
-          <w:lang w:val="ar_AE" w:bidi="ar_AE"/>
-        </w:rPr>
-      </w:r>
-      <w:r>
-        <w:rPr>
-          <w:lang w:val="ar_AE" w:bidi="ar_AE"/>
-        </w:rPr>
-      </w:r>
-    </w:p>
-    <w:p>
-      <w:pPr>
-        <w:bidi/>
-      </w:pPr>
-      <w:r>
-        <w:rPr>
+          <w:rtl/>
+          <w:cs/>
+          <w:lang w:val="ar_AE" w:bidi="ar_AE"/>
+        </w:rPr>
+      </w:r>
+      <w:r>
+        <w:rPr>
+          <w:rtl/>
+          <w:cs/>
+          <w:lang w:val="ar_AE" w:bidi="ar_AE"/>
+        </w:rPr>
+      </w:r>
+    </w:p>
+    <w:p>
+      <w:pPr>
+        <w:bidi/>
+      </w:pPr>
+      <w:r>
+        <w:rPr>
+          <w:rtl/>
+          <w:cs/>
           <w:lang w:val="ar_AE" w:bidi="ar_AE"/>
         </w:rPr>
       </w:r>
@@ -407,28 +501,36 @@
       </w:pPr>
       <w:r>
         <w:rPr>
+          <w:rtl/>
+          <w:cs/>
           <w:lang w:val="ar_AE" w:bidi="ar_AE"/>
         </w:rPr>
         <w:t>كولوسي 1: 6</w:t>
       </w:r>
       <w:r>
         <w:rPr>
-          <w:lang w:val="ar_AE" w:bidi="ar_AE"/>
-        </w:rPr>
-      </w:r>
-    </w:p>
-    <w:p>
-      <w:pPr>
-        <w:bidi/>
-      </w:pPr>
-      <w:r>
-        <w:rPr>
+          <w:rtl/>
+          <w:cs/>
+          <w:lang w:val="ar_AE" w:bidi="ar_AE"/>
+        </w:rPr>
+      </w:r>
+    </w:p>
+    <w:p>
+      <w:pPr>
+        <w:bidi/>
+      </w:pPr>
+      <w:r>
+        <w:rPr>
+          <w:rtl/>
+          <w:cs/>
           <w:lang w:val="ar_AE" w:bidi="ar_AE"/>
         </w:rPr>
       </w:r>
       <w:r>
         <w:rPr>
           <w:b/>
+          <w:rtl/>
+          <w:cs/>
           <w:lang w:val="ar_AE" w:bidi="ar_AE"/>
         </w:rPr>
         <w:t>ماذا يقول بولس عمَّا يفعل الإنجيل في العالم؟</w:t>
@@ -440,32 +542,42 @@
       </w:pPr>
       <w:r>
         <w:rPr>
-          <w:lang w:val="ar_AE" w:bidi="ar_AE"/>
-        </w:rPr>
-      </w:r>
-      <w:r>
-        <w:rPr>
+          <w:rtl/>
+          <w:cs/>
+          <w:lang w:val="ar_AE" w:bidi="ar_AE"/>
+        </w:rPr>
+      </w:r>
+      <w:r>
+        <w:rPr>
+          <w:rtl/>
+          <w:cs/>
           <w:lang w:val="ar_AE" w:bidi="ar_AE"/>
         </w:rPr>
         <w:t>يقول بولس إن الإنجيل يُثمر وينمو في جميع أنحاء العالم.</w:t>
       </w:r>
       <w:r>
         <w:rPr>
-          <w:lang w:val="ar_AE" w:bidi="ar_AE"/>
-        </w:rPr>
-      </w:r>
-      <w:r>
-        <w:rPr>
-          <w:lang w:val="ar_AE" w:bidi="ar_AE"/>
-        </w:rPr>
-      </w:r>
-    </w:p>
-    <w:p>
-      <w:pPr>
-        <w:bidi/>
-      </w:pPr>
-      <w:r>
-        <w:rPr>
+          <w:rtl/>
+          <w:cs/>
+          <w:lang w:val="ar_AE" w:bidi="ar_AE"/>
+        </w:rPr>
+      </w:r>
+      <w:r>
+        <w:rPr>
+          <w:rtl/>
+          <w:cs/>
+          <w:lang w:val="ar_AE" w:bidi="ar_AE"/>
+        </w:rPr>
+      </w:r>
+    </w:p>
+    <w:p>
+      <w:pPr>
+        <w:bidi/>
+      </w:pPr>
+      <w:r>
+        <w:rPr>
+          <w:rtl/>
+          <w:cs/>
           <w:lang w:val="ar_AE" w:bidi="ar_AE"/>
         </w:rPr>
       </w:r>
@@ -477,28 +589,36 @@
       </w:pPr>
       <w:r>
         <w:rPr>
+          <w:rtl/>
+          <w:cs/>
           <w:lang w:val="ar_AE" w:bidi="ar_AE"/>
         </w:rPr>
         <w:t>كولوسي 1: 7</w:t>
       </w:r>
       <w:r>
         <w:rPr>
-          <w:lang w:val="ar_AE" w:bidi="ar_AE"/>
-        </w:rPr>
-      </w:r>
-    </w:p>
-    <w:p>
-      <w:pPr>
-        <w:bidi/>
-      </w:pPr>
-      <w:r>
-        <w:rPr>
+          <w:rtl/>
+          <w:cs/>
+          <w:lang w:val="ar_AE" w:bidi="ar_AE"/>
+        </w:rPr>
+      </w:r>
+    </w:p>
+    <w:p>
+      <w:pPr>
+        <w:bidi/>
+      </w:pPr>
+      <w:r>
+        <w:rPr>
+          <w:rtl/>
+          <w:cs/>
           <w:lang w:val="ar_AE" w:bidi="ar_AE"/>
         </w:rPr>
       </w:r>
       <w:r>
         <w:rPr>
           <w:b/>
+          <w:rtl/>
+          <w:cs/>
           <w:lang w:val="ar_AE" w:bidi="ar_AE"/>
         </w:rPr>
         <w:t>مَن قدَّم الإنجيل إلى أهل كولوسي؟</w:t>
@@ -510,32 +630,42 @@
       </w:pPr>
       <w:r>
         <w:rPr>
-          <w:lang w:val="ar_AE" w:bidi="ar_AE"/>
-        </w:rPr>
-      </w:r>
-      <w:r>
-        <w:rPr>
+          <w:rtl/>
+          <w:cs/>
+          <w:lang w:val="ar_AE" w:bidi="ar_AE"/>
+        </w:rPr>
+      </w:r>
+      <w:r>
+        <w:rPr>
+          <w:rtl/>
+          <w:cs/>
           <w:lang w:val="ar_AE" w:bidi="ar_AE"/>
         </w:rPr>
         <w:t>أَبَفْرَاسَ, الخادم الأمين للمسيح, قدَّم الإنجيل إلى أهل كولوسي.</w:t>
       </w:r>
       <w:r>
         <w:rPr>
-          <w:lang w:val="ar_AE" w:bidi="ar_AE"/>
-        </w:rPr>
-      </w:r>
-      <w:r>
-        <w:rPr>
-          <w:lang w:val="ar_AE" w:bidi="ar_AE"/>
-        </w:rPr>
-      </w:r>
-    </w:p>
-    <w:p>
-      <w:pPr>
-        <w:bidi/>
-      </w:pPr>
-      <w:r>
-        <w:rPr>
+          <w:rtl/>
+          <w:cs/>
+          <w:lang w:val="ar_AE" w:bidi="ar_AE"/>
+        </w:rPr>
+      </w:r>
+      <w:r>
+        <w:rPr>
+          <w:rtl/>
+          <w:cs/>
+          <w:lang w:val="ar_AE" w:bidi="ar_AE"/>
+        </w:rPr>
+      </w:r>
+    </w:p>
+    <w:p>
+      <w:pPr>
+        <w:bidi/>
+      </w:pPr>
+      <w:r>
+        <w:rPr>
+          <w:rtl/>
+          <w:cs/>
           <w:lang w:val="ar_AE" w:bidi="ar_AE"/>
         </w:rPr>
       </w:r>
@@ -547,28 +677,36 @@
       </w:pPr>
       <w:r>
         <w:rPr>
+          <w:rtl/>
+          <w:cs/>
           <w:lang w:val="ar_AE" w:bidi="ar_AE"/>
         </w:rPr>
         <w:t>كولوسي ١: ٩</w:t>
       </w:r>
       <w:r>
         <w:rPr>
-          <w:lang w:val="ar_AE" w:bidi="ar_AE"/>
-        </w:rPr>
-      </w:r>
-    </w:p>
-    <w:p>
-      <w:pPr>
-        <w:bidi/>
-      </w:pPr>
-      <w:r>
-        <w:rPr>
+          <w:rtl/>
+          <w:cs/>
+          <w:lang w:val="ar_AE" w:bidi="ar_AE"/>
+        </w:rPr>
+      </w:r>
+    </w:p>
+    <w:p>
+      <w:pPr>
+        <w:bidi/>
+      </w:pPr>
+      <w:r>
+        <w:rPr>
+          <w:rtl/>
+          <w:cs/>
           <w:lang w:val="ar_AE" w:bidi="ar_AE"/>
         </w:rPr>
       </w:r>
       <w:r>
         <w:rPr>
           <w:b/>
+          <w:rtl/>
+          <w:cs/>
           <w:lang w:val="ar_AE" w:bidi="ar_AE"/>
         </w:rPr>
         <w:t>بماذا يصلي بولس أن يمتلئ أهل كولوسي؟</w:t>
@@ -580,32 +718,42 @@
       </w:pPr>
       <w:r>
         <w:rPr>
-          <w:lang w:val="ar_AE" w:bidi="ar_AE"/>
-        </w:rPr>
-      </w:r>
-      <w:r>
-        <w:rPr>
+          <w:rtl/>
+          <w:cs/>
+          <w:lang w:val="ar_AE" w:bidi="ar_AE"/>
+        </w:rPr>
+      </w:r>
+      <w:r>
+        <w:rPr>
+          <w:rtl/>
+          <w:cs/>
           <w:lang w:val="ar_AE" w:bidi="ar_AE"/>
         </w:rPr>
         <w:t>يصلي بولس أن يمتلئ أهل كولوسي بمعرفة إرادة ٱللهِ وبكل حِكمة وفَهْم روحي.</w:t>
       </w:r>
       <w:r>
         <w:rPr>
-          <w:lang w:val="ar_AE" w:bidi="ar_AE"/>
-        </w:rPr>
-      </w:r>
-      <w:r>
-        <w:rPr>
-          <w:lang w:val="ar_AE" w:bidi="ar_AE"/>
-        </w:rPr>
-      </w:r>
-    </w:p>
-    <w:p>
-      <w:pPr>
-        <w:bidi/>
-      </w:pPr>
-      <w:r>
-        <w:rPr>
+          <w:rtl/>
+          <w:cs/>
+          <w:lang w:val="ar_AE" w:bidi="ar_AE"/>
+        </w:rPr>
+      </w:r>
+      <w:r>
+        <w:rPr>
+          <w:rtl/>
+          <w:cs/>
+          <w:lang w:val="ar_AE" w:bidi="ar_AE"/>
+        </w:rPr>
+      </w:r>
+    </w:p>
+    <w:p>
+      <w:pPr>
+        <w:bidi/>
+      </w:pPr>
+      <w:r>
+        <w:rPr>
+          <w:rtl/>
+          <w:cs/>
           <w:lang w:val="ar_AE" w:bidi="ar_AE"/>
         </w:rPr>
       </w:r>
@@ -617,28 +765,36 @@
       </w:pPr>
       <w:r>
         <w:rPr>
+          <w:rtl/>
+          <w:cs/>
           <w:lang w:val="ar_AE" w:bidi="ar_AE"/>
         </w:rPr>
         <w:t>كولوسي ١: ١٠</w:t>
       </w:r>
       <w:r>
         <w:rPr>
-          <w:lang w:val="ar_AE" w:bidi="ar_AE"/>
-        </w:rPr>
-      </w:r>
-    </w:p>
-    <w:p>
-      <w:pPr>
-        <w:bidi/>
-      </w:pPr>
-      <w:r>
-        <w:rPr>
+          <w:rtl/>
+          <w:cs/>
+          <w:lang w:val="ar_AE" w:bidi="ar_AE"/>
+        </w:rPr>
+      </w:r>
+    </w:p>
+    <w:p>
+      <w:pPr>
+        <w:bidi/>
+      </w:pPr>
+      <w:r>
+        <w:rPr>
+          <w:rtl/>
+          <w:cs/>
           <w:lang w:val="ar_AE" w:bidi="ar_AE"/>
         </w:rPr>
       </w:r>
       <w:r>
         <w:rPr>
           <w:b/>
+          <w:rtl/>
+          <w:cs/>
           <w:lang w:val="ar_AE" w:bidi="ar_AE"/>
         </w:rPr>
         <w:t>كيف يصلي بولس أن يسلك أهل كولوسي في حياتهم؟</w:t>
@@ -650,32 +806,42 @@
       </w:pPr>
       <w:r>
         <w:rPr>
-          <w:lang w:val="ar_AE" w:bidi="ar_AE"/>
-        </w:rPr>
-      </w:r>
-      <w:r>
-        <w:rPr>
+          <w:rtl/>
+          <w:cs/>
+          <w:lang w:val="ar_AE" w:bidi="ar_AE"/>
+        </w:rPr>
+      </w:r>
+      <w:r>
+        <w:rPr>
+          <w:rtl/>
+          <w:cs/>
           <w:lang w:val="ar_AE" w:bidi="ar_AE"/>
         </w:rPr>
         <w:t>يصلي بولس أن يسلك أهل كولوسي بطريقة جديرة بالرب، مثمرين في الأعمال الصالحة، ونامين في معرفة ٱللهِ.</w:t>
       </w:r>
       <w:r>
         <w:rPr>
-          <w:lang w:val="ar_AE" w:bidi="ar_AE"/>
-        </w:rPr>
-      </w:r>
-      <w:r>
-        <w:rPr>
-          <w:lang w:val="ar_AE" w:bidi="ar_AE"/>
-        </w:rPr>
-      </w:r>
-    </w:p>
-    <w:p>
-      <w:pPr>
-        <w:bidi/>
-      </w:pPr>
-      <w:r>
-        <w:rPr>
+          <w:rtl/>
+          <w:cs/>
+          <w:lang w:val="ar_AE" w:bidi="ar_AE"/>
+        </w:rPr>
+      </w:r>
+      <w:r>
+        <w:rPr>
+          <w:rtl/>
+          <w:cs/>
+          <w:lang w:val="ar_AE" w:bidi="ar_AE"/>
+        </w:rPr>
+      </w:r>
+    </w:p>
+    <w:p>
+      <w:pPr>
+        <w:bidi/>
+      </w:pPr>
+      <w:r>
+        <w:rPr>
+          <w:rtl/>
+          <w:cs/>
           <w:lang w:val="ar_AE" w:bidi="ar_AE"/>
         </w:rPr>
       </w:r>
@@ -687,28 +853,36 @@
       </w:pPr>
       <w:r>
         <w:rPr>
+          <w:rtl/>
+          <w:cs/>
           <w:lang w:val="ar_AE" w:bidi="ar_AE"/>
         </w:rPr>
         <w:t>كولوسي ١: ١٢</w:t>
       </w:r>
       <w:r>
         <w:rPr>
-          <w:lang w:val="ar_AE" w:bidi="ar_AE"/>
-        </w:rPr>
-      </w:r>
-    </w:p>
-    <w:p>
-      <w:pPr>
-        <w:bidi/>
-      </w:pPr>
-      <w:r>
-        <w:rPr>
+          <w:rtl/>
+          <w:cs/>
+          <w:lang w:val="ar_AE" w:bidi="ar_AE"/>
+        </w:rPr>
+      </w:r>
+    </w:p>
+    <w:p>
+      <w:pPr>
+        <w:bidi/>
+      </w:pPr>
+      <w:r>
+        <w:rPr>
+          <w:rtl/>
+          <w:cs/>
           <w:lang w:val="ar_AE" w:bidi="ar_AE"/>
         </w:rPr>
       </w:r>
       <w:r>
         <w:rPr>
           <w:b/>
+          <w:rtl/>
+          <w:cs/>
           <w:lang w:val="ar_AE" w:bidi="ar_AE"/>
         </w:rPr>
         <w:t>لأي شيء أُهِّل أولئك الذين كُرِّسوا لله؟</w:t>
@@ -720,32 +894,42 @@
       </w:pPr>
       <w:r>
         <w:rPr>
-          <w:lang w:val="ar_AE" w:bidi="ar_AE"/>
-        </w:rPr>
-      </w:r>
-      <w:r>
-        <w:rPr>
+          <w:rtl/>
+          <w:cs/>
+          <w:lang w:val="ar_AE" w:bidi="ar_AE"/>
+        </w:rPr>
+      </w:r>
+      <w:r>
+        <w:rPr>
+          <w:rtl/>
+          <w:cs/>
           <w:lang w:val="ar_AE" w:bidi="ar_AE"/>
         </w:rPr>
         <w:t>أولئك الذين كُرِّسوا لله أُهِّلوا ليكون لهم نصيب في الميراث في النور.</w:t>
       </w:r>
       <w:r>
         <w:rPr>
-          <w:lang w:val="ar_AE" w:bidi="ar_AE"/>
-        </w:rPr>
-      </w:r>
-      <w:r>
-        <w:rPr>
-          <w:lang w:val="ar_AE" w:bidi="ar_AE"/>
-        </w:rPr>
-      </w:r>
-    </w:p>
-    <w:p>
-      <w:pPr>
-        <w:bidi/>
-      </w:pPr>
-      <w:r>
-        <w:rPr>
+          <w:rtl/>
+          <w:cs/>
+          <w:lang w:val="ar_AE" w:bidi="ar_AE"/>
+        </w:rPr>
+      </w:r>
+      <w:r>
+        <w:rPr>
+          <w:rtl/>
+          <w:cs/>
+          <w:lang w:val="ar_AE" w:bidi="ar_AE"/>
+        </w:rPr>
+      </w:r>
+    </w:p>
+    <w:p>
+      <w:pPr>
+        <w:bidi/>
+      </w:pPr>
+      <w:r>
+        <w:rPr>
+          <w:rtl/>
+          <w:cs/>
           <w:lang w:val="ar_AE" w:bidi="ar_AE"/>
         </w:rPr>
       </w:r>
@@ -757,28 +941,36 @@
       </w:pPr>
       <w:r>
         <w:rPr>
+          <w:rtl/>
+          <w:cs/>
           <w:lang w:val="ar_AE" w:bidi="ar_AE"/>
         </w:rPr>
         <w:t>كولوسي ١: ١٣</w:t>
       </w:r>
       <w:r>
         <w:rPr>
-          <w:lang w:val="ar_AE" w:bidi="ar_AE"/>
-        </w:rPr>
-      </w:r>
-    </w:p>
-    <w:p>
-      <w:pPr>
-        <w:bidi/>
-      </w:pPr>
-      <w:r>
-        <w:rPr>
+          <w:rtl/>
+          <w:cs/>
+          <w:lang w:val="ar_AE" w:bidi="ar_AE"/>
+        </w:rPr>
+      </w:r>
+    </w:p>
+    <w:p>
+      <w:pPr>
+        <w:bidi/>
+      </w:pPr>
+      <w:r>
+        <w:rPr>
+          <w:rtl/>
+          <w:cs/>
           <w:lang w:val="ar_AE" w:bidi="ar_AE"/>
         </w:rPr>
       </w:r>
       <w:r>
         <w:rPr>
           <w:b/>
+          <w:rtl/>
+          <w:cs/>
           <w:lang w:val="ar_AE" w:bidi="ar_AE"/>
         </w:rPr>
         <w:t>مما أنقَذ الآب أولئك الذين خصَّصهم لنفسه؟</w:t>
@@ -790,32 +982,42 @@
       </w:pPr>
       <w:r>
         <w:rPr>
-          <w:lang w:val="ar_AE" w:bidi="ar_AE"/>
-        </w:rPr>
-      </w:r>
-      <w:r>
-        <w:rPr>
+          <w:rtl/>
+          <w:cs/>
+          <w:lang w:val="ar_AE" w:bidi="ar_AE"/>
+        </w:rPr>
+      </w:r>
+      <w:r>
+        <w:rPr>
+          <w:rtl/>
+          <w:cs/>
           <w:lang w:val="ar_AE" w:bidi="ar_AE"/>
         </w:rPr>
         <w:t>أنقذهم من سُلطان الظلمة ونقلهم إلى ملكوت ابنه.</w:t>
       </w:r>
       <w:r>
         <w:rPr>
-          <w:lang w:val="ar_AE" w:bidi="ar_AE"/>
-        </w:rPr>
-      </w:r>
-      <w:r>
-        <w:rPr>
-          <w:lang w:val="ar_AE" w:bidi="ar_AE"/>
-        </w:rPr>
-      </w:r>
-    </w:p>
-    <w:p>
-      <w:pPr>
-        <w:bidi/>
-      </w:pPr>
-      <w:r>
-        <w:rPr>
+          <w:rtl/>
+          <w:cs/>
+          <w:lang w:val="ar_AE" w:bidi="ar_AE"/>
+        </w:rPr>
+      </w:r>
+      <w:r>
+        <w:rPr>
+          <w:rtl/>
+          <w:cs/>
+          <w:lang w:val="ar_AE" w:bidi="ar_AE"/>
+        </w:rPr>
+      </w:r>
+    </w:p>
+    <w:p>
+      <w:pPr>
+        <w:bidi/>
+      </w:pPr>
+      <w:r>
+        <w:rPr>
+          <w:rtl/>
+          <w:cs/>
           <w:lang w:val="ar_AE" w:bidi="ar_AE"/>
         </w:rPr>
       </w:r>
@@ -827,28 +1029,36 @@
       </w:pPr>
       <w:r>
         <w:rPr>
+          <w:rtl/>
+          <w:cs/>
           <w:lang w:val="ar_AE" w:bidi="ar_AE"/>
         </w:rPr>
         <w:t>كولوسي ١: ١٤</w:t>
       </w:r>
       <w:r>
         <w:rPr>
-          <w:lang w:val="ar_AE" w:bidi="ar_AE"/>
-        </w:rPr>
-      </w:r>
-    </w:p>
-    <w:p>
-      <w:pPr>
-        <w:bidi/>
-      </w:pPr>
-      <w:r>
-        <w:rPr>
+          <w:rtl/>
+          <w:cs/>
+          <w:lang w:val="ar_AE" w:bidi="ar_AE"/>
+        </w:rPr>
+      </w:r>
+    </w:p>
+    <w:p>
+      <w:pPr>
+        <w:bidi/>
+      </w:pPr>
+      <w:r>
+        <w:rPr>
+          <w:rtl/>
+          <w:cs/>
           <w:lang w:val="ar_AE" w:bidi="ar_AE"/>
         </w:rPr>
       </w:r>
       <w:r>
         <w:rPr>
           <w:b/>
+          <w:rtl/>
+          <w:cs/>
           <w:lang w:val="ar_AE" w:bidi="ar_AE"/>
         </w:rPr>
         <w:t>في ٱلْمَسِيحِ، لدينا الفداء، بأي معنى؟</w:t>
@@ -860,32 +1070,42 @@
       </w:pPr>
       <w:r>
         <w:rPr>
-          <w:lang w:val="ar_AE" w:bidi="ar_AE"/>
-        </w:rPr>
-      </w:r>
-      <w:r>
-        <w:rPr>
+          <w:rtl/>
+          <w:cs/>
+          <w:lang w:val="ar_AE" w:bidi="ar_AE"/>
+        </w:rPr>
+      </w:r>
+      <w:r>
+        <w:rPr>
+          <w:rtl/>
+          <w:cs/>
           <w:lang w:val="ar_AE" w:bidi="ar_AE"/>
         </w:rPr>
         <w:t>في ٱلْمَسِيحِ لدينا الفداء، الذي هو غفران الخطايا.</w:t>
       </w:r>
       <w:r>
         <w:rPr>
-          <w:lang w:val="ar_AE" w:bidi="ar_AE"/>
-        </w:rPr>
-      </w:r>
-      <w:r>
-        <w:rPr>
-          <w:lang w:val="ar_AE" w:bidi="ar_AE"/>
-        </w:rPr>
-      </w:r>
-    </w:p>
-    <w:p>
-      <w:pPr>
-        <w:bidi/>
-      </w:pPr>
-      <w:r>
-        <w:rPr>
+          <w:rtl/>
+          <w:cs/>
+          <w:lang w:val="ar_AE" w:bidi="ar_AE"/>
+        </w:rPr>
+      </w:r>
+      <w:r>
+        <w:rPr>
+          <w:rtl/>
+          <w:cs/>
+          <w:lang w:val="ar_AE" w:bidi="ar_AE"/>
+        </w:rPr>
+      </w:r>
+    </w:p>
+    <w:p>
+      <w:pPr>
+        <w:bidi/>
+      </w:pPr>
+      <w:r>
+        <w:rPr>
+          <w:rtl/>
+          <w:cs/>
           <w:lang w:val="ar_AE" w:bidi="ar_AE"/>
         </w:rPr>
       </w:r>
@@ -897,28 +1117,36 @@
       </w:pPr>
       <w:r>
         <w:rPr>
+          <w:rtl/>
+          <w:cs/>
           <w:lang w:val="ar_AE" w:bidi="ar_AE"/>
         </w:rPr>
         <w:t>كولوسي ١: ١٥</w:t>
       </w:r>
       <w:r>
         <w:rPr>
-          <w:lang w:val="ar_AE" w:bidi="ar_AE"/>
-        </w:rPr>
-      </w:r>
-    </w:p>
-    <w:p>
-      <w:pPr>
-        <w:bidi/>
-      </w:pPr>
-      <w:r>
-        <w:rPr>
+          <w:rtl/>
+          <w:cs/>
+          <w:lang w:val="ar_AE" w:bidi="ar_AE"/>
+        </w:rPr>
+      </w:r>
+    </w:p>
+    <w:p>
+      <w:pPr>
+        <w:bidi/>
+      </w:pPr>
+      <w:r>
+        <w:rPr>
+          <w:rtl/>
+          <w:cs/>
           <w:lang w:val="ar_AE" w:bidi="ar_AE"/>
         </w:rPr>
       </w:r>
       <w:r>
         <w:rPr>
           <w:b/>
+          <w:rtl/>
+          <w:cs/>
           <w:lang w:val="ar_AE" w:bidi="ar_AE"/>
         </w:rPr>
         <w:t>الابن هو صورة مَن؟</w:t>
@@ -930,32 +1158,42 @@
       </w:pPr>
       <w:r>
         <w:rPr>
-          <w:lang w:val="ar_AE" w:bidi="ar_AE"/>
-        </w:rPr>
-      </w:r>
-      <w:r>
-        <w:rPr>
+          <w:rtl/>
+          <w:cs/>
+          <w:lang w:val="ar_AE" w:bidi="ar_AE"/>
+        </w:rPr>
+      </w:r>
+      <w:r>
+        <w:rPr>
+          <w:rtl/>
+          <w:cs/>
           <w:lang w:val="ar_AE" w:bidi="ar_AE"/>
         </w:rPr>
         <w:t>الابن هو صورة الله غير المنظور.</w:t>
       </w:r>
       <w:r>
         <w:rPr>
-          <w:lang w:val="ar_AE" w:bidi="ar_AE"/>
-        </w:rPr>
-      </w:r>
-      <w:r>
-        <w:rPr>
-          <w:lang w:val="ar_AE" w:bidi="ar_AE"/>
-        </w:rPr>
-      </w:r>
-    </w:p>
-    <w:p>
-      <w:pPr>
-        <w:bidi/>
-      </w:pPr>
-      <w:r>
-        <w:rPr>
+          <w:rtl/>
+          <w:cs/>
+          <w:lang w:val="ar_AE" w:bidi="ar_AE"/>
+        </w:rPr>
+      </w:r>
+      <w:r>
+        <w:rPr>
+          <w:rtl/>
+          <w:cs/>
+          <w:lang w:val="ar_AE" w:bidi="ar_AE"/>
+        </w:rPr>
+      </w:r>
+    </w:p>
+    <w:p>
+      <w:pPr>
+        <w:bidi/>
+      </w:pPr>
+      <w:r>
+        <w:rPr>
+          <w:rtl/>
+          <w:cs/>
           <w:lang w:val="ar_AE" w:bidi="ar_AE"/>
         </w:rPr>
       </w:r>
@@ -967,28 +1205,36 @@
       </w:pPr>
       <w:r>
         <w:rPr>
+          <w:rtl/>
+          <w:cs/>
           <w:lang w:val="ar_AE" w:bidi="ar_AE"/>
         </w:rPr>
         <w:t>كولوسي ١: ١٦</w:t>
       </w:r>
       <w:r>
         <w:rPr>
-          <w:lang w:val="ar_AE" w:bidi="ar_AE"/>
-        </w:rPr>
-      </w:r>
-    </w:p>
-    <w:p>
-      <w:pPr>
-        <w:bidi/>
-      </w:pPr>
-      <w:r>
-        <w:rPr>
+          <w:rtl/>
+          <w:cs/>
+          <w:lang w:val="ar_AE" w:bidi="ar_AE"/>
+        </w:rPr>
+      </w:r>
+    </w:p>
+    <w:p>
+      <w:pPr>
+        <w:bidi/>
+      </w:pPr>
+      <w:r>
+        <w:rPr>
+          <w:rtl/>
+          <w:cs/>
           <w:lang w:val="ar_AE" w:bidi="ar_AE"/>
         </w:rPr>
       </w:r>
       <w:r>
         <w:rPr>
           <w:b/>
+          <w:rtl/>
+          <w:cs/>
           <w:lang w:val="ar_AE" w:bidi="ar_AE"/>
         </w:rPr>
         <w:t>ما الذي خُلِقَ بيَسوع ٱلْمَسِيحِ وله؟</w:t>
@@ -1000,32 +1246,42 @@
       </w:pPr>
       <w:r>
         <w:rPr>
-          <w:lang w:val="ar_AE" w:bidi="ar_AE"/>
-        </w:rPr>
-      </w:r>
-      <w:r>
-        <w:rPr>
+          <w:rtl/>
+          <w:cs/>
+          <w:lang w:val="ar_AE" w:bidi="ar_AE"/>
+        </w:rPr>
+      </w:r>
+      <w:r>
+        <w:rPr>
+          <w:rtl/>
+          <w:cs/>
           <w:lang w:val="ar_AE" w:bidi="ar_AE"/>
         </w:rPr>
         <w:t>كل الأشياء خُلقت بيَسوع ٱلْمَسِيحِ ولأجله.</w:t>
       </w:r>
       <w:r>
         <w:rPr>
-          <w:lang w:val="ar_AE" w:bidi="ar_AE"/>
-        </w:rPr>
-      </w:r>
-      <w:r>
-        <w:rPr>
-          <w:lang w:val="ar_AE" w:bidi="ar_AE"/>
-        </w:rPr>
-      </w:r>
-    </w:p>
-    <w:p>
-      <w:pPr>
-        <w:bidi/>
-      </w:pPr>
-      <w:r>
-        <w:rPr>
+          <w:rtl/>
+          <w:cs/>
+          <w:lang w:val="ar_AE" w:bidi="ar_AE"/>
+        </w:rPr>
+      </w:r>
+      <w:r>
+        <w:rPr>
+          <w:rtl/>
+          <w:cs/>
+          <w:lang w:val="ar_AE" w:bidi="ar_AE"/>
+        </w:rPr>
+      </w:r>
+    </w:p>
+    <w:p>
+      <w:pPr>
+        <w:bidi/>
+      </w:pPr>
+      <w:r>
+        <w:rPr>
+          <w:rtl/>
+          <w:cs/>
           <w:lang w:val="ar_AE" w:bidi="ar_AE"/>
         </w:rPr>
       </w:r>
@@ -1037,28 +1293,36 @@
       </w:pPr>
       <w:r>
         <w:rPr>
+          <w:rtl/>
+          <w:cs/>
           <w:lang w:val="ar_AE" w:bidi="ar_AE"/>
         </w:rPr>
         <w:t>كولوسي 1: 20</w:t>
       </w:r>
       <w:r>
         <w:rPr>
-          <w:lang w:val="ar_AE" w:bidi="ar_AE"/>
-        </w:rPr>
-      </w:r>
-    </w:p>
-    <w:p>
-      <w:pPr>
-        <w:bidi/>
-      </w:pPr>
-      <w:r>
-        <w:rPr>
+          <w:rtl/>
+          <w:cs/>
+          <w:lang w:val="ar_AE" w:bidi="ar_AE"/>
+        </w:rPr>
+      </w:r>
+    </w:p>
+    <w:p>
+      <w:pPr>
+        <w:bidi/>
+      </w:pPr>
+      <w:r>
+        <w:rPr>
+          <w:rtl/>
+          <w:cs/>
           <w:lang w:val="ar_AE" w:bidi="ar_AE"/>
         </w:rPr>
       </w:r>
       <w:r>
         <w:rPr>
           <w:b/>
+          <w:rtl/>
+          <w:cs/>
           <w:lang w:val="ar_AE" w:bidi="ar_AE"/>
         </w:rPr>
         <w:t>كيف صالح ٱلله كل الأشياء لنفسه؟</w:t>
@@ -1070,32 +1334,42 @@
       </w:pPr>
       <w:r>
         <w:rPr>
-          <w:lang w:val="ar_AE" w:bidi="ar_AE"/>
-        </w:rPr>
-      </w:r>
-      <w:r>
-        <w:rPr>
+          <w:rtl/>
+          <w:cs/>
+          <w:lang w:val="ar_AE" w:bidi="ar_AE"/>
+        </w:rPr>
+      </w:r>
+      <w:r>
+        <w:rPr>
+          <w:rtl/>
+          <w:cs/>
           <w:lang w:val="ar_AE" w:bidi="ar_AE"/>
         </w:rPr>
         <w:t>صالح ٱلله كل الأشياء لنفسه عندما صنع سلامًا بدَم ابنه.</w:t>
       </w:r>
       <w:r>
         <w:rPr>
-          <w:lang w:val="ar_AE" w:bidi="ar_AE"/>
-        </w:rPr>
-      </w:r>
-      <w:r>
-        <w:rPr>
-          <w:lang w:val="ar_AE" w:bidi="ar_AE"/>
-        </w:rPr>
-      </w:r>
-    </w:p>
-    <w:p>
-      <w:pPr>
-        <w:bidi/>
-      </w:pPr>
-      <w:r>
-        <w:rPr>
+          <w:rtl/>
+          <w:cs/>
+          <w:lang w:val="ar_AE" w:bidi="ar_AE"/>
+        </w:rPr>
+      </w:r>
+      <w:r>
+        <w:rPr>
+          <w:rtl/>
+          <w:cs/>
+          <w:lang w:val="ar_AE" w:bidi="ar_AE"/>
+        </w:rPr>
+      </w:r>
+    </w:p>
+    <w:p>
+      <w:pPr>
+        <w:bidi/>
+      </w:pPr>
+      <w:r>
+        <w:rPr>
+          <w:rtl/>
+          <w:cs/>
           <w:lang w:val="ar_AE" w:bidi="ar_AE"/>
         </w:rPr>
       </w:r>
@@ -1107,28 +1381,36 @@
       </w:pPr>
       <w:r>
         <w:rPr>
+          <w:rtl/>
+          <w:cs/>
           <w:lang w:val="ar_AE" w:bidi="ar_AE"/>
         </w:rPr>
         <w:t>كولوسي 1: 21</w:t>
       </w:r>
       <w:r>
         <w:rPr>
-          <w:lang w:val="ar_AE" w:bidi="ar_AE"/>
-        </w:rPr>
-      </w:r>
-    </w:p>
-    <w:p>
-      <w:pPr>
-        <w:bidi/>
-      </w:pPr>
-      <w:r>
-        <w:rPr>
+          <w:rtl/>
+          <w:cs/>
+          <w:lang w:val="ar_AE" w:bidi="ar_AE"/>
+        </w:rPr>
+      </w:r>
+    </w:p>
+    <w:p>
+      <w:pPr>
+        <w:bidi/>
+      </w:pPr>
+      <w:r>
+        <w:rPr>
+          <w:rtl/>
+          <w:cs/>
           <w:lang w:val="ar_AE" w:bidi="ar_AE"/>
         </w:rPr>
       </w:r>
       <w:r>
         <w:rPr>
           <w:b/>
+          <w:rtl/>
+          <w:cs/>
           <w:lang w:val="ar_AE" w:bidi="ar_AE"/>
         </w:rPr>
         <w:t>ما عَلاقة أهل كولوسي بٱللهِ قبل أن يؤمنوا بالإنجيل؟</w:t>
@@ -1140,32 +1422,42 @@
       </w:pPr>
       <w:r>
         <w:rPr>
-          <w:lang w:val="ar_AE" w:bidi="ar_AE"/>
-        </w:rPr>
-      </w:r>
-      <w:r>
-        <w:rPr>
+          <w:rtl/>
+          <w:cs/>
+          <w:lang w:val="ar_AE" w:bidi="ar_AE"/>
+        </w:rPr>
+      </w:r>
+      <w:r>
+        <w:rPr>
+          <w:rtl/>
+          <w:cs/>
           <w:lang w:val="ar_AE" w:bidi="ar_AE"/>
         </w:rPr>
         <w:t>قبل الإيمان بالإنجيل، كان أهل كولوسي مُنفصلين عن ٱللهِ وكانوا أعداءه.</w:t>
       </w:r>
       <w:r>
         <w:rPr>
-          <w:lang w:val="ar_AE" w:bidi="ar_AE"/>
-        </w:rPr>
-      </w:r>
-      <w:r>
-        <w:rPr>
-          <w:lang w:val="ar_AE" w:bidi="ar_AE"/>
-        </w:rPr>
-      </w:r>
-    </w:p>
-    <w:p>
-      <w:pPr>
-        <w:bidi/>
-      </w:pPr>
-      <w:r>
-        <w:rPr>
+          <w:rtl/>
+          <w:cs/>
+          <w:lang w:val="ar_AE" w:bidi="ar_AE"/>
+        </w:rPr>
+      </w:r>
+      <w:r>
+        <w:rPr>
+          <w:rtl/>
+          <w:cs/>
+          <w:lang w:val="ar_AE" w:bidi="ar_AE"/>
+        </w:rPr>
+      </w:r>
+    </w:p>
+    <w:p>
+      <w:pPr>
+        <w:bidi/>
+      </w:pPr>
+      <w:r>
+        <w:rPr>
+          <w:rtl/>
+          <w:cs/>
           <w:lang w:val="ar_AE" w:bidi="ar_AE"/>
         </w:rPr>
       </w:r>
@@ -1177,28 +1469,36 @@
       </w:pPr>
       <w:r>
         <w:rPr>
+          <w:rtl/>
+          <w:cs/>
           <w:lang w:val="ar_AE" w:bidi="ar_AE"/>
         </w:rPr>
         <w:t>كولوسي ١: ٢٣</w:t>
       </w:r>
       <w:r>
         <w:rPr>
-          <w:lang w:val="ar_AE" w:bidi="ar_AE"/>
-        </w:rPr>
-      </w:r>
-    </w:p>
-    <w:p>
-      <w:pPr>
-        <w:bidi/>
-      </w:pPr>
-      <w:r>
-        <w:rPr>
+          <w:rtl/>
+          <w:cs/>
+          <w:lang w:val="ar_AE" w:bidi="ar_AE"/>
+        </w:rPr>
+      </w:r>
+    </w:p>
+    <w:p>
+      <w:pPr>
+        <w:bidi/>
+      </w:pPr>
+      <w:r>
+        <w:rPr>
+          <w:rtl/>
+          <w:cs/>
           <w:lang w:val="ar_AE" w:bidi="ar_AE"/>
         </w:rPr>
       </w:r>
       <w:r>
         <w:rPr>
           <w:b/>
+          <w:rtl/>
+          <w:cs/>
           <w:lang w:val="ar_AE" w:bidi="ar_AE"/>
         </w:rPr>
         <w:t>ماذا يجب أن يستمر أهل كولوسي في فعله؟</w:t>
@@ -1210,32 +1510,42 @@
       </w:pPr>
       <w:r>
         <w:rPr>
-          <w:lang w:val="ar_AE" w:bidi="ar_AE"/>
-        </w:rPr>
-      </w:r>
-      <w:r>
-        <w:rPr>
+          <w:rtl/>
+          <w:cs/>
+          <w:lang w:val="ar_AE" w:bidi="ar_AE"/>
+        </w:rPr>
+      </w:r>
+      <w:r>
+        <w:rPr>
+          <w:rtl/>
+          <w:cs/>
           <w:lang w:val="ar_AE" w:bidi="ar_AE"/>
         </w:rPr>
         <w:t>يجب أن يستمر أهل كولوسي في الثبات على الإيمان والثقة في الإنجيل.</w:t>
       </w:r>
       <w:r>
         <w:rPr>
-          <w:lang w:val="ar_AE" w:bidi="ar_AE"/>
-        </w:rPr>
-      </w:r>
-      <w:r>
-        <w:rPr>
-          <w:lang w:val="ar_AE" w:bidi="ar_AE"/>
-        </w:rPr>
-      </w:r>
-    </w:p>
-    <w:p>
-      <w:pPr>
-        <w:bidi/>
-      </w:pPr>
-      <w:r>
-        <w:rPr>
+          <w:rtl/>
+          <w:cs/>
+          <w:lang w:val="ar_AE" w:bidi="ar_AE"/>
+        </w:rPr>
+      </w:r>
+      <w:r>
+        <w:rPr>
+          <w:rtl/>
+          <w:cs/>
+          <w:lang w:val="ar_AE" w:bidi="ar_AE"/>
+        </w:rPr>
+      </w:r>
+    </w:p>
+    <w:p>
+      <w:pPr>
+        <w:bidi/>
+      </w:pPr>
+      <w:r>
+        <w:rPr>
+          <w:rtl/>
+          <w:cs/>
           <w:lang w:val="ar_AE" w:bidi="ar_AE"/>
         </w:rPr>
       </w:r>
@@ -1247,28 +1557,36 @@
       </w:pPr>
       <w:r>
         <w:rPr>
+          <w:rtl/>
+          <w:cs/>
           <w:lang w:val="ar_AE" w:bidi="ar_AE"/>
         </w:rPr>
         <w:t>كولوسي 1: 24</w:t>
       </w:r>
       <w:r>
         <w:rPr>
-          <w:lang w:val="ar_AE" w:bidi="ar_AE"/>
-        </w:rPr>
-      </w:r>
-    </w:p>
-    <w:p>
-      <w:pPr>
-        <w:bidi/>
-      </w:pPr>
-      <w:r>
-        <w:rPr>
+          <w:rtl/>
+          <w:cs/>
+          <w:lang w:val="ar_AE" w:bidi="ar_AE"/>
+        </w:rPr>
+      </w:r>
+    </w:p>
+    <w:p>
+      <w:pPr>
+        <w:bidi/>
+      </w:pPr>
+      <w:r>
+        <w:rPr>
+          <w:rtl/>
+          <w:cs/>
           <w:lang w:val="ar_AE" w:bidi="ar_AE"/>
         </w:rPr>
       </w:r>
       <w:r>
         <w:rPr>
           <w:b/>
+          <w:rtl/>
+          <w:cs/>
           <w:lang w:val="ar_AE" w:bidi="ar_AE"/>
         </w:rPr>
         <w:t>مِن أجل مَن يتألم بولس، وما موقفه؟</w:t>
@@ -1280,32 +1598,42 @@
       </w:pPr>
       <w:r>
         <w:rPr>
-          <w:lang w:val="ar_AE" w:bidi="ar_AE"/>
-        </w:rPr>
-      </w:r>
-      <w:r>
-        <w:rPr>
+          <w:rtl/>
+          <w:cs/>
+          <w:lang w:val="ar_AE" w:bidi="ar_AE"/>
+        </w:rPr>
+      </w:r>
+      <w:r>
+        <w:rPr>
+          <w:rtl/>
+          <w:cs/>
           <w:lang w:val="ar_AE" w:bidi="ar_AE"/>
         </w:rPr>
         <w:t>يتألم بولس مِن أجل الكنيسة، وهو يفرح بذلك.</w:t>
       </w:r>
       <w:r>
         <w:rPr>
-          <w:lang w:val="ar_AE" w:bidi="ar_AE"/>
-        </w:rPr>
-      </w:r>
-      <w:r>
-        <w:rPr>
-          <w:lang w:val="ar_AE" w:bidi="ar_AE"/>
-        </w:rPr>
-      </w:r>
-    </w:p>
-    <w:p>
-      <w:pPr>
-        <w:bidi/>
-      </w:pPr>
-      <w:r>
-        <w:rPr>
+          <w:rtl/>
+          <w:cs/>
+          <w:lang w:val="ar_AE" w:bidi="ar_AE"/>
+        </w:rPr>
+      </w:r>
+      <w:r>
+        <w:rPr>
+          <w:rtl/>
+          <w:cs/>
+          <w:lang w:val="ar_AE" w:bidi="ar_AE"/>
+        </w:rPr>
+      </w:r>
+    </w:p>
+    <w:p>
+      <w:pPr>
+        <w:bidi/>
+      </w:pPr>
+      <w:r>
+        <w:rPr>
+          <w:rtl/>
+          <w:cs/>
           <w:lang w:val="ar_AE" w:bidi="ar_AE"/>
         </w:rPr>
       </w:r>
@@ -1317,28 +1645,36 @@
       </w:pPr>
       <w:r>
         <w:rPr>
+          <w:rtl/>
+          <w:cs/>
           <w:lang w:val="ar_AE" w:bidi="ar_AE"/>
         </w:rPr>
         <w:t>كولوسي ١: ٢٧</w:t>
       </w:r>
       <w:r>
         <w:rPr>
-          <w:lang w:val="ar_AE" w:bidi="ar_AE"/>
-        </w:rPr>
-      </w:r>
-    </w:p>
-    <w:p>
-      <w:pPr>
-        <w:bidi/>
-      </w:pPr>
-      <w:r>
-        <w:rPr>
+          <w:rtl/>
+          <w:cs/>
+          <w:lang w:val="ar_AE" w:bidi="ar_AE"/>
+        </w:rPr>
+      </w:r>
+    </w:p>
+    <w:p>
+      <w:pPr>
+        <w:bidi/>
+      </w:pPr>
+      <w:r>
+        <w:rPr>
+          <w:rtl/>
+          <w:cs/>
           <w:lang w:val="ar_AE" w:bidi="ar_AE"/>
         </w:rPr>
       </w:r>
       <w:r>
         <w:rPr>
           <w:b/>
+          <w:rtl/>
+          <w:cs/>
           <w:lang w:val="ar_AE" w:bidi="ar_AE"/>
         </w:rPr>
         <w:t>ما السِر الذي كان مَخفيًا مُدَّة طويلة ولكنه أُظهِرَ الآن؟</w:t>
@@ -1350,32 +1686,42 @@
       </w:pPr>
       <w:r>
         <w:rPr>
-          <w:lang w:val="ar_AE" w:bidi="ar_AE"/>
-        </w:rPr>
-      </w:r>
-      <w:r>
-        <w:rPr>
+          <w:rtl/>
+          <w:cs/>
+          <w:lang w:val="ar_AE" w:bidi="ar_AE"/>
+        </w:rPr>
+      </w:r>
+      <w:r>
+        <w:rPr>
+          <w:rtl/>
+          <w:cs/>
           <w:lang w:val="ar_AE" w:bidi="ar_AE"/>
         </w:rPr>
         <w:t>السر الذي كان مخفيًا لدهور ولكنه الآن قد كُشف هو: ٱلْمَسِيحِ فيكم، رجاء المجد.</w:t>
       </w:r>
       <w:r>
         <w:rPr>
-          <w:lang w:val="ar_AE" w:bidi="ar_AE"/>
-        </w:rPr>
-      </w:r>
-      <w:r>
-        <w:rPr>
-          <w:lang w:val="ar_AE" w:bidi="ar_AE"/>
-        </w:rPr>
-      </w:r>
-    </w:p>
-    <w:p>
-      <w:pPr>
-        <w:bidi/>
-      </w:pPr>
-      <w:r>
-        <w:rPr>
+          <w:rtl/>
+          <w:cs/>
+          <w:lang w:val="ar_AE" w:bidi="ar_AE"/>
+        </w:rPr>
+      </w:r>
+      <w:r>
+        <w:rPr>
+          <w:rtl/>
+          <w:cs/>
+          <w:lang w:val="ar_AE" w:bidi="ar_AE"/>
+        </w:rPr>
+      </w:r>
+    </w:p>
+    <w:p>
+      <w:pPr>
+        <w:bidi/>
+      </w:pPr>
+      <w:r>
+        <w:rPr>
+          <w:rtl/>
+          <w:cs/>
           <w:lang w:val="ar_AE" w:bidi="ar_AE"/>
         </w:rPr>
       </w:r>
@@ -1387,28 +1733,36 @@
       </w:pPr>
       <w:r>
         <w:rPr>
+          <w:rtl/>
+          <w:cs/>
           <w:lang w:val="ar_AE" w:bidi="ar_AE"/>
         </w:rPr>
         <w:t>كولوسي 1: 28</w:t>
       </w:r>
       <w:r>
         <w:rPr>
-          <w:lang w:val="ar_AE" w:bidi="ar_AE"/>
-        </w:rPr>
-      </w:r>
-    </w:p>
-    <w:p>
-      <w:pPr>
-        <w:bidi/>
-      </w:pPr>
-      <w:r>
-        <w:rPr>
+          <w:rtl/>
+          <w:cs/>
+          <w:lang w:val="ar_AE" w:bidi="ar_AE"/>
+        </w:rPr>
+      </w:r>
+    </w:p>
+    <w:p>
+      <w:pPr>
+        <w:bidi/>
+      </w:pPr>
+      <w:r>
+        <w:rPr>
+          <w:rtl/>
+          <w:cs/>
           <w:lang w:val="ar_AE" w:bidi="ar_AE"/>
         </w:rPr>
       </w:r>
       <w:r>
         <w:rPr>
           <w:b/>
+          <w:rtl/>
+          <w:cs/>
           <w:lang w:val="ar_AE" w:bidi="ar_AE"/>
         </w:rPr>
         <w:t>ما الهدف الذي يُوبِّخ ويُعلِّم من أجله بولس كل إنسان؟</w:t>
@@ -1420,32 +1774,42 @@
       </w:pPr>
       <w:r>
         <w:rPr>
-          <w:lang w:val="ar_AE" w:bidi="ar_AE"/>
-        </w:rPr>
-      </w:r>
-      <w:r>
-        <w:rPr>
+          <w:rtl/>
+          <w:cs/>
+          <w:lang w:val="ar_AE" w:bidi="ar_AE"/>
+        </w:rPr>
+      </w:r>
+      <w:r>
+        <w:rPr>
+          <w:rtl/>
+          <w:cs/>
           <w:lang w:val="ar_AE" w:bidi="ar_AE"/>
         </w:rPr>
         <w:t>هدف بولس هو تقديم كل إنسان كاملًا في ٱلْمَسِيحِ.</w:t>
       </w:r>
       <w:r>
         <w:rPr>
-          <w:lang w:val="ar_AE" w:bidi="ar_AE"/>
-        </w:rPr>
-      </w:r>
-      <w:r>
-        <w:rPr>
-          <w:lang w:val="ar_AE" w:bidi="ar_AE"/>
-        </w:rPr>
-      </w:r>
-    </w:p>
-    <w:p>
-      <w:pPr>
-        <w:bidi/>
-      </w:pPr>
-      <w:r>
-        <w:rPr>
+          <w:rtl/>
+          <w:cs/>
+          <w:lang w:val="ar_AE" w:bidi="ar_AE"/>
+        </w:rPr>
+      </w:r>
+      <w:r>
+        <w:rPr>
+          <w:rtl/>
+          <w:cs/>
+          <w:lang w:val="ar_AE" w:bidi="ar_AE"/>
+        </w:rPr>
+      </w:r>
+    </w:p>
+    <w:p>
+      <w:pPr>
+        <w:bidi/>
+      </w:pPr>
+      <w:r>
+        <w:rPr>
+          <w:rtl/>
+          <w:cs/>
           <w:lang w:val="ar_AE" w:bidi="ar_AE"/>
         </w:rPr>
       </w:r>
@@ -1457,28 +1821,36 @@
       </w:pPr>
       <w:r>
         <w:rPr>
+          <w:rtl/>
+          <w:cs/>
           <w:lang w:val="ar_AE" w:bidi="ar_AE"/>
         </w:rPr>
         <w:t>كولوسي ٢:٢</w:t>
       </w:r>
       <w:r>
         <w:rPr>
-          <w:lang w:val="ar_AE" w:bidi="ar_AE"/>
-        </w:rPr>
-      </w:r>
-    </w:p>
-    <w:p>
-      <w:pPr>
-        <w:bidi/>
-      </w:pPr>
-      <w:r>
-        <w:rPr>
+          <w:rtl/>
+          <w:cs/>
+          <w:lang w:val="ar_AE" w:bidi="ar_AE"/>
+        </w:rPr>
+      </w:r>
+    </w:p>
+    <w:p>
+      <w:pPr>
+        <w:bidi/>
+      </w:pPr>
+      <w:r>
+        <w:rPr>
+          <w:rtl/>
+          <w:cs/>
           <w:lang w:val="ar_AE" w:bidi="ar_AE"/>
         </w:rPr>
       </w:r>
       <w:r>
         <w:rPr>
           <w:b/>
+          <w:rtl/>
+          <w:cs/>
           <w:lang w:val="ar_AE" w:bidi="ar_AE"/>
         </w:rPr>
         <w:t>ما سر ٱللهِ؟</w:t>
@@ -1490,32 +1862,42 @@
       </w:pPr>
       <w:r>
         <w:rPr>
-          <w:lang w:val="ar_AE" w:bidi="ar_AE"/>
-        </w:rPr>
-      </w:r>
-      <w:r>
-        <w:rPr>
+          <w:rtl/>
+          <w:cs/>
+          <w:lang w:val="ar_AE" w:bidi="ar_AE"/>
+        </w:rPr>
+      </w:r>
+      <w:r>
+        <w:rPr>
+          <w:rtl/>
+          <w:cs/>
           <w:lang w:val="ar_AE" w:bidi="ar_AE"/>
         </w:rPr>
         <w:t>سِرّ ٱللهِ هو المسيح.</w:t>
       </w:r>
       <w:r>
         <w:rPr>
-          <w:lang w:val="ar_AE" w:bidi="ar_AE"/>
-        </w:rPr>
-      </w:r>
-      <w:r>
-        <w:rPr>
-          <w:lang w:val="ar_AE" w:bidi="ar_AE"/>
-        </w:rPr>
-      </w:r>
-    </w:p>
-    <w:p>
-      <w:pPr>
-        <w:bidi/>
-      </w:pPr>
-      <w:r>
-        <w:rPr>
+          <w:rtl/>
+          <w:cs/>
+          <w:lang w:val="ar_AE" w:bidi="ar_AE"/>
+        </w:rPr>
+      </w:r>
+      <w:r>
+        <w:rPr>
+          <w:rtl/>
+          <w:cs/>
+          <w:lang w:val="ar_AE" w:bidi="ar_AE"/>
+        </w:rPr>
+      </w:r>
+    </w:p>
+    <w:p>
+      <w:pPr>
+        <w:bidi/>
+      </w:pPr>
+      <w:r>
+        <w:rPr>
+          <w:rtl/>
+          <w:cs/>
           <w:lang w:val="ar_AE" w:bidi="ar_AE"/>
         </w:rPr>
       </w:r>
@@ -1527,28 +1909,36 @@
       </w:pPr>
       <w:r>
         <w:rPr>
+          <w:rtl/>
+          <w:cs/>
           <w:lang w:val="ar_AE" w:bidi="ar_AE"/>
         </w:rPr>
         <w:t>كولوسي ٢: ٣</w:t>
       </w:r>
       <w:r>
         <w:rPr>
-          <w:lang w:val="ar_AE" w:bidi="ar_AE"/>
-        </w:rPr>
-      </w:r>
-    </w:p>
-    <w:p>
-      <w:pPr>
-        <w:bidi/>
-      </w:pPr>
-      <w:r>
-        <w:rPr>
+          <w:rtl/>
+          <w:cs/>
+          <w:lang w:val="ar_AE" w:bidi="ar_AE"/>
+        </w:rPr>
+      </w:r>
+    </w:p>
+    <w:p>
+      <w:pPr>
+        <w:bidi/>
+      </w:pPr>
+      <w:r>
+        <w:rPr>
+          <w:rtl/>
+          <w:cs/>
           <w:lang w:val="ar_AE" w:bidi="ar_AE"/>
         </w:rPr>
       </w:r>
       <w:r>
         <w:rPr>
           <w:b/>
+          <w:rtl/>
+          <w:cs/>
           <w:lang w:val="ar_AE" w:bidi="ar_AE"/>
         </w:rPr>
         <w:t>ما المخفي في ٱلْمَسِيحِ؟</w:t>
@@ -1560,32 +1950,42 @@
       </w:pPr>
       <w:r>
         <w:rPr>
-          <w:lang w:val="ar_AE" w:bidi="ar_AE"/>
-        </w:rPr>
-      </w:r>
-      <w:r>
-        <w:rPr>
+          <w:rtl/>
+          <w:cs/>
+          <w:lang w:val="ar_AE" w:bidi="ar_AE"/>
+        </w:rPr>
+      </w:r>
+      <w:r>
+        <w:rPr>
+          <w:rtl/>
+          <w:cs/>
           <w:lang w:val="ar_AE" w:bidi="ar_AE"/>
         </w:rPr>
         <w:t>كل كنوز الحكمة والمعرفة مخفية في ٱلْمَسِيحِ.</w:t>
       </w:r>
       <w:r>
         <w:rPr>
-          <w:lang w:val="ar_AE" w:bidi="ar_AE"/>
-        </w:rPr>
-      </w:r>
-      <w:r>
-        <w:rPr>
-          <w:lang w:val="ar_AE" w:bidi="ar_AE"/>
-        </w:rPr>
-      </w:r>
-    </w:p>
-    <w:p>
-      <w:pPr>
-        <w:bidi/>
-      </w:pPr>
-      <w:r>
-        <w:rPr>
+          <w:rtl/>
+          <w:cs/>
+          <w:lang w:val="ar_AE" w:bidi="ar_AE"/>
+        </w:rPr>
+      </w:r>
+      <w:r>
+        <w:rPr>
+          <w:rtl/>
+          <w:cs/>
+          <w:lang w:val="ar_AE" w:bidi="ar_AE"/>
+        </w:rPr>
+      </w:r>
+    </w:p>
+    <w:p>
+      <w:pPr>
+        <w:bidi/>
+      </w:pPr>
+      <w:r>
+        <w:rPr>
+          <w:rtl/>
+          <w:cs/>
           <w:lang w:val="ar_AE" w:bidi="ar_AE"/>
         </w:rPr>
       </w:r>
@@ -1597,28 +1997,36 @@
       </w:pPr>
       <w:r>
         <w:rPr>
+          <w:rtl/>
+          <w:cs/>
           <w:lang w:val="ar_AE" w:bidi="ar_AE"/>
         </w:rPr>
         <w:t>كولوسي ٢: ٤</w:t>
       </w:r>
       <w:r>
         <w:rPr>
-          <w:lang w:val="ar_AE" w:bidi="ar_AE"/>
-        </w:rPr>
-      </w:r>
-    </w:p>
-    <w:p>
-      <w:pPr>
-        <w:bidi/>
-      </w:pPr>
-      <w:r>
-        <w:rPr>
+          <w:rtl/>
+          <w:cs/>
+          <w:lang w:val="ar_AE" w:bidi="ar_AE"/>
+        </w:rPr>
+      </w:r>
+    </w:p>
+    <w:p>
+      <w:pPr>
+        <w:bidi/>
+      </w:pPr>
+      <w:r>
+        <w:rPr>
+          <w:rtl/>
+          <w:cs/>
           <w:lang w:val="ar_AE" w:bidi="ar_AE"/>
         </w:rPr>
       </w:r>
       <w:r>
         <w:rPr>
           <w:b/>
+          <w:rtl/>
+          <w:cs/>
           <w:lang w:val="ar_AE" w:bidi="ar_AE"/>
         </w:rPr>
         <w:t>ما مَدعى قلق بولس من جهة أهل كولوسي؟</w:t>
@@ -1630,32 +2038,42 @@
       </w:pPr>
       <w:r>
         <w:rPr>
-          <w:lang w:val="ar_AE" w:bidi="ar_AE"/>
-        </w:rPr>
-      </w:r>
-      <w:r>
-        <w:rPr>
+          <w:rtl/>
+          <w:cs/>
+          <w:lang w:val="ar_AE" w:bidi="ar_AE"/>
+        </w:rPr>
+      </w:r>
+      <w:r>
+        <w:rPr>
+          <w:rtl/>
+          <w:cs/>
           <w:lang w:val="ar_AE" w:bidi="ar_AE"/>
         </w:rPr>
         <w:t>بولس قلِق مِن أنْ ينخدع أهل كولوسي بكلام مؤثِّر.</w:t>
       </w:r>
       <w:r>
         <w:rPr>
-          <w:lang w:val="ar_AE" w:bidi="ar_AE"/>
-        </w:rPr>
-      </w:r>
-      <w:r>
-        <w:rPr>
-          <w:lang w:val="ar_AE" w:bidi="ar_AE"/>
-        </w:rPr>
-      </w:r>
-    </w:p>
-    <w:p>
-      <w:pPr>
-        <w:bidi/>
-      </w:pPr>
-      <w:r>
-        <w:rPr>
+          <w:rtl/>
+          <w:cs/>
+          <w:lang w:val="ar_AE" w:bidi="ar_AE"/>
+        </w:rPr>
+      </w:r>
+      <w:r>
+        <w:rPr>
+          <w:rtl/>
+          <w:cs/>
+          <w:lang w:val="ar_AE" w:bidi="ar_AE"/>
+        </w:rPr>
+      </w:r>
+    </w:p>
+    <w:p>
+      <w:pPr>
+        <w:bidi/>
+      </w:pPr>
+      <w:r>
+        <w:rPr>
+          <w:rtl/>
+          <w:cs/>
           <w:lang w:val="ar_AE" w:bidi="ar_AE"/>
         </w:rPr>
       </w:r>
@@ -1667,28 +2085,36 @@
       </w:pPr>
       <w:r>
         <w:rPr>
+          <w:rtl/>
+          <w:cs/>
           <w:lang w:val="ar_AE" w:bidi="ar_AE"/>
         </w:rPr>
         <w:t>كولوسي ٢: ٦</w:t>
       </w:r>
       <w:r>
         <w:rPr>
-          <w:lang w:val="ar_AE" w:bidi="ar_AE"/>
-        </w:rPr>
-      </w:r>
-    </w:p>
-    <w:p>
-      <w:pPr>
-        <w:bidi/>
-      </w:pPr>
-      <w:r>
-        <w:rPr>
+          <w:rtl/>
+          <w:cs/>
+          <w:lang w:val="ar_AE" w:bidi="ar_AE"/>
+        </w:rPr>
+      </w:r>
+    </w:p>
+    <w:p>
+      <w:pPr>
+        <w:bidi/>
+      </w:pPr>
+      <w:r>
+        <w:rPr>
+          <w:rtl/>
+          <w:cs/>
           <w:lang w:val="ar_AE" w:bidi="ar_AE"/>
         </w:rPr>
       </w:r>
       <w:r>
         <w:rPr>
           <w:b/>
+          <w:rtl/>
+          <w:cs/>
           <w:lang w:val="ar_AE" w:bidi="ar_AE"/>
         </w:rPr>
         <w:t>إلى أي فِعلٍ يدعو بولس أهل كولوسي الآن بعد أن قبِلوا ٱلْمَسِيح يَسوع؟</w:t>
@@ -1700,32 +2126,42 @@
       </w:pPr>
       <w:r>
         <w:rPr>
-          <w:lang w:val="ar_AE" w:bidi="ar_AE"/>
-        </w:rPr>
-      </w:r>
-      <w:r>
-        <w:rPr>
+          <w:rtl/>
+          <w:cs/>
+          <w:lang w:val="ar_AE" w:bidi="ar_AE"/>
+        </w:rPr>
+      </w:r>
+      <w:r>
+        <w:rPr>
+          <w:rtl/>
+          <w:cs/>
           <w:lang w:val="ar_AE" w:bidi="ar_AE"/>
         </w:rPr>
         <w:t>يدعو بولس أهل كولوسي إلى السلوك في ٱلْمَسِيحِ يَسوع بالطريقة ذاتها التي قبِلوه بها.</w:t>
       </w:r>
       <w:r>
         <w:rPr>
-          <w:lang w:val="ar_AE" w:bidi="ar_AE"/>
-        </w:rPr>
-      </w:r>
-      <w:r>
-        <w:rPr>
-          <w:lang w:val="ar_AE" w:bidi="ar_AE"/>
-        </w:rPr>
-      </w:r>
-    </w:p>
-    <w:p>
-      <w:pPr>
-        <w:bidi/>
-      </w:pPr>
-      <w:r>
-        <w:rPr>
+          <w:rtl/>
+          <w:cs/>
+          <w:lang w:val="ar_AE" w:bidi="ar_AE"/>
+        </w:rPr>
+      </w:r>
+      <w:r>
+        <w:rPr>
+          <w:rtl/>
+          <w:cs/>
+          <w:lang w:val="ar_AE" w:bidi="ar_AE"/>
+        </w:rPr>
+      </w:r>
+    </w:p>
+    <w:p>
+      <w:pPr>
+        <w:bidi/>
+      </w:pPr>
+      <w:r>
+        <w:rPr>
+          <w:rtl/>
+          <w:cs/>
           <w:lang w:val="ar_AE" w:bidi="ar_AE"/>
         </w:rPr>
       </w:r>
@@ -1737,28 +2173,36 @@
       </w:pPr>
       <w:r>
         <w:rPr>
+          <w:rtl/>
+          <w:cs/>
           <w:lang w:val="ar_AE" w:bidi="ar_AE"/>
         </w:rPr>
         <w:t>كولوسي ٢: ٨</w:t>
       </w:r>
       <w:r>
         <w:rPr>
-          <w:lang w:val="ar_AE" w:bidi="ar_AE"/>
-        </w:rPr>
-      </w:r>
-    </w:p>
-    <w:p>
-      <w:pPr>
-        <w:bidi/>
-      </w:pPr>
-      <w:r>
-        <w:rPr>
+          <w:rtl/>
+          <w:cs/>
+          <w:lang w:val="ar_AE" w:bidi="ar_AE"/>
+        </w:rPr>
+      </w:r>
+    </w:p>
+    <w:p>
+      <w:pPr>
+        <w:bidi/>
+      </w:pPr>
+      <w:r>
+        <w:rPr>
+          <w:rtl/>
+          <w:cs/>
           <w:lang w:val="ar_AE" w:bidi="ar_AE"/>
         </w:rPr>
       </w:r>
       <w:r>
         <w:rPr>
           <w:b/>
+          <w:rtl/>
+          <w:cs/>
           <w:lang w:val="ar_AE" w:bidi="ar_AE"/>
         </w:rPr>
         <w:t>على ماذا تستند الخِدع الفارغة التي يقلق بشأنها بولس؟</w:t>
@@ -1770,32 +2214,42 @@
       </w:pPr>
       <w:r>
         <w:rPr>
-          <w:lang w:val="ar_AE" w:bidi="ar_AE"/>
-        </w:rPr>
-      </w:r>
-      <w:r>
-        <w:rPr>
+          <w:rtl/>
+          <w:cs/>
+          <w:lang w:val="ar_AE" w:bidi="ar_AE"/>
+        </w:rPr>
+      </w:r>
+      <w:r>
+        <w:rPr>
+          <w:rtl/>
+          <w:cs/>
           <w:lang w:val="ar_AE" w:bidi="ar_AE"/>
         </w:rPr>
         <w:t>تستند الخِدع الفارغة إلى التقاليد البشرية وأنظمة الإيمان الخاطئة التي للعالَم.</w:t>
       </w:r>
       <w:r>
         <w:rPr>
-          <w:lang w:val="ar_AE" w:bidi="ar_AE"/>
-        </w:rPr>
-      </w:r>
-      <w:r>
-        <w:rPr>
-          <w:lang w:val="ar_AE" w:bidi="ar_AE"/>
-        </w:rPr>
-      </w:r>
-    </w:p>
-    <w:p>
-      <w:pPr>
-        <w:bidi/>
-      </w:pPr>
-      <w:r>
-        <w:rPr>
+          <w:rtl/>
+          <w:cs/>
+          <w:lang w:val="ar_AE" w:bidi="ar_AE"/>
+        </w:rPr>
+      </w:r>
+      <w:r>
+        <w:rPr>
+          <w:rtl/>
+          <w:cs/>
+          <w:lang w:val="ar_AE" w:bidi="ar_AE"/>
+        </w:rPr>
+      </w:r>
+    </w:p>
+    <w:p>
+      <w:pPr>
+        <w:bidi/>
+      </w:pPr>
+      <w:r>
+        <w:rPr>
+          <w:rtl/>
+          <w:cs/>
           <w:lang w:val="ar_AE" w:bidi="ar_AE"/>
         </w:rPr>
       </w:r>
@@ -1807,28 +2261,36 @@
       </w:pPr>
       <w:r>
         <w:rPr>
+          <w:rtl/>
+          <w:cs/>
           <w:lang w:val="ar_AE" w:bidi="ar_AE"/>
         </w:rPr>
         <w:t>كولوسي ٢: ٩</w:t>
       </w:r>
       <w:r>
         <w:rPr>
-          <w:lang w:val="ar_AE" w:bidi="ar_AE"/>
-        </w:rPr>
-      </w:r>
-    </w:p>
-    <w:p>
-      <w:pPr>
-        <w:bidi/>
-      </w:pPr>
-      <w:r>
-        <w:rPr>
+          <w:rtl/>
+          <w:cs/>
+          <w:lang w:val="ar_AE" w:bidi="ar_AE"/>
+        </w:rPr>
+      </w:r>
+    </w:p>
+    <w:p>
+      <w:pPr>
+        <w:bidi/>
+      </w:pPr>
+      <w:r>
+        <w:rPr>
+          <w:rtl/>
+          <w:cs/>
           <w:lang w:val="ar_AE" w:bidi="ar_AE"/>
         </w:rPr>
       </w:r>
       <w:r>
         <w:rPr>
           <w:b/>
+          <w:rtl/>
+          <w:cs/>
           <w:lang w:val="ar_AE" w:bidi="ar_AE"/>
         </w:rPr>
         <w:t>ما الذي يحل في ٱلْمَسِيحِ؟</w:t>
@@ -1840,32 +2302,42 @@
       </w:pPr>
       <w:r>
         <w:rPr>
-          <w:lang w:val="ar_AE" w:bidi="ar_AE"/>
-        </w:rPr>
-      </w:r>
-      <w:r>
-        <w:rPr>
+          <w:rtl/>
+          <w:cs/>
+          <w:lang w:val="ar_AE" w:bidi="ar_AE"/>
+        </w:rPr>
+      </w:r>
+      <w:r>
+        <w:rPr>
+          <w:rtl/>
+          <w:cs/>
           <w:lang w:val="ar_AE" w:bidi="ar_AE"/>
         </w:rPr>
         <w:t>كل ملء طبيعة ٱللهِ تحِّل في ٱلْمَسِيحِ.</w:t>
       </w:r>
       <w:r>
         <w:rPr>
-          <w:lang w:val="ar_AE" w:bidi="ar_AE"/>
-        </w:rPr>
-      </w:r>
-      <w:r>
-        <w:rPr>
-          <w:lang w:val="ar_AE" w:bidi="ar_AE"/>
-        </w:rPr>
-      </w:r>
-    </w:p>
-    <w:p>
-      <w:pPr>
-        <w:bidi/>
-      </w:pPr>
-      <w:r>
-        <w:rPr>
+          <w:rtl/>
+          <w:cs/>
+          <w:lang w:val="ar_AE" w:bidi="ar_AE"/>
+        </w:rPr>
+      </w:r>
+      <w:r>
+        <w:rPr>
+          <w:rtl/>
+          <w:cs/>
+          <w:lang w:val="ar_AE" w:bidi="ar_AE"/>
+        </w:rPr>
+      </w:r>
+    </w:p>
+    <w:p>
+      <w:pPr>
+        <w:bidi/>
+      </w:pPr>
+      <w:r>
+        <w:rPr>
+          <w:rtl/>
+          <w:cs/>
           <w:lang w:val="ar_AE" w:bidi="ar_AE"/>
         </w:rPr>
       </w:r>
@@ -1877,28 +2349,36 @@
       </w:pPr>
       <w:r>
         <w:rPr>
+          <w:rtl/>
+          <w:cs/>
           <w:lang w:val="ar_AE" w:bidi="ar_AE"/>
         </w:rPr>
         <w:t>كولوسي ٢: ١٠</w:t>
       </w:r>
       <w:r>
         <w:rPr>
-          <w:lang w:val="ar_AE" w:bidi="ar_AE"/>
-        </w:rPr>
-      </w:r>
-    </w:p>
-    <w:p>
-      <w:pPr>
-        <w:bidi/>
-      </w:pPr>
-      <w:r>
-        <w:rPr>
+          <w:rtl/>
+          <w:cs/>
+          <w:lang w:val="ar_AE" w:bidi="ar_AE"/>
+        </w:rPr>
+      </w:r>
+    </w:p>
+    <w:p>
+      <w:pPr>
+        <w:bidi/>
+      </w:pPr>
+      <w:r>
+        <w:rPr>
+          <w:rtl/>
+          <w:cs/>
           <w:lang w:val="ar_AE" w:bidi="ar_AE"/>
         </w:rPr>
       </w:r>
       <w:r>
         <w:rPr>
           <w:b/>
+          <w:rtl/>
+          <w:cs/>
           <w:lang w:val="ar_AE" w:bidi="ar_AE"/>
         </w:rPr>
         <w:t>مَن رأس كل رياسة وسلطان؟</w:t>
@@ -1910,32 +2390,42 @@
       </w:pPr>
       <w:r>
         <w:rPr>
-          <w:lang w:val="ar_AE" w:bidi="ar_AE"/>
-        </w:rPr>
-      </w:r>
-      <w:r>
-        <w:rPr>
+          <w:rtl/>
+          <w:cs/>
+          <w:lang w:val="ar_AE" w:bidi="ar_AE"/>
+        </w:rPr>
+      </w:r>
+      <w:r>
+        <w:rPr>
+          <w:rtl/>
+          <w:cs/>
           <w:lang w:val="ar_AE" w:bidi="ar_AE"/>
         </w:rPr>
         <w:t>ٱلْمَسِيح هو رأس كل رياسة وسلطان.</w:t>
       </w:r>
       <w:r>
         <w:rPr>
-          <w:lang w:val="ar_AE" w:bidi="ar_AE"/>
-        </w:rPr>
-      </w:r>
-      <w:r>
-        <w:rPr>
-          <w:lang w:val="ar_AE" w:bidi="ar_AE"/>
-        </w:rPr>
-      </w:r>
-    </w:p>
-    <w:p>
-      <w:pPr>
-        <w:bidi/>
-      </w:pPr>
-      <w:r>
-        <w:rPr>
+          <w:rtl/>
+          <w:cs/>
+          <w:lang w:val="ar_AE" w:bidi="ar_AE"/>
+        </w:rPr>
+      </w:r>
+      <w:r>
+        <w:rPr>
+          <w:rtl/>
+          <w:cs/>
+          <w:lang w:val="ar_AE" w:bidi="ar_AE"/>
+        </w:rPr>
+      </w:r>
+    </w:p>
+    <w:p>
+      <w:pPr>
+        <w:bidi/>
+      </w:pPr>
+      <w:r>
+        <w:rPr>
+          <w:rtl/>
+          <w:cs/>
           <w:lang w:val="ar_AE" w:bidi="ar_AE"/>
         </w:rPr>
       </w:r>
@@ -1947,28 +2437,36 @@
       </w:pPr>
       <w:r>
         <w:rPr>
+          <w:rtl/>
+          <w:cs/>
           <w:lang w:val="ar_AE" w:bidi="ar_AE"/>
         </w:rPr>
         <w:t>كولوسي ٢: ١١</w:t>
       </w:r>
       <w:r>
         <w:rPr>
-          <w:lang w:val="ar_AE" w:bidi="ar_AE"/>
-        </w:rPr>
-      </w:r>
-    </w:p>
-    <w:p>
-      <w:pPr>
-        <w:bidi/>
-      </w:pPr>
-      <w:r>
-        <w:rPr>
+          <w:rtl/>
+          <w:cs/>
+          <w:lang w:val="ar_AE" w:bidi="ar_AE"/>
+        </w:rPr>
+      </w:r>
+    </w:p>
+    <w:p>
+      <w:pPr>
+        <w:bidi/>
+      </w:pPr>
+      <w:r>
+        <w:rPr>
+          <w:rtl/>
+          <w:cs/>
           <w:lang w:val="ar_AE" w:bidi="ar_AE"/>
         </w:rPr>
       </w:r>
       <w:r>
         <w:rPr>
           <w:b/>
+          <w:rtl/>
+          <w:cs/>
           <w:lang w:val="ar_AE" w:bidi="ar_AE"/>
         </w:rPr>
         <w:t>ما الذي يُخلَع بختان ٱلْمَسِيح؟</w:t>
@@ -1980,32 +2478,42 @@
       </w:pPr>
       <w:r>
         <w:rPr>
-          <w:lang w:val="ar_AE" w:bidi="ar_AE"/>
-        </w:rPr>
-      </w:r>
-      <w:r>
-        <w:rPr>
+          <w:rtl/>
+          <w:cs/>
+          <w:lang w:val="ar_AE" w:bidi="ar_AE"/>
+        </w:rPr>
+      </w:r>
+      <w:r>
+        <w:rPr>
+          <w:rtl/>
+          <w:cs/>
           <w:lang w:val="ar_AE" w:bidi="ar_AE"/>
         </w:rPr>
         <w:t>يُخلَع جِسم خطايا الجسد بختان ٱلْمَسِيحِ.</w:t>
       </w:r>
       <w:r>
         <w:rPr>
-          <w:lang w:val="ar_AE" w:bidi="ar_AE"/>
-        </w:rPr>
-      </w:r>
-      <w:r>
-        <w:rPr>
-          <w:lang w:val="ar_AE" w:bidi="ar_AE"/>
-        </w:rPr>
-      </w:r>
-    </w:p>
-    <w:p>
-      <w:pPr>
-        <w:bidi/>
-      </w:pPr>
-      <w:r>
-        <w:rPr>
+          <w:rtl/>
+          <w:cs/>
+          <w:lang w:val="ar_AE" w:bidi="ar_AE"/>
+        </w:rPr>
+      </w:r>
+      <w:r>
+        <w:rPr>
+          <w:rtl/>
+          <w:cs/>
+          <w:lang w:val="ar_AE" w:bidi="ar_AE"/>
+        </w:rPr>
+      </w:r>
+    </w:p>
+    <w:p>
+      <w:pPr>
+        <w:bidi/>
+      </w:pPr>
+      <w:r>
+        <w:rPr>
+          <w:rtl/>
+          <w:cs/>
           <w:lang w:val="ar_AE" w:bidi="ar_AE"/>
         </w:rPr>
       </w:r>
@@ -2017,28 +2525,36 @@
       </w:pPr>
       <w:r>
         <w:rPr>
+          <w:rtl/>
+          <w:cs/>
           <w:lang w:val="ar_AE" w:bidi="ar_AE"/>
         </w:rPr>
         <w:t>كولوسي ٢: ١٢</w:t>
       </w:r>
       <w:r>
         <w:rPr>
-          <w:lang w:val="ar_AE" w:bidi="ar_AE"/>
-        </w:rPr>
-      </w:r>
-    </w:p>
-    <w:p>
-      <w:pPr>
-        <w:bidi/>
-      </w:pPr>
-      <w:r>
-        <w:rPr>
+          <w:rtl/>
+          <w:cs/>
+          <w:lang w:val="ar_AE" w:bidi="ar_AE"/>
+        </w:rPr>
+      </w:r>
+    </w:p>
+    <w:p>
+      <w:pPr>
+        <w:bidi/>
+      </w:pPr>
+      <w:r>
+        <w:rPr>
+          <w:rtl/>
+          <w:cs/>
           <w:lang w:val="ar_AE" w:bidi="ar_AE"/>
         </w:rPr>
       </w:r>
       <w:r>
         <w:rPr>
           <w:b/>
+          <w:rtl/>
+          <w:cs/>
           <w:lang w:val="ar_AE" w:bidi="ar_AE"/>
         </w:rPr>
         <w:t>ماذا يحدث في المعمودية؟</w:t>
@@ -2050,32 +2566,42 @@
       </w:pPr>
       <w:r>
         <w:rPr>
-          <w:lang w:val="ar_AE" w:bidi="ar_AE"/>
-        </w:rPr>
-      </w:r>
-      <w:r>
-        <w:rPr>
+          <w:rtl/>
+          <w:cs/>
+          <w:lang w:val="ar_AE" w:bidi="ar_AE"/>
+        </w:rPr>
+      </w:r>
+      <w:r>
+        <w:rPr>
+          <w:rtl/>
+          <w:cs/>
           <w:lang w:val="ar_AE" w:bidi="ar_AE"/>
         </w:rPr>
         <w:t>يُدفَن الشخص مع ٱلْمَسِيحِ في المعمودية.</w:t>
       </w:r>
       <w:r>
         <w:rPr>
-          <w:lang w:val="ar_AE" w:bidi="ar_AE"/>
-        </w:rPr>
-      </w:r>
-      <w:r>
-        <w:rPr>
-          <w:lang w:val="ar_AE" w:bidi="ar_AE"/>
-        </w:rPr>
-      </w:r>
-    </w:p>
-    <w:p>
-      <w:pPr>
-        <w:bidi/>
-      </w:pPr>
-      <w:r>
-        <w:rPr>
+          <w:rtl/>
+          <w:cs/>
+          <w:lang w:val="ar_AE" w:bidi="ar_AE"/>
+        </w:rPr>
+      </w:r>
+      <w:r>
+        <w:rPr>
+          <w:rtl/>
+          <w:cs/>
+          <w:lang w:val="ar_AE" w:bidi="ar_AE"/>
+        </w:rPr>
+      </w:r>
+    </w:p>
+    <w:p>
+      <w:pPr>
+        <w:bidi/>
+      </w:pPr>
+      <w:r>
+        <w:rPr>
+          <w:rtl/>
+          <w:cs/>
           <w:lang w:val="ar_AE" w:bidi="ar_AE"/>
         </w:rPr>
       </w:r>
@@ -2087,28 +2613,36 @@
       </w:pPr>
       <w:r>
         <w:rPr>
+          <w:rtl/>
+          <w:cs/>
           <w:lang w:val="ar_AE" w:bidi="ar_AE"/>
         </w:rPr>
         <w:t>كولوسي ٢: ١٣</w:t>
       </w:r>
       <w:r>
         <w:rPr>
-          <w:lang w:val="ar_AE" w:bidi="ar_AE"/>
-        </w:rPr>
-      </w:r>
-    </w:p>
-    <w:p>
-      <w:pPr>
-        <w:bidi/>
-      </w:pPr>
-      <w:r>
-        <w:rPr>
+          <w:rtl/>
+          <w:cs/>
+          <w:lang w:val="ar_AE" w:bidi="ar_AE"/>
+        </w:rPr>
+      </w:r>
+    </w:p>
+    <w:p>
+      <w:pPr>
+        <w:bidi/>
+      </w:pPr>
+      <w:r>
+        <w:rPr>
+          <w:rtl/>
+          <w:cs/>
           <w:lang w:val="ar_AE" w:bidi="ar_AE"/>
         </w:rPr>
       </w:r>
       <w:r>
         <w:rPr>
           <w:b/>
+          <w:rtl/>
+          <w:cs/>
           <w:lang w:val="ar_AE" w:bidi="ar_AE"/>
         </w:rPr>
         <w:t>ما حالة الشخص قبل أن يُحييه ٱلْمَسِيح؟</w:t>
@@ -2120,32 +2654,42 @@
       </w:pPr>
       <w:r>
         <w:rPr>
-          <w:lang w:val="ar_AE" w:bidi="ar_AE"/>
-        </w:rPr>
-      </w:r>
-      <w:r>
-        <w:rPr>
+          <w:rtl/>
+          <w:cs/>
+          <w:lang w:val="ar_AE" w:bidi="ar_AE"/>
+        </w:rPr>
+      </w:r>
+      <w:r>
+        <w:rPr>
+          <w:rtl/>
+          <w:cs/>
           <w:lang w:val="ar_AE" w:bidi="ar_AE"/>
         </w:rPr>
         <w:t>الشخص مَيِّت في خطاياه قبل أن يُحييه ٱلْمَسِيحِ.</w:t>
       </w:r>
       <w:r>
         <w:rPr>
-          <w:lang w:val="ar_AE" w:bidi="ar_AE"/>
-        </w:rPr>
-      </w:r>
-      <w:r>
-        <w:rPr>
-          <w:lang w:val="ar_AE" w:bidi="ar_AE"/>
-        </w:rPr>
-      </w:r>
-    </w:p>
-    <w:p>
-      <w:pPr>
-        <w:bidi/>
-      </w:pPr>
-      <w:r>
-        <w:rPr>
+          <w:rtl/>
+          <w:cs/>
+          <w:lang w:val="ar_AE" w:bidi="ar_AE"/>
+        </w:rPr>
+      </w:r>
+      <w:r>
+        <w:rPr>
+          <w:rtl/>
+          <w:cs/>
+          <w:lang w:val="ar_AE" w:bidi="ar_AE"/>
+        </w:rPr>
+      </w:r>
+    </w:p>
+    <w:p>
+      <w:pPr>
+        <w:bidi/>
+      </w:pPr>
+      <w:r>
+        <w:rPr>
+          <w:rtl/>
+          <w:cs/>
           <w:lang w:val="ar_AE" w:bidi="ar_AE"/>
         </w:rPr>
       </w:r>
@@ -2157,28 +2701,36 @@
       </w:pPr>
       <w:r>
         <w:rPr>
+          <w:rtl/>
+          <w:cs/>
           <w:lang w:val="ar_AE" w:bidi="ar_AE"/>
         </w:rPr>
         <w:t>كولوسي ٢: ١٤</w:t>
       </w:r>
       <w:r>
         <w:rPr>
-          <w:lang w:val="ar_AE" w:bidi="ar_AE"/>
-        </w:rPr>
-      </w:r>
-    </w:p>
-    <w:p>
-      <w:pPr>
-        <w:bidi/>
-      </w:pPr>
-      <w:r>
-        <w:rPr>
+          <w:rtl/>
+          <w:cs/>
+          <w:lang w:val="ar_AE" w:bidi="ar_AE"/>
+        </w:rPr>
+      </w:r>
+    </w:p>
+    <w:p>
+      <w:pPr>
+        <w:bidi/>
+      </w:pPr>
+      <w:r>
+        <w:rPr>
+          <w:rtl/>
+          <w:cs/>
           <w:lang w:val="ar_AE" w:bidi="ar_AE"/>
         </w:rPr>
       </w:r>
       <w:r>
         <w:rPr>
           <w:b/>
+          <w:rtl/>
+          <w:cs/>
           <w:lang w:val="ar_AE" w:bidi="ar_AE"/>
         </w:rPr>
         <w:t>ماذا فعل ٱلْمَسِيح بسجِّل الديون المفروضة علينا؟</w:t>
@@ -2190,32 +2742,42 @@
       </w:pPr>
       <w:r>
         <w:rPr>
-          <w:lang w:val="ar_AE" w:bidi="ar_AE"/>
-        </w:rPr>
-      </w:r>
-      <w:r>
-        <w:rPr>
+          <w:rtl/>
+          <w:cs/>
+          <w:lang w:val="ar_AE" w:bidi="ar_AE"/>
+        </w:rPr>
+      </w:r>
+      <w:r>
+        <w:rPr>
+          <w:rtl/>
+          <w:cs/>
           <w:lang w:val="ar_AE" w:bidi="ar_AE"/>
         </w:rPr>
         <w:t>أزال ٱلْمَسِيحِ سجِّل الديون وسمَّره على الصليب.</w:t>
       </w:r>
       <w:r>
         <w:rPr>
-          <w:lang w:val="ar_AE" w:bidi="ar_AE"/>
-        </w:rPr>
-      </w:r>
-      <w:r>
-        <w:rPr>
-          <w:lang w:val="ar_AE" w:bidi="ar_AE"/>
-        </w:rPr>
-      </w:r>
-    </w:p>
-    <w:p>
-      <w:pPr>
-        <w:bidi/>
-      </w:pPr>
-      <w:r>
-        <w:rPr>
+          <w:rtl/>
+          <w:cs/>
+          <w:lang w:val="ar_AE" w:bidi="ar_AE"/>
+        </w:rPr>
+      </w:r>
+      <w:r>
+        <w:rPr>
+          <w:rtl/>
+          <w:cs/>
+          <w:lang w:val="ar_AE" w:bidi="ar_AE"/>
+        </w:rPr>
+      </w:r>
+    </w:p>
+    <w:p>
+      <w:pPr>
+        <w:bidi/>
+      </w:pPr>
+      <w:r>
+        <w:rPr>
+          <w:rtl/>
+          <w:cs/>
           <w:lang w:val="ar_AE" w:bidi="ar_AE"/>
         </w:rPr>
       </w:r>
@@ -2227,28 +2789,36 @@
       </w:pPr>
       <w:r>
         <w:rPr>
+          <w:rtl/>
+          <w:cs/>
           <w:lang w:val="ar_AE" w:bidi="ar_AE"/>
         </w:rPr>
         <w:t>كولوسي ٢: ١٥</w:t>
       </w:r>
       <w:r>
         <w:rPr>
-          <w:lang w:val="ar_AE" w:bidi="ar_AE"/>
-        </w:rPr>
-      </w:r>
-    </w:p>
-    <w:p>
-      <w:pPr>
-        <w:bidi/>
-      </w:pPr>
-      <w:r>
-        <w:rPr>
+          <w:rtl/>
+          <w:cs/>
+          <w:lang w:val="ar_AE" w:bidi="ar_AE"/>
+        </w:rPr>
+      </w:r>
+    </w:p>
+    <w:p>
+      <w:pPr>
+        <w:bidi/>
+      </w:pPr>
+      <w:r>
+        <w:rPr>
+          <w:rtl/>
+          <w:cs/>
           <w:lang w:val="ar_AE" w:bidi="ar_AE"/>
         </w:rPr>
       </w:r>
       <w:r>
         <w:rPr>
           <w:b/>
+          <w:rtl/>
+          <w:cs/>
           <w:lang w:val="ar_AE" w:bidi="ar_AE"/>
         </w:rPr>
         <w:t>ماذا فعل ٱلْمَسِيح مع الرياسات والسلاطين؟</w:t>
@@ -2260,32 +2830,42 @@
       </w:pPr>
       <w:r>
         <w:rPr>
-          <w:lang w:val="ar_AE" w:bidi="ar_AE"/>
-        </w:rPr>
-      </w:r>
-      <w:r>
-        <w:rPr>
+          <w:rtl/>
+          <w:cs/>
+          <w:lang w:val="ar_AE" w:bidi="ar_AE"/>
+        </w:rPr>
+      </w:r>
+      <w:r>
+        <w:rPr>
+          <w:rtl/>
+          <w:cs/>
           <w:lang w:val="ar_AE" w:bidi="ar_AE"/>
         </w:rPr>
         <w:t>أزال المسيح الرياسات والسلاطين، وكشفها علانية، وقادها أسرَى له في موكب النصر.</w:t>
       </w:r>
       <w:r>
         <w:rPr>
-          <w:lang w:val="ar_AE" w:bidi="ar_AE"/>
-        </w:rPr>
-      </w:r>
-      <w:r>
-        <w:rPr>
-          <w:lang w:val="ar_AE" w:bidi="ar_AE"/>
-        </w:rPr>
-      </w:r>
-    </w:p>
-    <w:p>
-      <w:pPr>
-        <w:bidi/>
-      </w:pPr>
-      <w:r>
-        <w:rPr>
+          <w:rtl/>
+          <w:cs/>
+          <w:lang w:val="ar_AE" w:bidi="ar_AE"/>
+        </w:rPr>
+      </w:r>
+      <w:r>
+        <w:rPr>
+          <w:rtl/>
+          <w:cs/>
+          <w:lang w:val="ar_AE" w:bidi="ar_AE"/>
+        </w:rPr>
+      </w:r>
+    </w:p>
+    <w:p>
+      <w:pPr>
+        <w:bidi/>
+      </w:pPr>
+      <w:r>
+        <w:rPr>
+          <w:rtl/>
+          <w:cs/>
           <w:lang w:val="ar_AE" w:bidi="ar_AE"/>
         </w:rPr>
       </w:r>
@@ -2297,28 +2877,36 @@
       </w:pPr>
       <w:r>
         <w:rPr>
+          <w:rtl/>
+          <w:cs/>
           <w:lang w:val="ar_AE" w:bidi="ar_AE"/>
         </w:rPr>
         <w:t>كولوسي ٢: ١٦</w:t>
       </w:r>
       <w:r>
         <w:rPr>
-          <w:lang w:val="ar_AE" w:bidi="ar_AE"/>
-        </w:rPr>
-      </w:r>
-    </w:p>
-    <w:p>
-      <w:pPr>
-        <w:bidi/>
-      </w:pPr>
-      <w:r>
-        <w:rPr>
+          <w:rtl/>
+          <w:cs/>
+          <w:lang w:val="ar_AE" w:bidi="ar_AE"/>
+        </w:rPr>
+      </w:r>
+    </w:p>
+    <w:p>
+      <w:pPr>
+        <w:bidi/>
+      </w:pPr>
+      <w:r>
+        <w:rPr>
+          <w:rtl/>
+          <w:cs/>
           <w:lang w:val="ar_AE" w:bidi="ar_AE"/>
         </w:rPr>
       </w:r>
       <w:r>
         <w:rPr>
           <w:b/>
+          <w:rtl/>
+          <w:cs/>
           <w:lang w:val="ar_AE" w:bidi="ar_AE"/>
         </w:rPr>
         <w:t>عن ماذا يقول بولس أنها ظل للأمور الآتية؟</w:t>
@@ -2330,32 +2918,42 @@
       </w:pPr>
       <w:r>
         <w:rPr>
-          <w:lang w:val="ar_AE" w:bidi="ar_AE"/>
-        </w:rPr>
-      </w:r>
-      <w:r>
-        <w:rPr>
+          <w:rtl/>
+          <w:cs/>
+          <w:lang w:val="ar_AE" w:bidi="ar_AE"/>
+        </w:rPr>
+      </w:r>
+      <w:r>
+        <w:rPr>
+          <w:rtl/>
+          <w:cs/>
           <w:lang w:val="ar_AE" w:bidi="ar_AE"/>
         </w:rPr>
         <w:t>يقول بولس إن الطعام والشراب وأيام الأعياد والسبوت هي ظل للأمور الآتية.</w:t>
       </w:r>
       <w:r>
         <w:rPr>
-          <w:lang w:val="ar_AE" w:bidi="ar_AE"/>
-        </w:rPr>
-      </w:r>
-      <w:r>
-        <w:rPr>
-          <w:lang w:val="ar_AE" w:bidi="ar_AE"/>
-        </w:rPr>
-      </w:r>
-    </w:p>
-    <w:p>
-      <w:pPr>
-        <w:bidi/>
-      </w:pPr>
-      <w:r>
-        <w:rPr>
+          <w:rtl/>
+          <w:cs/>
+          <w:lang w:val="ar_AE" w:bidi="ar_AE"/>
+        </w:rPr>
+      </w:r>
+      <w:r>
+        <w:rPr>
+          <w:rtl/>
+          <w:cs/>
+          <w:lang w:val="ar_AE" w:bidi="ar_AE"/>
+        </w:rPr>
+      </w:r>
+    </w:p>
+    <w:p>
+      <w:pPr>
+        <w:bidi/>
+      </w:pPr>
+      <w:r>
+        <w:rPr>
+          <w:rtl/>
+          <w:cs/>
           <w:lang w:val="ar_AE" w:bidi="ar_AE"/>
         </w:rPr>
       </w:r>
@@ -2367,28 +2965,36 @@
       </w:pPr>
       <w:r>
         <w:rPr>
+          <w:rtl/>
+          <w:cs/>
           <w:lang w:val="ar_AE" w:bidi="ar_AE"/>
         </w:rPr>
         <w:t>كولوسي 2: 17</w:t>
       </w:r>
       <w:r>
         <w:rPr>
-          <w:lang w:val="ar_AE" w:bidi="ar_AE"/>
-        </w:rPr>
-      </w:r>
-    </w:p>
-    <w:p>
-      <w:pPr>
-        <w:bidi/>
-      </w:pPr>
-      <w:r>
-        <w:rPr>
+          <w:rtl/>
+          <w:cs/>
+          <w:lang w:val="ar_AE" w:bidi="ar_AE"/>
+        </w:rPr>
+      </w:r>
+    </w:p>
+    <w:p>
+      <w:pPr>
+        <w:bidi/>
+      </w:pPr>
+      <w:r>
+        <w:rPr>
+          <w:rtl/>
+          <w:cs/>
           <w:lang w:val="ar_AE" w:bidi="ar_AE"/>
         </w:rPr>
       </w:r>
       <w:r>
         <w:rPr>
           <w:b/>
+          <w:rtl/>
+          <w:cs/>
           <w:lang w:val="ar_AE" w:bidi="ar_AE"/>
         </w:rPr>
         <w:t>إلى أي حقيقة يشير الظِل؟</w:t>
@@ -2400,32 +3006,42 @@
       </w:pPr>
       <w:r>
         <w:rPr>
-          <w:lang w:val="ar_AE" w:bidi="ar_AE"/>
-        </w:rPr>
-      </w:r>
-      <w:r>
-        <w:rPr>
+          <w:rtl/>
+          <w:cs/>
+          <w:lang w:val="ar_AE" w:bidi="ar_AE"/>
+        </w:rPr>
+      </w:r>
+      <w:r>
+        <w:rPr>
+          <w:rtl/>
+          <w:cs/>
           <w:lang w:val="ar_AE" w:bidi="ar_AE"/>
         </w:rPr>
         <w:t>يشير الظِل إلى حقيقة ٱلْمَسِيحِ.</w:t>
       </w:r>
       <w:r>
         <w:rPr>
-          <w:lang w:val="ar_AE" w:bidi="ar_AE"/>
-        </w:rPr>
-      </w:r>
-      <w:r>
-        <w:rPr>
-          <w:lang w:val="ar_AE" w:bidi="ar_AE"/>
-        </w:rPr>
-      </w:r>
-    </w:p>
-    <w:p>
-      <w:pPr>
-        <w:bidi/>
-      </w:pPr>
-      <w:r>
-        <w:rPr>
+          <w:rtl/>
+          <w:cs/>
+          <w:lang w:val="ar_AE" w:bidi="ar_AE"/>
+        </w:rPr>
+      </w:r>
+      <w:r>
+        <w:rPr>
+          <w:rtl/>
+          <w:cs/>
+          <w:lang w:val="ar_AE" w:bidi="ar_AE"/>
+        </w:rPr>
+      </w:r>
+    </w:p>
+    <w:p>
+      <w:pPr>
+        <w:bidi/>
+      </w:pPr>
+      <w:r>
+        <w:rPr>
+          <w:rtl/>
+          <w:cs/>
           <w:lang w:val="ar_AE" w:bidi="ar_AE"/>
         </w:rPr>
       </w:r>
@@ -2437,28 +3053,36 @@
       </w:pPr>
       <w:r>
         <w:rPr>
+          <w:rtl/>
+          <w:cs/>
           <w:lang w:val="ar_AE" w:bidi="ar_AE"/>
         </w:rPr>
         <w:t>كولوسي ٢: ١٩</w:t>
       </w:r>
       <w:r>
         <w:rPr>
-          <w:lang w:val="ar_AE" w:bidi="ar_AE"/>
-        </w:rPr>
-      </w:r>
-    </w:p>
-    <w:p>
-      <w:pPr>
-        <w:bidi/>
-      </w:pPr>
-      <w:r>
-        <w:rPr>
+          <w:rtl/>
+          <w:cs/>
+          <w:lang w:val="ar_AE" w:bidi="ar_AE"/>
+        </w:rPr>
+      </w:r>
+    </w:p>
+    <w:p>
+      <w:pPr>
+        <w:bidi/>
+      </w:pPr>
+      <w:r>
+        <w:rPr>
+          <w:rtl/>
+          <w:cs/>
           <w:lang w:val="ar_AE" w:bidi="ar_AE"/>
         </w:rPr>
       </w:r>
       <w:r>
         <w:rPr>
           <w:b/>
+          <w:rtl/>
+          <w:cs/>
           <w:lang w:val="ar_AE" w:bidi="ar_AE"/>
         </w:rPr>
         <w:t>مِن أي شيء ينمو الجسد كله نموًا من ٱللهِ؟</w:t>
@@ -2470,32 +3094,42 @@
       </w:pPr>
       <w:r>
         <w:rPr>
-          <w:lang w:val="ar_AE" w:bidi="ar_AE"/>
-        </w:rPr>
-      </w:r>
-      <w:r>
-        <w:rPr>
+          <w:rtl/>
+          <w:cs/>
+          <w:lang w:val="ar_AE" w:bidi="ar_AE"/>
+        </w:rPr>
+      </w:r>
+      <w:r>
+        <w:rPr>
+          <w:rtl/>
+          <w:cs/>
           <w:lang w:val="ar_AE" w:bidi="ar_AE"/>
         </w:rPr>
         <w:t>يتمسَّك الجسد كله بٱلْمَسِيحِ، الرأس، لكي ينمو نموًا من ٱللهِ.</w:t>
       </w:r>
       <w:r>
         <w:rPr>
-          <w:lang w:val="ar_AE" w:bidi="ar_AE"/>
-        </w:rPr>
-      </w:r>
-      <w:r>
-        <w:rPr>
-          <w:lang w:val="ar_AE" w:bidi="ar_AE"/>
-        </w:rPr>
-      </w:r>
-    </w:p>
-    <w:p>
-      <w:pPr>
-        <w:bidi/>
-      </w:pPr>
-      <w:r>
-        <w:rPr>
+          <w:rtl/>
+          <w:cs/>
+          <w:lang w:val="ar_AE" w:bidi="ar_AE"/>
+        </w:rPr>
+      </w:r>
+      <w:r>
+        <w:rPr>
+          <w:rtl/>
+          <w:cs/>
+          <w:lang w:val="ar_AE" w:bidi="ar_AE"/>
+        </w:rPr>
+      </w:r>
+    </w:p>
+    <w:p>
+      <w:pPr>
+        <w:bidi/>
+      </w:pPr>
+      <w:r>
+        <w:rPr>
+          <w:rtl/>
+          <w:cs/>
           <w:lang w:val="ar_AE" w:bidi="ar_AE"/>
         </w:rPr>
       </w:r>
@@ -2507,28 +3141,36 @@
       </w:pPr>
       <w:r>
         <w:rPr>
+          <w:rtl/>
+          <w:cs/>
           <w:lang w:val="ar_AE" w:bidi="ar_AE"/>
         </w:rPr>
         <w:t>كولوسي ٢: ٢١</w:t>
       </w:r>
       <w:r>
         <w:rPr>
-          <w:lang w:val="ar_AE" w:bidi="ar_AE"/>
-        </w:rPr>
-      </w:r>
-    </w:p>
-    <w:p>
-      <w:pPr>
-        <w:bidi/>
-      </w:pPr>
-      <w:r>
-        <w:rPr>
+          <w:rtl/>
+          <w:cs/>
+          <w:lang w:val="ar_AE" w:bidi="ar_AE"/>
+        </w:rPr>
+      </w:r>
+    </w:p>
+    <w:p>
+      <w:pPr>
+        <w:bidi/>
+      </w:pPr>
+      <w:r>
+        <w:rPr>
+          <w:rtl/>
+          <w:cs/>
           <w:lang w:val="ar_AE" w:bidi="ar_AE"/>
         </w:rPr>
       </w:r>
       <w:r>
         <w:rPr>
           <w:b/>
+          <w:rtl/>
+          <w:cs/>
           <w:lang w:val="ar_AE" w:bidi="ar_AE"/>
         </w:rPr>
         <w:t>ما أنواع الوصايا التي يقول بولس أنها جزء من معتقدات العالم؟</w:t>
@@ -2540,32 +3182,42 @@
       </w:pPr>
       <w:r>
         <w:rPr>
-          <w:lang w:val="ar_AE" w:bidi="ar_AE"/>
-        </w:rPr>
-      </w:r>
-      <w:r>
-        <w:rPr>
+          <w:rtl/>
+          <w:cs/>
+          <w:lang w:val="ar_AE" w:bidi="ar_AE"/>
+        </w:rPr>
+      </w:r>
+      <w:r>
+        <w:rPr>
+          <w:rtl/>
+          <w:cs/>
           <w:lang w:val="ar_AE" w:bidi="ar_AE"/>
         </w:rPr>
         <w:t>تُمثِّل وصايا عدم تناول شيء ما وعدم التذوق وعدم اللمس جزءًا من معتقدات العالم.</w:t>
       </w:r>
       <w:r>
         <w:rPr>
-          <w:lang w:val="ar_AE" w:bidi="ar_AE"/>
-        </w:rPr>
-      </w:r>
-      <w:r>
-        <w:rPr>
-          <w:lang w:val="ar_AE" w:bidi="ar_AE"/>
-        </w:rPr>
-      </w:r>
-    </w:p>
-    <w:p>
-      <w:pPr>
-        <w:bidi/>
-      </w:pPr>
-      <w:r>
-        <w:rPr>
+          <w:rtl/>
+          <w:cs/>
+          <w:lang w:val="ar_AE" w:bidi="ar_AE"/>
+        </w:rPr>
+      </w:r>
+      <w:r>
+        <w:rPr>
+          <w:rtl/>
+          <w:cs/>
+          <w:lang w:val="ar_AE" w:bidi="ar_AE"/>
+        </w:rPr>
+      </w:r>
+    </w:p>
+    <w:p>
+      <w:pPr>
+        <w:bidi/>
+      </w:pPr>
+      <w:r>
+        <w:rPr>
+          <w:rtl/>
+          <w:cs/>
           <w:lang w:val="ar_AE" w:bidi="ar_AE"/>
         </w:rPr>
       </w:r>
@@ -2577,28 +3229,36 @@
       </w:pPr>
       <w:r>
         <w:rPr>
+          <w:rtl/>
+          <w:cs/>
           <w:lang w:val="ar_AE" w:bidi="ar_AE"/>
         </w:rPr>
         <w:t>كولوسي ٢: ٢٣</w:t>
       </w:r>
       <w:r>
         <w:rPr>
-          <w:lang w:val="ar_AE" w:bidi="ar_AE"/>
-        </w:rPr>
-      </w:r>
-    </w:p>
-    <w:p>
-      <w:pPr>
-        <w:bidi/>
-      </w:pPr>
-      <w:r>
-        <w:rPr>
+          <w:rtl/>
+          <w:cs/>
+          <w:lang w:val="ar_AE" w:bidi="ar_AE"/>
+        </w:rPr>
+      </w:r>
+    </w:p>
+    <w:p>
+      <w:pPr>
+        <w:bidi/>
+      </w:pPr>
+      <w:r>
+        <w:rPr>
+          <w:rtl/>
+          <w:cs/>
           <w:lang w:val="ar_AE" w:bidi="ar_AE"/>
         </w:rPr>
       </w:r>
       <w:r>
         <w:rPr>
           <w:b/>
+          <w:rtl/>
+          <w:cs/>
           <w:lang w:val="ar_AE" w:bidi="ar_AE"/>
         </w:rPr>
         <w:t>ضد ماذا لا قيمة لقواعد الدين الذي مِن صُنع الإنسان؟</w:t>
@@ -2610,32 +3270,42 @@
       </w:pPr>
       <w:r>
         <w:rPr>
-          <w:lang w:val="ar_AE" w:bidi="ar_AE"/>
-        </w:rPr>
-      </w:r>
-      <w:r>
-        <w:rPr>
+          <w:rtl/>
+          <w:cs/>
+          <w:lang w:val="ar_AE" w:bidi="ar_AE"/>
+        </w:rPr>
+      </w:r>
+      <w:r>
+        <w:rPr>
+          <w:rtl/>
+          <w:cs/>
           <w:lang w:val="ar_AE" w:bidi="ar_AE"/>
         </w:rPr>
         <w:t>لا تفيد فرائض الدين الذي صنعه الإنسان في مقاومة الانغماس في أعمال الجسد.</w:t>
       </w:r>
       <w:r>
         <w:rPr>
-          <w:lang w:val="ar_AE" w:bidi="ar_AE"/>
-        </w:rPr>
-      </w:r>
-      <w:r>
-        <w:rPr>
-          <w:lang w:val="ar_AE" w:bidi="ar_AE"/>
-        </w:rPr>
-      </w:r>
-    </w:p>
-    <w:p>
-      <w:pPr>
-        <w:bidi/>
-      </w:pPr>
-      <w:r>
-        <w:rPr>
+          <w:rtl/>
+          <w:cs/>
+          <w:lang w:val="ar_AE" w:bidi="ar_AE"/>
+        </w:rPr>
+      </w:r>
+      <w:r>
+        <w:rPr>
+          <w:rtl/>
+          <w:cs/>
+          <w:lang w:val="ar_AE" w:bidi="ar_AE"/>
+        </w:rPr>
+      </w:r>
+    </w:p>
+    <w:p>
+      <w:pPr>
+        <w:bidi/>
+      </w:pPr>
+      <w:r>
+        <w:rPr>
+          <w:rtl/>
+          <w:cs/>
           <w:lang w:val="ar_AE" w:bidi="ar_AE"/>
         </w:rPr>
       </w:r>
@@ -2647,28 +3317,36 @@
       </w:pPr>
       <w:r>
         <w:rPr>
+          <w:rtl/>
+          <w:cs/>
           <w:lang w:val="ar_AE" w:bidi="ar_AE"/>
         </w:rPr>
         <w:t>كولوسي ٣: ١</w:t>
       </w:r>
       <w:r>
         <w:rPr>
-          <w:lang w:val="ar_AE" w:bidi="ar_AE"/>
-        </w:rPr>
-      </w:r>
-    </w:p>
-    <w:p>
-      <w:pPr>
-        <w:bidi/>
-      </w:pPr>
-      <w:r>
-        <w:rPr>
+          <w:rtl/>
+          <w:cs/>
+          <w:lang w:val="ar_AE" w:bidi="ar_AE"/>
+        </w:rPr>
+      </w:r>
+    </w:p>
+    <w:p>
+      <w:pPr>
+        <w:bidi/>
+      </w:pPr>
+      <w:r>
+        <w:rPr>
+          <w:rtl/>
+          <w:cs/>
           <w:lang w:val="ar_AE" w:bidi="ar_AE"/>
         </w:rPr>
       </w:r>
       <w:r>
         <w:rPr>
           <w:b/>
+          <w:rtl/>
+          <w:cs/>
           <w:lang w:val="ar_AE" w:bidi="ar_AE"/>
         </w:rPr>
         <w:t>إلى أين رُفِع ٱلْمَسِيح؟</w:t>
@@ -2680,32 +3358,42 @@
       </w:pPr>
       <w:r>
         <w:rPr>
-          <w:lang w:val="ar_AE" w:bidi="ar_AE"/>
-        </w:rPr>
-      </w:r>
-      <w:r>
-        <w:rPr>
+          <w:rtl/>
+          <w:cs/>
+          <w:lang w:val="ar_AE" w:bidi="ar_AE"/>
+        </w:rPr>
+      </w:r>
+      <w:r>
+        <w:rPr>
+          <w:rtl/>
+          <w:cs/>
           <w:lang w:val="ar_AE" w:bidi="ar_AE"/>
         </w:rPr>
         <w:t>رُفِعَ ٱلْمَسِيح ليجلس عن يمين ٱللهِ.</w:t>
       </w:r>
       <w:r>
         <w:rPr>
-          <w:lang w:val="ar_AE" w:bidi="ar_AE"/>
-        </w:rPr>
-      </w:r>
-      <w:r>
-        <w:rPr>
-          <w:lang w:val="ar_AE" w:bidi="ar_AE"/>
-        </w:rPr>
-      </w:r>
-    </w:p>
-    <w:p>
-      <w:pPr>
-        <w:bidi/>
-      </w:pPr>
-      <w:r>
-        <w:rPr>
+          <w:rtl/>
+          <w:cs/>
+          <w:lang w:val="ar_AE" w:bidi="ar_AE"/>
+        </w:rPr>
+      </w:r>
+      <w:r>
+        <w:rPr>
+          <w:rtl/>
+          <w:cs/>
+          <w:lang w:val="ar_AE" w:bidi="ar_AE"/>
+        </w:rPr>
+      </w:r>
+    </w:p>
+    <w:p>
+      <w:pPr>
+        <w:bidi/>
+      </w:pPr>
+      <w:r>
+        <w:rPr>
+          <w:rtl/>
+          <w:cs/>
           <w:lang w:val="ar_AE" w:bidi="ar_AE"/>
         </w:rPr>
       </w:r>
@@ -2717,28 +3405,36 @@
       </w:pPr>
       <w:r>
         <w:rPr>
+          <w:rtl/>
+          <w:cs/>
           <w:lang w:val="ar_AE" w:bidi="ar_AE"/>
         </w:rPr>
         <w:t>كولوسي ٣: ١–٢</w:t>
       </w:r>
       <w:r>
         <w:rPr>
-          <w:lang w:val="ar_AE" w:bidi="ar_AE"/>
-        </w:rPr>
-      </w:r>
-    </w:p>
-    <w:p>
-      <w:pPr>
-        <w:bidi/>
-      </w:pPr>
-      <w:r>
-        <w:rPr>
+          <w:rtl/>
+          <w:cs/>
+          <w:lang w:val="ar_AE" w:bidi="ar_AE"/>
+        </w:rPr>
+      </w:r>
+    </w:p>
+    <w:p>
+      <w:pPr>
+        <w:bidi/>
+      </w:pPr>
+      <w:r>
+        <w:rPr>
+          <w:rtl/>
+          <w:cs/>
           <w:lang w:val="ar_AE" w:bidi="ar_AE"/>
         </w:rPr>
       </w:r>
       <w:r>
         <w:rPr>
           <w:b/>
+          <w:rtl/>
+          <w:cs/>
           <w:lang w:val="ar_AE" w:bidi="ar_AE"/>
         </w:rPr>
         <w:t>ما الذي يجب أن يسعى المؤمنون إليه، وما الذي يجب ألا يسعوا إليه؟</w:t>
@@ -2750,32 +3446,42 @@
       </w:pPr>
       <w:r>
         <w:rPr>
-          <w:lang w:val="ar_AE" w:bidi="ar_AE"/>
-        </w:rPr>
-      </w:r>
-      <w:r>
-        <w:rPr>
+          <w:rtl/>
+          <w:cs/>
+          <w:lang w:val="ar_AE" w:bidi="ar_AE"/>
+        </w:rPr>
+      </w:r>
+      <w:r>
+        <w:rPr>
+          <w:rtl/>
+          <w:cs/>
           <w:lang w:val="ar_AE" w:bidi="ar_AE"/>
         </w:rPr>
         <w:t>يجب على المؤمنين أن يسعوا إلى الأمور السماوية، لا الأرضية.</w:t>
       </w:r>
       <w:r>
         <w:rPr>
-          <w:lang w:val="ar_AE" w:bidi="ar_AE"/>
-        </w:rPr>
-      </w:r>
-      <w:r>
-        <w:rPr>
-          <w:lang w:val="ar_AE" w:bidi="ar_AE"/>
-        </w:rPr>
-      </w:r>
-    </w:p>
-    <w:p>
-      <w:pPr>
-        <w:bidi/>
-      </w:pPr>
-      <w:r>
-        <w:rPr>
+          <w:rtl/>
+          <w:cs/>
+          <w:lang w:val="ar_AE" w:bidi="ar_AE"/>
+        </w:rPr>
+      </w:r>
+      <w:r>
+        <w:rPr>
+          <w:rtl/>
+          <w:cs/>
+          <w:lang w:val="ar_AE" w:bidi="ar_AE"/>
+        </w:rPr>
+      </w:r>
+    </w:p>
+    <w:p>
+      <w:pPr>
+        <w:bidi/>
+      </w:pPr>
+      <w:r>
+        <w:rPr>
+          <w:rtl/>
+          <w:cs/>
           <w:lang w:val="ar_AE" w:bidi="ar_AE"/>
         </w:rPr>
       </w:r>
@@ -2787,28 +3493,36 @@
       </w:pPr>
       <w:r>
         <w:rPr>
+          <w:rtl/>
+          <w:cs/>
           <w:lang w:val="ar_AE" w:bidi="ar_AE"/>
         </w:rPr>
         <w:t>كولوسي ٣:٣</w:t>
       </w:r>
       <w:r>
         <w:rPr>
-          <w:lang w:val="ar_AE" w:bidi="ar_AE"/>
-        </w:rPr>
-      </w:r>
-    </w:p>
-    <w:p>
-      <w:pPr>
-        <w:bidi/>
-      </w:pPr>
-      <w:r>
-        <w:rPr>
+          <w:rtl/>
+          <w:cs/>
+          <w:lang w:val="ar_AE" w:bidi="ar_AE"/>
+        </w:rPr>
+      </w:r>
+    </w:p>
+    <w:p>
+      <w:pPr>
+        <w:bidi/>
+      </w:pPr>
+      <w:r>
+        <w:rPr>
+          <w:rtl/>
+          <w:cs/>
           <w:lang w:val="ar_AE" w:bidi="ar_AE"/>
         </w:rPr>
       </w:r>
       <w:r>
         <w:rPr>
           <w:b/>
+          <w:rtl/>
+          <w:cs/>
           <w:lang w:val="ar_AE" w:bidi="ar_AE"/>
         </w:rPr>
         <w:t>أين وضع ٱلله حياة المؤمن؟</w:t>
@@ -2820,32 +3534,42 @@
       </w:pPr>
       <w:r>
         <w:rPr>
-          <w:lang w:val="ar_AE" w:bidi="ar_AE"/>
-        </w:rPr>
-      </w:r>
-      <w:r>
-        <w:rPr>
+          <w:rtl/>
+          <w:cs/>
+          <w:lang w:val="ar_AE" w:bidi="ar_AE"/>
+        </w:rPr>
+      </w:r>
+      <w:r>
+        <w:rPr>
+          <w:rtl/>
+          <w:cs/>
           <w:lang w:val="ar_AE" w:bidi="ar_AE"/>
         </w:rPr>
         <w:t>ستَرَ الله حياة المؤمن في المسيح.</w:t>
       </w:r>
       <w:r>
         <w:rPr>
-          <w:lang w:val="ar_AE" w:bidi="ar_AE"/>
-        </w:rPr>
-      </w:r>
-      <w:r>
-        <w:rPr>
-          <w:lang w:val="ar_AE" w:bidi="ar_AE"/>
-        </w:rPr>
-      </w:r>
-    </w:p>
-    <w:p>
-      <w:pPr>
-        <w:bidi/>
-      </w:pPr>
-      <w:r>
-        <w:rPr>
+          <w:rtl/>
+          <w:cs/>
+          <w:lang w:val="ar_AE" w:bidi="ar_AE"/>
+        </w:rPr>
+      </w:r>
+      <w:r>
+        <w:rPr>
+          <w:rtl/>
+          <w:cs/>
+          <w:lang w:val="ar_AE" w:bidi="ar_AE"/>
+        </w:rPr>
+      </w:r>
+    </w:p>
+    <w:p>
+      <w:pPr>
+        <w:bidi/>
+      </w:pPr>
+      <w:r>
+        <w:rPr>
+          <w:rtl/>
+          <w:cs/>
           <w:lang w:val="ar_AE" w:bidi="ar_AE"/>
         </w:rPr>
       </w:r>
@@ -2857,28 +3581,36 @@
       </w:pPr>
       <w:r>
         <w:rPr>
+          <w:rtl/>
+          <w:cs/>
           <w:lang w:val="ar_AE" w:bidi="ar_AE"/>
         </w:rPr>
         <w:t>كولوسي ٣: ٤</w:t>
       </w:r>
       <w:r>
         <w:rPr>
-          <w:lang w:val="ar_AE" w:bidi="ar_AE"/>
-        </w:rPr>
-      </w:r>
-    </w:p>
-    <w:p>
-      <w:pPr>
-        <w:bidi/>
-      </w:pPr>
-      <w:r>
-        <w:rPr>
+          <w:rtl/>
+          <w:cs/>
+          <w:lang w:val="ar_AE" w:bidi="ar_AE"/>
+        </w:rPr>
+      </w:r>
+    </w:p>
+    <w:p>
+      <w:pPr>
+        <w:bidi/>
+      </w:pPr>
+      <w:r>
+        <w:rPr>
+          <w:rtl/>
+          <w:cs/>
           <w:lang w:val="ar_AE" w:bidi="ar_AE"/>
         </w:rPr>
       </w:r>
       <w:r>
         <w:rPr>
           <w:b/>
+          <w:rtl/>
+          <w:cs/>
           <w:lang w:val="ar_AE" w:bidi="ar_AE"/>
         </w:rPr>
         <w:t>ماذا سيحدث للمؤمن عندما يُظهَر ٱلْمَسِيح؟</w:t>
@@ -2890,32 +3622,42 @@
       </w:pPr>
       <w:r>
         <w:rPr>
-          <w:lang w:val="ar_AE" w:bidi="ar_AE"/>
-        </w:rPr>
-      </w:r>
-      <w:r>
-        <w:rPr>
+          <w:rtl/>
+          <w:cs/>
+          <w:lang w:val="ar_AE" w:bidi="ar_AE"/>
+        </w:rPr>
+      </w:r>
+      <w:r>
+        <w:rPr>
+          <w:rtl/>
+          <w:cs/>
           <w:lang w:val="ar_AE" w:bidi="ar_AE"/>
         </w:rPr>
         <w:t>عندما يُظهَر ٱلْمَسِيح، سيظهَر المؤمن أيضًا معه في المجد.</w:t>
       </w:r>
       <w:r>
         <w:rPr>
-          <w:lang w:val="ar_AE" w:bidi="ar_AE"/>
-        </w:rPr>
-      </w:r>
-      <w:r>
-        <w:rPr>
-          <w:lang w:val="ar_AE" w:bidi="ar_AE"/>
-        </w:rPr>
-      </w:r>
-    </w:p>
-    <w:p>
-      <w:pPr>
-        <w:bidi/>
-      </w:pPr>
-      <w:r>
-        <w:rPr>
+          <w:rtl/>
+          <w:cs/>
+          <w:lang w:val="ar_AE" w:bidi="ar_AE"/>
+        </w:rPr>
+      </w:r>
+      <w:r>
+        <w:rPr>
+          <w:rtl/>
+          <w:cs/>
+          <w:lang w:val="ar_AE" w:bidi="ar_AE"/>
+        </w:rPr>
+      </w:r>
+    </w:p>
+    <w:p>
+      <w:pPr>
+        <w:bidi/>
+      </w:pPr>
+      <w:r>
+        <w:rPr>
+          <w:rtl/>
+          <w:cs/>
           <w:lang w:val="ar_AE" w:bidi="ar_AE"/>
         </w:rPr>
       </w:r>
@@ -2927,28 +3669,36 @@
       </w:pPr>
       <w:r>
         <w:rPr>
+          <w:rtl/>
+          <w:cs/>
           <w:lang w:val="ar_AE" w:bidi="ar_AE"/>
         </w:rPr>
         <w:t>كولوسي ٣: ٥</w:t>
       </w:r>
       <w:r>
         <w:rPr>
-          <w:lang w:val="ar_AE" w:bidi="ar_AE"/>
-        </w:rPr>
-      </w:r>
-    </w:p>
-    <w:p>
-      <w:pPr>
-        <w:bidi/>
-      </w:pPr>
-      <w:r>
-        <w:rPr>
+          <w:rtl/>
+          <w:cs/>
+          <w:lang w:val="ar_AE" w:bidi="ar_AE"/>
+        </w:rPr>
+      </w:r>
+    </w:p>
+    <w:p>
+      <w:pPr>
+        <w:bidi/>
+      </w:pPr>
+      <w:r>
+        <w:rPr>
+          <w:rtl/>
+          <w:cs/>
           <w:lang w:val="ar_AE" w:bidi="ar_AE"/>
         </w:rPr>
       </w:r>
       <w:r>
         <w:rPr>
           <w:b/>
+          <w:rtl/>
+          <w:cs/>
           <w:lang w:val="ar_AE" w:bidi="ar_AE"/>
         </w:rPr>
         <w:t>ما الذي يجب على المؤمن إماتته؟</w:t>
@@ -2960,32 +3710,42 @@
       </w:pPr>
       <w:r>
         <w:rPr>
-          <w:lang w:val="ar_AE" w:bidi="ar_AE"/>
-        </w:rPr>
-      </w:r>
-      <w:r>
-        <w:rPr>
+          <w:rtl/>
+          <w:cs/>
+          <w:lang w:val="ar_AE" w:bidi="ar_AE"/>
+        </w:rPr>
+      </w:r>
+      <w:r>
+        <w:rPr>
+          <w:rtl/>
+          <w:cs/>
           <w:lang w:val="ar_AE" w:bidi="ar_AE"/>
         </w:rPr>
         <w:t>يجب على المؤمن إماتة الرغبات الأرضية الخاطئة.</w:t>
       </w:r>
       <w:r>
         <w:rPr>
-          <w:lang w:val="ar_AE" w:bidi="ar_AE"/>
-        </w:rPr>
-      </w:r>
-      <w:r>
-        <w:rPr>
-          <w:lang w:val="ar_AE" w:bidi="ar_AE"/>
-        </w:rPr>
-      </w:r>
-    </w:p>
-    <w:p>
-      <w:pPr>
-        <w:bidi/>
-      </w:pPr>
-      <w:r>
-        <w:rPr>
+          <w:rtl/>
+          <w:cs/>
+          <w:lang w:val="ar_AE" w:bidi="ar_AE"/>
+        </w:rPr>
+      </w:r>
+      <w:r>
+        <w:rPr>
+          <w:rtl/>
+          <w:cs/>
+          <w:lang w:val="ar_AE" w:bidi="ar_AE"/>
+        </w:rPr>
+      </w:r>
+    </w:p>
+    <w:p>
+      <w:pPr>
+        <w:bidi/>
+      </w:pPr>
+      <w:r>
+        <w:rPr>
+          <w:rtl/>
+          <w:cs/>
           <w:lang w:val="ar_AE" w:bidi="ar_AE"/>
         </w:rPr>
       </w:r>
@@ -2997,28 +3757,36 @@
       </w:pPr>
       <w:r>
         <w:rPr>
+          <w:rtl/>
+          <w:cs/>
           <w:lang w:val="ar_AE" w:bidi="ar_AE"/>
         </w:rPr>
         <w:t>كولوسي ٣: ٦</w:t>
       </w:r>
       <w:r>
         <w:rPr>
-          <w:lang w:val="ar_AE" w:bidi="ar_AE"/>
-        </w:rPr>
-      </w:r>
-    </w:p>
-    <w:p>
-      <w:pPr>
-        <w:bidi/>
-      </w:pPr>
-      <w:r>
-        <w:rPr>
+          <w:rtl/>
+          <w:cs/>
+          <w:lang w:val="ar_AE" w:bidi="ar_AE"/>
+        </w:rPr>
+      </w:r>
+    </w:p>
+    <w:p>
+      <w:pPr>
+        <w:bidi/>
+      </w:pPr>
+      <w:r>
+        <w:rPr>
+          <w:rtl/>
+          <w:cs/>
           <w:lang w:val="ar_AE" w:bidi="ar_AE"/>
         </w:rPr>
       </w:r>
       <w:r>
         <w:rPr>
           <w:b/>
+          <w:rtl/>
+          <w:cs/>
           <w:lang w:val="ar_AE" w:bidi="ar_AE"/>
         </w:rPr>
         <w:t>ماذا يحدث لأولئك الذين يعصون ٱلله؟</w:t>
@@ -3030,32 +3798,42 @@
       </w:pPr>
       <w:r>
         <w:rPr>
-          <w:lang w:val="ar_AE" w:bidi="ar_AE"/>
-        </w:rPr>
-      </w:r>
-      <w:r>
-        <w:rPr>
+          <w:rtl/>
+          <w:cs/>
+          <w:lang w:val="ar_AE" w:bidi="ar_AE"/>
+        </w:rPr>
+      </w:r>
+      <w:r>
+        <w:rPr>
+          <w:rtl/>
+          <w:cs/>
           <w:lang w:val="ar_AE" w:bidi="ar_AE"/>
         </w:rPr>
         <w:t>يأتي غضب ٱللهِ على الذين يعصون ٱللهِ.</w:t>
       </w:r>
       <w:r>
         <w:rPr>
-          <w:lang w:val="ar_AE" w:bidi="ar_AE"/>
-        </w:rPr>
-      </w:r>
-      <w:r>
-        <w:rPr>
-          <w:lang w:val="ar_AE" w:bidi="ar_AE"/>
-        </w:rPr>
-      </w:r>
-    </w:p>
-    <w:p>
-      <w:pPr>
-        <w:bidi/>
-      </w:pPr>
-      <w:r>
-        <w:rPr>
+          <w:rtl/>
+          <w:cs/>
+          <w:lang w:val="ar_AE" w:bidi="ar_AE"/>
+        </w:rPr>
+      </w:r>
+      <w:r>
+        <w:rPr>
+          <w:rtl/>
+          <w:cs/>
+          <w:lang w:val="ar_AE" w:bidi="ar_AE"/>
+        </w:rPr>
+      </w:r>
+    </w:p>
+    <w:p>
+      <w:pPr>
+        <w:bidi/>
+      </w:pPr>
+      <w:r>
+        <w:rPr>
+          <w:rtl/>
+          <w:cs/>
           <w:lang w:val="ar_AE" w:bidi="ar_AE"/>
         </w:rPr>
       </w:r>
@@ -3067,28 +3845,36 @@
       </w:pPr>
       <w:r>
         <w:rPr>
+          <w:rtl/>
+          <w:cs/>
           <w:lang w:val="ar_AE" w:bidi="ar_AE"/>
         </w:rPr>
         <w:t>كولوسي ٣: ٨</w:t>
       </w:r>
       <w:r>
         <w:rPr>
-          <w:lang w:val="ar_AE" w:bidi="ar_AE"/>
-        </w:rPr>
-      </w:r>
-    </w:p>
-    <w:p>
-      <w:pPr>
-        <w:bidi/>
-      </w:pPr>
-      <w:r>
-        <w:rPr>
+          <w:rtl/>
+          <w:cs/>
+          <w:lang w:val="ar_AE" w:bidi="ar_AE"/>
+        </w:rPr>
+      </w:r>
+    </w:p>
+    <w:p>
+      <w:pPr>
+        <w:bidi/>
+      </w:pPr>
+      <w:r>
+        <w:rPr>
+          <w:rtl/>
+          <w:cs/>
           <w:lang w:val="ar_AE" w:bidi="ar_AE"/>
         </w:rPr>
       </w:r>
       <w:r>
         <w:rPr>
           <w:b/>
+          <w:rtl/>
+          <w:cs/>
           <w:lang w:val="ar_AE" w:bidi="ar_AE"/>
         </w:rPr>
         <w:t>ما بعض الأشياء التي يجب على المؤمنين طرحها، التي هي جزء من الإنسان العتيق؟</w:t>
@@ -3100,32 +3886,42 @@
       </w:pPr>
       <w:r>
         <w:rPr>
-          <w:lang w:val="ar_AE" w:bidi="ar_AE"/>
-        </w:rPr>
-      </w:r>
-      <w:r>
-        <w:rPr>
+          <w:rtl/>
+          <w:cs/>
+          <w:lang w:val="ar_AE" w:bidi="ar_AE"/>
+        </w:rPr>
+      </w:r>
+      <w:r>
+        <w:rPr>
+          <w:rtl/>
+          <w:cs/>
           <w:lang w:val="ar_AE" w:bidi="ar_AE"/>
         </w:rPr>
         <w:t>يجب على المؤمنين التخلُّص من الغضب والسخَط والخُبث والتجديف والكلام القبيح.</w:t>
       </w:r>
       <w:r>
         <w:rPr>
-          <w:lang w:val="ar_AE" w:bidi="ar_AE"/>
-        </w:rPr>
-      </w:r>
-      <w:r>
-        <w:rPr>
-          <w:lang w:val="ar_AE" w:bidi="ar_AE"/>
-        </w:rPr>
-      </w:r>
-    </w:p>
-    <w:p>
-      <w:pPr>
-        <w:bidi/>
-      </w:pPr>
-      <w:r>
-        <w:rPr>
+          <w:rtl/>
+          <w:cs/>
+          <w:lang w:val="ar_AE" w:bidi="ar_AE"/>
+        </w:rPr>
+      </w:r>
+      <w:r>
+        <w:rPr>
+          <w:rtl/>
+          <w:cs/>
+          <w:lang w:val="ar_AE" w:bidi="ar_AE"/>
+        </w:rPr>
+      </w:r>
+    </w:p>
+    <w:p>
+      <w:pPr>
+        <w:bidi/>
+      </w:pPr>
+      <w:r>
+        <w:rPr>
+          <w:rtl/>
+          <w:cs/>
           <w:lang w:val="ar_AE" w:bidi="ar_AE"/>
         </w:rPr>
       </w:r>
@@ -3137,28 +3933,36 @@
       </w:pPr>
       <w:r>
         <w:rPr>
+          <w:rtl/>
+          <w:cs/>
           <w:lang w:val="ar_AE" w:bidi="ar_AE"/>
         </w:rPr>
         <w:t>كولوسي ٣: ١٠</w:t>
       </w:r>
       <w:r>
         <w:rPr>
-          <w:lang w:val="ar_AE" w:bidi="ar_AE"/>
-        </w:rPr>
-      </w:r>
-    </w:p>
-    <w:p>
-      <w:pPr>
-        <w:bidi/>
-      </w:pPr>
-      <w:r>
-        <w:rPr>
+          <w:rtl/>
+          <w:cs/>
+          <w:lang w:val="ar_AE" w:bidi="ar_AE"/>
+        </w:rPr>
+      </w:r>
+    </w:p>
+    <w:p>
+      <w:pPr>
+        <w:bidi/>
+      </w:pPr>
+      <w:r>
+        <w:rPr>
+          <w:rtl/>
+          <w:cs/>
           <w:lang w:val="ar_AE" w:bidi="ar_AE"/>
         </w:rPr>
       </w:r>
       <w:r>
         <w:rPr>
           <w:b/>
+          <w:rtl/>
+          <w:cs/>
           <w:lang w:val="ar_AE" w:bidi="ar_AE"/>
         </w:rPr>
         <w:t>حسب صورة مَن يُخلق إنسان المؤمن الجديد؟</w:t>
@@ -3170,32 +3974,42 @@
       </w:pPr>
       <w:r>
         <w:rPr>
-          <w:lang w:val="ar_AE" w:bidi="ar_AE"/>
-        </w:rPr>
-      </w:r>
-      <w:r>
-        <w:rPr>
+          <w:rtl/>
+          <w:cs/>
+          <w:lang w:val="ar_AE" w:bidi="ar_AE"/>
+        </w:rPr>
+      </w:r>
+      <w:r>
+        <w:rPr>
+          <w:rtl/>
+          <w:cs/>
           <w:lang w:val="ar_AE" w:bidi="ar_AE"/>
         </w:rPr>
         <w:t>إنسان المؤمن الجديد مخلوق حَسَب صورة ٱلْمَسِيحِ.</w:t>
       </w:r>
       <w:r>
         <w:rPr>
-          <w:lang w:val="ar_AE" w:bidi="ar_AE"/>
-        </w:rPr>
-      </w:r>
-      <w:r>
-        <w:rPr>
-          <w:lang w:val="ar_AE" w:bidi="ar_AE"/>
-        </w:rPr>
-      </w:r>
-    </w:p>
-    <w:p>
-      <w:pPr>
-        <w:bidi/>
-      </w:pPr>
-      <w:r>
-        <w:rPr>
+          <w:rtl/>
+          <w:cs/>
+          <w:lang w:val="ar_AE" w:bidi="ar_AE"/>
+        </w:rPr>
+      </w:r>
+      <w:r>
+        <w:rPr>
+          <w:rtl/>
+          <w:cs/>
+          <w:lang w:val="ar_AE" w:bidi="ar_AE"/>
+        </w:rPr>
+      </w:r>
+    </w:p>
+    <w:p>
+      <w:pPr>
+        <w:bidi/>
+      </w:pPr>
+      <w:r>
+        <w:rPr>
+          <w:rtl/>
+          <w:cs/>
           <w:lang w:val="ar_AE" w:bidi="ar_AE"/>
         </w:rPr>
       </w:r>
@@ -3207,28 +4021,36 @@
       </w:pPr>
       <w:r>
         <w:rPr>
+          <w:rtl/>
+          <w:cs/>
           <w:lang w:val="ar_AE" w:bidi="ar_AE"/>
         </w:rPr>
         <w:t>كولوسي ٣: ١٢</w:t>
       </w:r>
       <w:r>
         <w:rPr>
-          <w:lang w:val="ar_AE" w:bidi="ar_AE"/>
-        </w:rPr>
-      </w:r>
-    </w:p>
-    <w:p>
-      <w:pPr>
-        <w:bidi/>
-      </w:pPr>
-      <w:r>
-        <w:rPr>
+          <w:rtl/>
+          <w:cs/>
+          <w:lang w:val="ar_AE" w:bidi="ar_AE"/>
+        </w:rPr>
+      </w:r>
+    </w:p>
+    <w:p>
+      <w:pPr>
+        <w:bidi/>
+      </w:pPr>
+      <w:r>
+        <w:rPr>
+          <w:rtl/>
+          <w:cs/>
           <w:lang w:val="ar_AE" w:bidi="ar_AE"/>
         </w:rPr>
       </w:r>
       <w:r>
         <w:rPr>
           <w:b/>
+          <w:rtl/>
+          <w:cs/>
           <w:lang w:val="ar_AE" w:bidi="ar_AE"/>
         </w:rPr>
         <w:t>ما بعض الأشياء التي يجب أنْ يلبسها المؤمنون، التي هي جزء من الإنسان الجديد؟</w:t>
@@ -3240,32 +4062,42 @@
       </w:pPr>
       <w:r>
         <w:rPr>
-          <w:lang w:val="ar_AE" w:bidi="ar_AE"/>
-        </w:rPr>
-      </w:r>
-      <w:r>
-        <w:rPr>
+          <w:rtl/>
+          <w:cs/>
+          <w:lang w:val="ar_AE" w:bidi="ar_AE"/>
+        </w:rPr>
+      </w:r>
+      <w:r>
+        <w:rPr>
+          <w:rtl/>
+          <w:cs/>
           <w:lang w:val="ar_AE" w:bidi="ar_AE"/>
         </w:rPr>
         <w:t>يجب على المؤمنين أن يلبسوا أحشاء رأفات ولُطف وتواضع ووداعة وصبر.</w:t>
       </w:r>
       <w:r>
         <w:rPr>
-          <w:lang w:val="ar_AE" w:bidi="ar_AE"/>
-        </w:rPr>
-      </w:r>
-      <w:r>
-        <w:rPr>
-          <w:lang w:val="ar_AE" w:bidi="ar_AE"/>
-        </w:rPr>
-      </w:r>
-    </w:p>
-    <w:p>
-      <w:pPr>
-        <w:bidi/>
-      </w:pPr>
-      <w:r>
-        <w:rPr>
+          <w:rtl/>
+          <w:cs/>
+          <w:lang w:val="ar_AE" w:bidi="ar_AE"/>
+        </w:rPr>
+      </w:r>
+      <w:r>
+        <w:rPr>
+          <w:rtl/>
+          <w:cs/>
+          <w:lang w:val="ar_AE" w:bidi="ar_AE"/>
+        </w:rPr>
+      </w:r>
+    </w:p>
+    <w:p>
+      <w:pPr>
+        <w:bidi/>
+      </w:pPr>
+      <w:r>
+        <w:rPr>
+          <w:rtl/>
+          <w:cs/>
           <w:lang w:val="ar_AE" w:bidi="ar_AE"/>
         </w:rPr>
       </w:r>
@@ -3277,28 +4109,36 @@
       </w:pPr>
       <w:r>
         <w:rPr>
+          <w:rtl/>
+          <w:cs/>
           <w:lang w:val="ar_AE" w:bidi="ar_AE"/>
         </w:rPr>
         <w:t>كولوسي ٣: ١٣</w:t>
       </w:r>
       <w:r>
         <w:rPr>
-          <w:lang w:val="ar_AE" w:bidi="ar_AE"/>
-        </w:rPr>
-      </w:r>
-    </w:p>
-    <w:p>
-      <w:pPr>
-        <w:bidi/>
-      </w:pPr>
-      <w:r>
-        <w:rPr>
+          <w:rtl/>
+          <w:cs/>
+          <w:lang w:val="ar_AE" w:bidi="ar_AE"/>
+        </w:rPr>
+      </w:r>
+    </w:p>
+    <w:p>
+      <w:pPr>
+        <w:bidi/>
+      </w:pPr>
+      <w:r>
+        <w:rPr>
+          <w:rtl/>
+          <w:cs/>
           <w:lang w:val="ar_AE" w:bidi="ar_AE"/>
         </w:rPr>
       </w:r>
       <w:r>
         <w:rPr>
           <w:b/>
+          <w:rtl/>
+          <w:cs/>
           <w:lang w:val="ar_AE" w:bidi="ar_AE"/>
         </w:rPr>
         <w:t>بأي طريقة ينبغي للمؤمن أن يغفر؟</w:t>
@@ -3310,32 +4150,42 @@
       </w:pPr>
       <w:r>
         <w:rPr>
-          <w:lang w:val="ar_AE" w:bidi="ar_AE"/>
-        </w:rPr>
-      </w:r>
-      <w:r>
-        <w:rPr>
+          <w:rtl/>
+          <w:cs/>
+          <w:lang w:val="ar_AE" w:bidi="ar_AE"/>
+        </w:rPr>
+      </w:r>
+      <w:r>
+        <w:rPr>
+          <w:rtl/>
+          <w:cs/>
           <w:lang w:val="ar_AE" w:bidi="ar_AE"/>
         </w:rPr>
         <w:t>ينبغي للمؤمن أن يغفر بالطريقة التي غفر الرب بها له.</w:t>
       </w:r>
       <w:r>
         <w:rPr>
-          <w:lang w:val="ar_AE" w:bidi="ar_AE"/>
-        </w:rPr>
-      </w:r>
-      <w:r>
-        <w:rPr>
-          <w:lang w:val="ar_AE" w:bidi="ar_AE"/>
-        </w:rPr>
-      </w:r>
-    </w:p>
-    <w:p>
-      <w:pPr>
-        <w:bidi/>
-      </w:pPr>
-      <w:r>
-        <w:rPr>
+          <w:rtl/>
+          <w:cs/>
+          <w:lang w:val="ar_AE" w:bidi="ar_AE"/>
+        </w:rPr>
+      </w:r>
+      <w:r>
+        <w:rPr>
+          <w:rtl/>
+          <w:cs/>
+          <w:lang w:val="ar_AE" w:bidi="ar_AE"/>
+        </w:rPr>
+      </w:r>
+    </w:p>
+    <w:p>
+      <w:pPr>
+        <w:bidi/>
+      </w:pPr>
+      <w:r>
+        <w:rPr>
+          <w:rtl/>
+          <w:cs/>
           <w:lang w:val="ar_AE" w:bidi="ar_AE"/>
         </w:rPr>
       </w:r>
@@ -3347,28 +4197,36 @@
       </w:pPr>
       <w:r>
         <w:rPr>
+          <w:rtl/>
+          <w:cs/>
           <w:lang w:val="ar_AE" w:bidi="ar_AE"/>
         </w:rPr>
         <w:t>كولوسي ٣: ١٤</w:t>
       </w:r>
       <w:r>
         <w:rPr>
-          <w:lang w:val="ar_AE" w:bidi="ar_AE"/>
-        </w:rPr>
-      </w:r>
-    </w:p>
-    <w:p>
-      <w:pPr>
-        <w:bidi/>
-      </w:pPr>
-      <w:r>
-        <w:rPr>
+          <w:rtl/>
+          <w:cs/>
+          <w:lang w:val="ar_AE" w:bidi="ar_AE"/>
+        </w:rPr>
+      </w:r>
+    </w:p>
+    <w:p>
+      <w:pPr>
+        <w:bidi/>
+      </w:pPr>
+      <w:r>
+        <w:rPr>
+          <w:rtl/>
+          <w:cs/>
           <w:lang w:val="ar_AE" w:bidi="ar_AE"/>
         </w:rPr>
       </w:r>
       <w:r>
         <w:rPr>
           <w:b/>
+          <w:rtl/>
+          <w:cs/>
           <w:lang w:val="ar_AE" w:bidi="ar_AE"/>
         </w:rPr>
         <w:t>ما رِباط الكمال بين المؤمنين؟</w:t>
@@ -3380,32 +4238,42 @@
       </w:pPr>
       <w:r>
         <w:rPr>
-          <w:lang w:val="ar_AE" w:bidi="ar_AE"/>
-        </w:rPr>
-      </w:r>
-      <w:r>
-        <w:rPr>
+          <w:rtl/>
+          <w:cs/>
+          <w:lang w:val="ar_AE" w:bidi="ar_AE"/>
+        </w:rPr>
+      </w:r>
+      <w:r>
+        <w:rPr>
+          <w:rtl/>
+          <w:cs/>
           <w:lang w:val="ar_AE" w:bidi="ar_AE"/>
         </w:rPr>
         <w:t>المحبة هي رباط الكَمال.</w:t>
       </w:r>
       <w:r>
         <w:rPr>
-          <w:lang w:val="ar_AE" w:bidi="ar_AE"/>
-        </w:rPr>
-      </w:r>
-      <w:r>
-        <w:rPr>
-          <w:lang w:val="ar_AE" w:bidi="ar_AE"/>
-        </w:rPr>
-      </w:r>
-    </w:p>
-    <w:p>
-      <w:pPr>
-        <w:bidi/>
-      </w:pPr>
-      <w:r>
-        <w:rPr>
+          <w:rtl/>
+          <w:cs/>
+          <w:lang w:val="ar_AE" w:bidi="ar_AE"/>
+        </w:rPr>
+      </w:r>
+      <w:r>
+        <w:rPr>
+          <w:rtl/>
+          <w:cs/>
+          <w:lang w:val="ar_AE" w:bidi="ar_AE"/>
+        </w:rPr>
+      </w:r>
+    </w:p>
+    <w:p>
+      <w:pPr>
+        <w:bidi/>
+      </w:pPr>
+      <w:r>
+        <w:rPr>
+          <w:rtl/>
+          <w:cs/>
           <w:lang w:val="ar_AE" w:bidi="ar_AE"/>
         </w:rPr>
       </w:r>
@@ -3417,28 +4285,36 @@
       </w:pPr>
       <w:r>
         <w:rPr>
+          <w:rtl/>
+          <w:cs/>
           <w:lang w:val="ar_AE" w:bidi="ar_AE"/>
         </w:rPr>
         <w:t>كولوسي 3: 15</w:t>
       </w:r>
       <w:r>
         <w:rPr>
-          <w:lang w:val="ar_AE" w:bidi="ar_AE"/>
-        </w:rPr>
-      </w:r>
-    </w:p>
-    <w:p>
-      <w:pPr>
-        <w:bidi/>
-      </w:pPr>
-      <w:r>
-        <w:rPr>
+          <w:rtl/>
+          <w:cs/>
+          <w:lang w:val="ar_AE" w:bidi="ar_AE"/>
+        </w:rPr>
+      </w:r>
+    </w:p>
+    <w:p>
+      <w:pPr>
+        <w:bidi/>
+      </w:pPr>
+      <w:r>
+        <w:rPr>
+          <w:rtl/>
+          <w:cs/>
           <w:lang w:val="ar_AE" w:bidi="ar_AE"/>
         </w:rPr>
       </w:r>
       <w:r>
         <w:rPr>
           <w:b/>
+          <w:rtl/>
+          <w:cs/>
           <w:lang w:val="ar_AE" w:bidi="ar_AE"/>
         </w:rPr>
         <w:t>ما الذي يجب أن يملُك في قلب المؤمن؟</w:t>
@@ -3450,32 +4326,42 @@
       </w:pPr>
       <w:r>
         <w:rPr>
-          <w:lang w:val="ar_AE" w:bidi="ar_AE"/>
-        </w:rPr>
-      </w:r>
-      <w:r>
-        <w:rPr>
+          <w:rtl/>
+          <w:cs/>
+          <w:lang w:val="ar_AE" w:bidi="ar_AE"/>
+        </w:rPr>
+      </w:r>
+      <w:r>
+        <w:rPr>
+          <w:rtl/>
+          <w:cs/>
           <w:lang w:val="ar_AE" w:bidi="ar_AE"/>
         </w:rPr>
         <w:t>يجب أن يملُك سلام المسيح في قلب المؤمن.</w:t>
       </w:r>
       <w:r>
         <w:rPr>
-          <w:lang w:val="ar_AE" w:bidi="ar_AE"/>
-        </w:rPr>
-      </w:r>
-      <w:r>
-        <w:rPr>
-          <w:lang w:val="ar_AE" w:bidi="ar_AE"/>
-        </w:rPr>
-      </w:r>
-    </w:p>
-    <w:p>
-      <w:pPr>
-        <w:bidi/>
-      </w:pPr>
-      <w:r>
-        <w:rPr>
+          <w:rtl/>
+          <w:cs/>
+          <w:lang w:val="ar_AE" w:bidi="ar_AE"/>
+        </w:rPr>
+      </w:r>
+      <w:r>
+        <w:rPr>
+          <w:rtl/>
+          <w:cs/>
+          <w:lang w:val="ar_AE" w:bidi="ar_AE"/>
+        </w:rPr>
+      </w:r>
+    </w:p>
+    <w:p>
+      <w:pPr>
+        <w:bidi/>
+      </w:pPr>
+      <w:r>
+        <w:rPr>
+          <w:rtl/>
+          <w:cs/>
           <w:lang w:val="ar_AE" w:bidi="ar_AE"/>
         </w:rPr>
       </w:r>
@@ -3487,28 +4373,36 @@
       </w:pPr>
       <w:r>
         <w:rPr>
+          <w:rtl/>
+          <w:cs/>
           <w:lang w:val="ar_AE" w:bidi="ar_AE"/>
         </w:rPr>
         <w:t>كولوسي ٣: ١٥–١٧</w:t>
       </w:r>
       <w:r>
         <w:rPr>
-          <w:lang w:val="ar_AE" w:bidi="ar_AE"/>
-        </w:rPr>
-      </w:r>
-    </w:p>
-    <w:p>
-      <w:pPr>
-        <w:bidi/>
-      </w:pPr>
-      <w:r>
-        <w:rPr>
+          <w:rtl/>
+          <w:cs/>
+          <w:lang w:val="ar_AE" w:bidi="ar_AE"/>
+        </w:rPr>
+      </w:r>
+    </w:p>
+    <w:p>
+      <w:pPr>
+        <w:bidi/>
+      </w:pPr>
+      <w:r>
+        <w:rPr>
+          <w:rtl/>
+          <w:cs/>
           <w:lang w:val="ar_AE" w:bidi="ar_AE"/>
         </w:rPr>
       </w:r>
       <w:r>
         <w:rPr>
           <w:b/>
+          <w:rtl/>
+          <w:cs/>
           <w:lang w:val="ar_AE" w:bidi="ar_AE"/>
         </w:rPr>
         <w:t>ماذا ينبغي أن يقدم المؤمن لله في سلوكه وترنيمه وكلماته وأفعاله؟</w:t>
@@ -3520,32 +4414,42 @@
       </w:pPr>
       <w:r>
         <w:rPr>
-          <w:lang w:val="ar_AE" w:bidi="ar_AE"/>
-        </w:rPr>
-      </w:r>
-      <w:r>
-        <w:rPr>
+          <w:rtl/>
+          <w:cs/>
+          <w:lang w:val="ar_AE" w:bidi="ar_AE"/>
+        </w:rPr>
+      </w:r>
+      <w:r>
+        <w:rPr>
+          <w:rtl/>
+          <w:cs/>
           <w:lang w:val="ar_AE" w:bidi="ar_AE"/>
         </w:rPr>
         <w:t>يجب على المؤمن أن يشكر ٱلله في سلوكه وترنيمه وكلماته وأفعاله.</w:t>
       </w:r>
       <w:r>
         <w:rPr>
-          <w:lang w:val="ar_AE" w:bidi="ar_AE"/>
-        </w:rPr>
-      </w:r>
-      <w:r>
-        <w:rPr>
-          <w:lang w:val="ar_AE" w:bidi="ar_AE"/>
-        </w:rPr>
-      </w:r>
-    </w:p>
-    <w:p>
-      <w:pPr>
-        <w:bidi/>
-      </w:pPr>
-      <w:r>
-        <w:rPr>
+          <w:rtl/>
+          <w:cs/>
+          <w:lang w:val="ar_AE" w:bidi="ar_AE"/>
+        </w:rPr>
+      </w:r>
+      <w:r>
+        <w:rPr>
+          <w:rtl/>
+          <w:cs/>
+          <w:lang w:val="ar_AE" w:bidi="ar_AE"/>
+        </w:rPr>
+      </w:r>
+    </w:p>
+    <w:p>
+      <w:pPr>
+        <w:bidi/>
+      </w:pPr>
+      <w:r>
+        <w:rPr>
+          <w:rtl/>
+          <w:cs/>
           <w:lang w:val="ar_AE" w:bidi="ar_AE"/>
         </w:rPr>
       </w:r>
@@ -3557,28 +4461,36 @@
       </w:pPr>
       <w:r>
         <w:rPr>
+          <w:rtl/>
+          <w:cs/>
           <w:lang w:val="ar_AE" w:bidi="ar_AE"/>
         </w:rPr>
         <w:t>كولوسي ٣: ١٦</w:t>
       </w:r>
       <w:r>
         <w:rPr>
-          <w:lang w:val="ar_AE" w:bidi="ar_AE"/>
-        </w:rPr>
-      </w:r>
-    </w:p>
-    <w:p>
-      <w:pPr>
-        <w:bidi/>
-      </w:pPr>
-      <w:r>
-        <w:rPr>
+          <w:rtl/>
+          <w:cs/>
+          <w:lang w:val="ar_AE" w:bidi="ar_AE"/>
+        </w:rPr>
+      </w:r>
+    </w:p>
+    <w:p>
+      <w:pPr>
+        <w:bidi/>
+      </w:pPr>
+      <w:r>
+        <w:rPr>
+          <w:rtl/>
+          <w:cs/>
           <w:lang w:val="ar_AE" w:bidi="ar_AE"/>
         </w:rPr>
       </w:r>
       <w:r>
         <w:rPr>
           <w:b/>
+          <w:rtl/>
+          <w:cs/>
           <w:lang w:val="ar_AE" w:bidi="ar_AE"/>
         </w:rPr>
         <w:t>ما الذي ينبغي أن يسكن في المؤمن بغنَى؟</w:t>
@@ -3590,32 +4502,42 @@
       </w:pPr>
       <w:r>
         <w:rPr>
-          <w:lang w:val="ar_AE" w:bidi="ar_AE"/>
-        </w:rPr>
-      </w:r>
-      <w:r>
-        <w:rPr>
+          <w:rtl/>
+          <w:cs/>
+          <w:lang w:val="ar_AE" w:bidi="ar_AE"/>
+        </w:rPr>
+      </w:r>
+      <w:r>
+        <w:rPr>
+          <w:rtl/>
+          <w:cs/>
           <w:lang w:val="ar_AE" w:bidi="ar_AE"/>
         </w:rPr>
         <w:t>ينبغي أن تسكن كلمة ٱلْمَسِيحِ في المؤمن بغنَى.</w:t>
       </w:r>
       <w:r>
         <w:rPr>
-          <w:lang w:val="ar_AE" w:bidi="ar_AE"/>
-        </w:rPr>
-      </w:r>
-      <w:r>
-        <w:rPr>
-          <w:lang w:val="ar_AE" w:bidi="ar_AE"/>
-        </w:rPr>
-      </w:r>
-    </w:p>
-    <w:p>
-      <w:pPr>
-        <w:bidi/>
-      </w:pPr>
-      <w:r>
-        <w:rPr>
+          <w:rtl/>
+          <w:cs/>
+          <w:lang w:val="ar_AE" w:bidi="ar_AE"/>
+        </w:rPr>
+      </w:r>
+      <w:r>
+        <w:rPr>
+          <w:rtl/>
+          <w:cs/>
+          <w:lang w:val="ar_AE" w:bidi="ar_AE"/>
+        </w:rPr>
+      </w:r>
+    </w:p>
+    <w:p>
+      <w:pPr>
+        <w:bidi/>
+      </w:pPr>
+      <w:r>
+        <w:rPr>
+          <w:rtl/>
+          <w:cs/>
           <w:lang w:val="ar_AE" w:bidi="ar_AE"/>
         </w:rPr>
       </w:r>
@@ -3627,28 +4549,36 @@
       </w:pPr>
       <w:r>
         <w:rPr>
+          <w:rtl/>
+          <w:cs/>
           <w:lang w:val="ar_AE" w:bidi="ar_AE"/>
         </w:rPr>
         <w:t>كولوسي ٣: ١٨</w:t>
       </w:r>
       <w:r>
         <w:rPr>
-          <w:lang w:val="ar_AE" w:bidi="ar_AE"/>
-        </w:rPr>
-      </w:r>
-    </w:p>
-    <w:p>
-      <w:pPr>
-        <w:bidi/>
-      </w:pPr>
-      <w:r>
-        <w:rPr>
+          <w:rtl/>
+          <w:cs/>
+          <w:lang w:val="ar_AE" w:bidi="ar_AE"/>
+        </w:rPr>
+      </w:r>
+    </w:p>
+    <w:p>
+      <w:pPr>
+        <w:bidi/>
+      </w:pPr>
+      <w:r>
+        <w:rPr>
+          <w:rtl/>
+          <w:cs/>
           <w:lang w:val="ar_AE" w:bidi="ar_AE"/>
         </w:rPr>
       </w:r>
       <w:r>
         <w:rPr>
           <w:b/>
+          <w:rtl/>
+          <w:cs/>
           <w:lang w:val="ar_AE" w:bidi="ar_AE"/>
         </w:rPr>
         <w:t>كيف ينبغي أن تجيب الزوجة زوجها؟</w:t>
@@ -3660,32 +4590,42 @@
       </w:pPr>
       <w:r>
         <w:rPr>
-          <w:lang w:val="ar_AE" w:bidi="ar_AE"/>
-        </w:rPr>
-      </w:r>
-      <w:r>
-        <w:rPr>
+          <w:rtl/>
+          <w:cs/>
+          <w:lang w:val="ar_AE" w:bidi="ar_AE"/>
+        </w:rPr>
+      </w:r>
+      <w:r>
+        <w:rPr>
+          <w:rtl/>
+          <w:cs/>
           <w:lang w:val="ar_AE" w:bidi="ar_AE"/>
         </w:rPr>
         <w:t>يجب على الزوجة أن تخضع لزوجها.</w:t>
       </w:r>
       <w:r>
         <w:rPr>
-          <w:lang w:val="ar_AE" w:bidi="ar_AE"/>
-        </w:rPr>
-      </w:r>
-      <w:r>
-        <w:rPr>
-          <w:lang w:val="ar_AE" w:bidi="ar_AE"/>
-        </w:rPr>
-      </w:r>
-    </w:p>
-    <w:p>
-      <w:pPr>
-        <w:bidi/>
-      </w:pPr>
-      <w:r>
-        <w:rPr>
+          <w:rtl/>
+          <w:cs/>
+          <w:lang w:val="ar_AE" w:bidi="ar_AE"/>
+        </w:rPr>
+      </w:r>
+      <w:r>
+        <w:rPr>
+          <w:rtl/>
+          <w:cs/>
+          <w:lang w:val="ar_AE" w:bidi="ar_AE"/>
+        </w:rPr>
+      </w:r>
+    </w:p>
+    <w:p>
+      <w:pPr>
+        <w:bidi/>
+      </w:pPr>
+      <w:r>
+        <w:rPr>
+          <w:rtl/>
+          <w:cs/>
           <w:lang w:val="ar_AE" w:bidi="ar_AE"/>
         </w:rPr>
       </w:r>
@@ -3697,28 +4637,36 @@
       </w:pPr>
       <w:r>
         <w:rPr>
+          <w:rtl/>
+          <w:cs/>
           <w:lang w:val="ar_AE" w:bidi="ar_AE"/>
         </w:rPr>
         <w:t>كولوسي ٣: ١٩</w:t>
       </w:r>
       <w:r>
         <w:rPr>
-          <w:lang w:val="ar_AE" w:bidi="ar_AE"/>
-        </w:rPr>
-      </w:r>
-    </w:p>
-    <w:p>
-      <w:pPr>
-        <w:bidi/>
-      </w:pPr>
-      <w:r>
-        <w:rPr>
+          <w:rtl/>
+          <w:cs/>
+          <w:lang w:val="ar_AE" w:bidi="ar_AE"/>
+        </w:rPr>
+      </w:r>
+    </w:p>
+    <w:p>
+      <w:pPr>
+        <w:bidi/>
+      </w:pPr>
+      <w:r>
+        <w:rPr>
+          <w:rtl/>
+          <w:cs/>
           <w:lang w:val="ar_AE" w:bidi="ar_AE"/>
         </w:rPr>
       </w:r>
       <w:r>
         <w:rPr>
           <w:b/>
+          <w:rtl/>
+          <w:cs/>
           <w:lang w:val="ar_AE" w:bidi="ar_AE"/>
         </w:rPr>
         <w:t>كيف يجب أن يعامل الزوج زوجته؟</w:t>
@@ -3730,32 +4678,42 @@
       </w:pPr>
       <w:r>
         <w:rPr>
-          <w:lang w:val="ar_AE" w:bidi="ar_AE"/>
-        </w:rPr>
-      </w:r>
-      <w:r>
-        <w:rPr>
+          <w:rtl/>
+          <w:cs/>
+          <w:lang w:val="ar_AE" w:bidi="ar_AE"/>
+        </w:rPr>
+      </w:r>
+      <w:r>
+        <w:rPr>
+          <w:rtl/>
+          <w:cs/>
           <w:lang w:val="ar_AE" w:bidi="ar_AE"/>
         </w:rPr>
         <w:t>يجب أن يُحِّب الزوج زوجته ولا يكون قاسيًا عليها.</w:t>
       </w:r>
       <w:r>
         <w:rPr>
-          <w:lang w:val="ar_AE" w:bidi="ar_AE"/>
-        </w:rPr>
-      </w:r>
-      <w:r>
-        <w:rPr>
-          <w:lang w:val="ar_AE" w:bidi="ar_AE"/>
-        </w:rPr>
-      </w:r>
-    </w:p>
-    <w:p>
-      <w:pPr>
-        <w:bidi/>
-      </w:pPr>
-      <w:r>
-        <w:rPr>
+          <w:rtl/>
+          <w:cs/>
+          <w:lang w:val="ar_AE" w:bidi="ar_AE"/>
+        </w:rPr>
+      </w:r>
+      <w:r>
+        <w:rPr>
+          <w:rtl/>
+          <w:cs/>
+          <w:lang w:val="ar_AE" w:bidi="ar_AE"/>
+        </w:rPr>
+      </w:r>
+    </w:p>
+    <w:p>
+      <w:pPr>
+        <w:bidi/>
+      </w:pPr>
+      <w:r>
+        <w:rPr>
+          <w:rtl/>
+          <w:cs/>
           <w:lang w:val="ar_AE" w:bidi="ar_AE"/>
         </w:rPr>
       </w:r>
@@ -3767,28 +4725,36 @@
       </w:pPr>
       <w:r>
         <w:rPr>
+          <w:rtl/>
+          <w:cs/>
           <w:lang w:val="ar_AE" w:bidi="ar_AE"/>
         </w:rPr>
         <w:t>كولوسي ٣: ٢٠</w:t>
       </w:r>
       <w:r>
         <w:rPr>
-          <w:lang w:val="ar_AE" w:bidi="ar_AE"/>
-        </w:rPr>
-      </w:r>
-    </w:p>
-    <w:p>
-      <w:pPr>
-        <w:bidi/>
-      </w:pPr>
-      <w:r>
-        <w:rPr>
+          <w:rtl/>
+          <w:cs/>
+          <w:lang w:val="ar_AE" w:bidi="ar_AE"/>
+        </w:rPr>
+      </w:r>
+    </w:p>
+    <w:p>
+      <w:pPr>
+        <w:bidi/>
+      </w:pPr>
+      <w:r>
+        <w:rPr>
+          <w:rtl/>
+          <w:cs/>
           <w:lang w:val="ar_AE" w:bidi="ar_AE"/>
         </w:rPr>
       </w:r>
       <w:r>
         <w:rPr>
           <w:b/>
+          <w:rtl/>
+          <w:cs/>
           <w:lang w:val="ar_AE" w:bidi="ar_AE"/>
         </w:rPr>
         <w:t>كيف يجب أن يعامل الطفل والديه؟</w:t>
@@ -3800,32 +4766,42 @@
       </w:pPr>
       <w:r>
         <w:rPr>
-          <w:lang w:val="ar_AE" w:bidi="ar_AE"/>
-        </w:rPr>
-      </w:r>
-      <w:r>
-        <w:rPr>
+          <w:rtl/>
+          <w:cs/>
+          <w:lang w:val="ar_AE" w:bidi="ar_AE"/>
+        </w:rPr>
+      </w:r>
+      <w:r>
+        <w:rPr>
+          <w:rtl/>
+          <w:cs/>
           <w:lang w:val="ar_AE" w:bidi="ar_AE"/>
         </w:rPr>
         <w:t>يجب على الطفل أن يطيع والدَيه في كل شيء.</w:t>
       </w:r>
       <w:r>
         <w:rPr>
-          <w:lang w:val="ar_AE" w:bidi="ar_AE"/>
-        </w:rPr>
-      </w:r>
-      <w:r>
-        <w:rPr>
-          <w:lang w:val="ar_AE" w:bidi="ar_AE"/>
-        </w:rPr>
-      </w:r>
-    </w:p>
-    <w:p>
-      <w:pPr>
-        <w:bidi/>
-      </w:pPr>
-      <w:r>
-        <w:rPr>
+          <w:rtl/>
+          <w:cs/>
+          <w:lang w:val="ar_AE" w:bidi="ar_AE"/>
+        </w:rPr>
+      </w:r>
+      <w:r>
+        <w:rPr>
+          <w:rtl/>
+          <w:cs/>
+          <w:lang w:val="ar_AE" w:bidi="ar_AE"/>
+        </w:rPr>
+      </w:r>
+    </w:p>
+    <w:p>
+      <w:pPr>
+        <w:bidi/>
+      </w:pPr>
+      <w:r>
+        <w:rPr>
+          <w:rtl/>
+          <w:cs/>
           <w:lang w:val="ar_AE" w:bidi="ar_AE"/>
         </w:rPr>
       </w:r>
@@ -3837,28 +4813,36 @@
       </w:pPr>
       <w:r>
         <w:rPr>
+          <w:rtl/>
+          <w:cs/>
           <w:lang w:val="ar_AE" w:bidi="ar_AE"/>
         </w:rPr>
         <w:t>كولوسي ٣: ٢١</w:t>
       </w:r>
       <w:r>
         <w:rPr>
-          <w:lang w:val="ar_AE" w:bidi="ar_AE"/>
-        </w:rPr>
-      </w:r>
-    </w:p>
-    <w:p>
-      <w:pPr>
-        <w:bidi/>
-      </w:pPr>
-      <w:r>
-        <w:rPr>
+          <w:rtl/>
+          <w:cs/>
+          <w:lang w:val="ar_AE" w:bidi="ar_AE"/>
+        </w:rPr>
+      </w:r>
+    </w:p>
+    <w:p>
+      <w:pPr>
+        <w:bidi/>
+      </w:pPr>
+      <w:r>
+        <w:rPr>
+          <w:rtl/>
+          <w:cs/>
           <w:lang w:val="ar_AE" w:bidi="ar_AE"/>
         </w:rPr>
       </w:r>
       <w:r>
         <w:rPr>
           <w:b/>
+          <w:rtl/>
+          <w:cs/>
           <w:lang w:val="ar_AE" w:bidi="ar_AE"/>
         </w:rPr>
         <w:t>ما الذي يجب ألا يفعله الأبُ لأولاده؟</w:t>
@@ -3870,32 +4854,42 @@
       </w:pPr>
       <w:r>
         <w:rPr>
-          <w:lang w:val="ar_AE" w:bidi="ar_AE"/>
-        </w:rPr>
-      </w:r>
-      <w:r>
-        <w:rPr>
+          <w:rtl/>
+          <w:cs/>
+          <w:lang w:val="ar_AE" w:bidi="ar_AE"/>
+        </w:rPr>
+      </w:r>
+      <w:r>
+        <w:rPr>
+          <w:rtl/>
+          <w:cs/>
           <w:lang w:val="ar_AE" w:bidi="ar_AE"/>
         </w:rPr>
         <w:t>يجب ألا يغيظ الأبُ أولادهُ.</w:t>
       </w:r>
       <w:r>
         <w:rPr>
-          <w:lang w:val="ar_AE" w:bidi="ar_AE"/>
-        </w:rPr>
-      </w:r>
-      <w:r>
-        <w:rPr>
-          <w:lang w:val="ar_AE" w:bidi="ar_AE"/>
-        </w:rPr>
-      </w:r>
-    </w:p>
-    <w:p>
-      <w:pPr>
-        <w:bidi/>
-      </w:pPr>
-      <w:r>
-        <w:rPr>
+          <w:rtl/>
+          <w:cs/>
+          <w:lang w:val="ar_AE" w:bidi="ar_AE"/>
+        </w:rPr>
+      </w:r>
+      <w:r>
+        <w:rPr>
+          <w:rtl/>
+          <w:cs/>
+          <w:lang w:val="ar_AE" w:bidi="ar_AE"/>
+        </w:rPr>
+      </w:r>
+    </w:p>
+    <w:p>
+      <w:pPr>
+        <w:bidi/>
+      </w:pPr>
+      <w:r>
+        <w:rPr>
+          <w:rtl/>
+          <w:cs/>
           <w:lang w:val="ar_AE" w:bidi="ar_AE"/>
         </w:rPr>
       </w:r>
@@ -3907,28 +4901,36 @@
       </w:pPr>
       <w:r>
         <w:rPr>
+          <w:rtl/>
+          <w:cs/>
           <w:lang w:val="ar_AE" w:bidi="ar_AE"/>
         </w:rPr>
         <w:t>كولوسي ٣: ٢٣–٢٤</w:t>
       </w:r>
       <w:r>
         <w:rPr>
-          <w:lang w:val="ar_AE" w:bidi="ar_AE"/>
-        </w:rPr>
-      </w:r>
-    </w:p>
-    <w:p>
-      <w:pPr>
-        <w:bidi/>
-      </w:pPr>
-      <w:r>
-        <w:rPr>
+          <w:rtl/>
+          <w:cs/>
+          <w:lang w:val="ar_AE" w:bidi="ar_AE"/>
+        </w:rPr>
+      </w:r>
+    </w:p>
+    <w:p>
+      <w:pPr>
+        <w:bidi/>
+      </w:pPr>
+      <w:r>
+        <w:rPr>
+          <w:rtl/>
+          <w:cs/>
           <w:lang w:val="ar_AE" w:bidi="ar_AE"/>
         </w:rPr>
       </w:r>
       <w:r>
         <w:rPr>
           <w:b/>
+          <w:rtl/>
+          <w:cs/>
           <w:lang w:val="ar_AE" w:bidi="ar_AE"/>
         </w:rPr>
         <w:t>لمَن يعمل المؤمنون جميع ما يفعلون؟</w:t>
@@ -3940,32 +4942,42 @@
       </w:pPr>
       <w:r>
         <w:rPr>
-          <w:lang w:val="ar_AE" w:bidi="ar_AE"/>
-        </w:rPr>
-      </w:r>
-      <w:r>
-        <w:rPr>
+          <w:rtl/>
+          <w:cs/>
+          <w:lang w:val="ar_AE" w:bidi="ar_AE"/>
+        </w:rPr>
+      </w:r>
+      <w:r>
+        <w:rPr>
+          <w:rtl/>
+          <w:cs/>
           <w:lang w:val="ar_AE" w:bidi="ar_AE"/>
         </w:rPr>
         <w:t>يعمل المؤمنون جميع ما يفعلون من أجل الرب.</w:t>
       </w:r>
       <w:r>
         <w:rPr>
-          <w:lang w:val="ar_AE" w:bidi="ar_AE"/>
-        </w:rPr>
-      </w:r>
-      <w:r>
-        <w:rPr>
-          <w:lang w:val="ar_AE" w:bidi="ar_AE"/>
-        </w:rPr>
-      </w:r>
-    </w:p>
-    <w:p>
-      <w:pPr>
-        <w:bidi/>
-      </w:pPr>
-      <w:r>
-        <w:rPr>
+          <w:rtl/>
+          <w:cs/>
+          <w:lang w:val="ar_AE" w:bidi="ar_AE"/>
+        </w:rPr>
+      </w:r>
+      <w:r>
+        <w:rPr>
+          <w:rtl/>
+          <w:cs/>
+          <w:lang w:val="ar_AE" w:bidi="ar_AE"/>
+        </w:rPr>
+      </w:r>
+    </w:p>
+    <w:p>
+      <w:pPr>
+        <w:bidi/>
+      </w:pPr>
+      <w:r>
+        <w:rPr>
+          <w:rtl/>
+          <w:cs/>
           <w:lang w:val="ar_AE" w:bidi="ar_AE"/>
         </w:rPr>
       </w:r>
@@ -3977,28 +4989,36 @@
       </w:pPr>
       <w:r>
         <w:rPr>
+          <w:rtl/>
+          <w:cs/>
           <w:lang w:val="ar_AE" w:bidi="ar_AE"/>
         </w:rPr>
         <w:t>كولوسي ٣: ٢٤</w:t>
       </w:r>
       <w:r>
         <w:rPr>
-          <w:lang w:val="ar_AE" w:bidi="ar_AE"/>
-        </w:rPr>
-      </w:r>
-    </w:p>
-    <w:p>
-      <w:pPr>
-        <w:bidi/>
-      </w:pPr>
-      <w:r>
-        <w:rPr>
+          <w:rtl/>
+          <w:cs/>
+          <w:lang w:val="ar_AE" w:bidi="ar_AE"/>
+        </w:rPr>
+      </w:r>
+    </w:p>
+    <w:p>
+      <w:pPr>
+        <w:bidi/>
+      </w:pPr>
+      <w:r>
+        <w:rPr>
+          <w:rtl/>
+          <w:cs/>
           <w:lang w:val="ar_AE" w:bidi="ar_AE"/>
         </w:rPr>
       </w:r>
       <w:r>
         <w:rPr>
           <w:b/>
+          <w:rtl/>
+          <w:cs/>
           <w:lang w:val="ar_AE" w:bidi="ar_AE"/>
         </w:rPr>
         <w:t>ماذا ينال أولئك الذين يخدمون الرب مهما كانوا يفعلون؟</w:t>
@@ -4010,32 +5030,42 @@
       </w:pPr>
       <w:r>
         <w:rPr>
-          <w:lang w:val="ar_AE" w:bidi="ar_AE"/>
-        </w:rPr>
-      </w:r>
-      <w:r>
-        <w:rPr>
+          <w:rtl/>
+          <w:cs/>
+          <w:lang w:val="ar_AE" w:bidi="ar_AE"/>
+        </w:rPr>
+      </w:r>
+      <w:r>
+        <w:rPr>
+          <w:rtl/>
+          <w:cs/>
           <w:lang w:val="ar_AE" w:bidi="ar_AE"/>
         </w:rPr>
         <w:t>أولئك الذين يخدمون الرب سينالون جزاء الميراث مهما كان ما يفعلون.</w:t>
       </w:r>
       <w:r>
         <w:rPr>
-          <w:lang w:val="ar_AE" w:bidi="ar_AE"/>
-        </w:rPr>
-      </w:r>
-      <w:r>
-        <w:rPr>
-          <w:lang w:val="ar_AE" w:bidi="ar_AE"/>
-        </w:rPr>
-      </w:r>
-    </w:p>
-    <w:p>
-      <w:pPr>
-        <w:bidi/>
-      </w:pPr>
-      <w:r>
-        <w:rPr>
+          <w:rtl/>
+          <w:cs/>
+          <w:lang w:val="ar_AE" w:bidi="ar_AE"/>
+        </w:rPr>
+      </w:r>
+      <w:r>
+        <w:rPr>
+          <w:rtl/>
+          <w:cs/>
+          <w:lang w:val="ar_AE" w:bidi="ar_AE"/>
+        </w:rPr>
+      </w:r>
+    </w:p>
+    <w:p>
+      <w:pPr>
+        <w:bidi/>
+      </w:pPr>
+      <w:r>
+        <w:rPr>
+          <w:rtl/>
+          <w:cs/>
           <w:lang w:val="ar_AE" w:bidi="ar_AE"/>
         </w:rPr>
       </w:r>
@@ -4047,28 +5077,36 @@
       </w:pPr>
       <w:r>
         <w:rPr>
+          <w:rtl/>
+          <w:cs/>
           <w:lang w:val="ar_AE" w:bidi="ar_AE"/>
         </w:rPr>
         <w:t>كولوسي ٣: ٢٥</w:t>
       </w:r>
       <w:r>
         <w:rPr>
-          <w:lang w:val="ar_AE" w:bidi="ar_AE"/>
-        </w:rPr>
-      </w:r>
-    </w:p>
-    <w:p>
-      <w:pPr>
-        <w:bidi/>
-      </w:pPr>
-      <w:r>
-        <w:rPr>
+          <w:rtl/>
+          <w:cs/>
+          <w:lang w:val="ar_AE" w:bidi="ar_AE"/>
+        </w:rPr>
+      </w:r>
+    </w:p>
+    <w:p>
+      <w:pPr>
+        <w:bidi/>
+      </w:pPr>
+      <w:r>
+        <w:rPr>
+          <w:rtl/>
+          <w:cs/>
           <w:lang w:val="ar_AE" w:bidi="ar_AE"/>
         </w:rPr>
       </w:r>
       <w:r>
         <w:rPr>
           <w:b/>
+          <w:rtl/>
+          <w:cs/>
           <w:lang w:val="ar_AE" w:bidi="ar_AE"/>
         </w:rPr>
         <w:t>ماذا سينال الذين يرتكبون الظلم؟</w:t>
@@ -4080,32 +5118,42 @@
       </w:pPr>
       <w:r>
         <w:rPr>
-          <w:lang w:val="ar_AE" w:bidi="ar_AE"/>
-        </w:rPr>
-      </w:r>
-      <w:r>
-        <w:rPr>
+          <w:rtl/>
+          <w:cs/>
+          <w:lang w:val="ar_AE" w:bidi="ar_AE"/>
+        </w:rPr>
+      </w:r>
+      <w:r>
+        <w:rPr>
+          <w:rtl/>
+          <w:cs/>
           <w:lang w:val="ar_AE" w:bidi="ar_AE"/>
         </w:rPr>
         <w:t xml:space="preserve">الذين يظلمون سينالون عقوبة ما فعلوا. </w:t>
       </w:r>
       <w:r>
         <w:rPr>
-          <w:lang w:val="ar_AE" w:bidi="ar_AE"/>
-        </w:rPr>
-      </w:r>
-      <w:r>
-        <w:rPr>
-          <w:lang w:val="ar_AE" w:bidi="ar_AE"/>
-        </w:rPr>
-      </w:r>
-    </w:p>
-    <w:p>
-      <w:pPr>
-        <w:bidi/>
-      </w:pPr>
-      <w:r>
-        <w:rPr>
+          <w:rtl/>
+          <w:cs/>
+          <w:lang w:val="ar_AE" w:bidi="ar_AE"/>
+        </w:rPr>
+      </w:r>
+      <w:r>
+        <w:rPr>
+          <w:rtl/>
+          <w:cs/>
+          <w:lang w:val="ar_AE" w:bidi="ar_AE"/>
+        </w:rPr>
+      </w:r>
+    </w:p>
+    <w:p>
+      <w:pPr>
+        <w:bidi/>
+      </w:pPr>
+      <w:r>
+        <w:rPr>
+          <w:rtl/>
+          <w:cs/>
           <w:lang w:val="ar_AE" w:bidi="ar_AE"/>
         </w:rPr>
       </w:r>
@@ -4117,28 +5165,36 @@
       </w:pPr>
       <w:r>
         <w:rPr>
+          <w:rtl/>
+          <w:cs/>
           <w:lang w:val="ar_AE" w:bidi="ar_AE"/>
         </w:rPr>
         <w:t>كولوسي 4: 1</w:t>
       </w:r>
       <w:r>
         <w:rPr>
-          <w:lang w:val="ar_AE" w:bidi="ar_AE"/>
-        </w:rPr>
-      </w:r>
-    </w:p>
-    <w:p>
-      <w:pPr>
-        <w:bidi/>
-      </w:pPr>
-      <w:r>
-        <w:rPr>
+          <w:rtl/>
+          <w:cs/>
+          <w:lang w:val="ar_AE" w:bidi="ar_AE"/>
+        </w:rPr>
+      </w:r>
+    </w:p>
+    <w:p>
+      <w:pPr>
+        <w:bidi/>
+      </w:pPr>
+      <w:r>
+        <w:rPr>
+          <w:rtl/>
+          <w:cs/>
           <w:lang w:val="ar_AE" w:bidi="ar_AE"/>
         </w:rPr>
       </w:r>
       <w:r>
         <w:rPr>
           <w:b/>
+          <w:rtl/>
+          <w:cs/>
           <w:lang w:val="ar_AE" w:bidi="ar_AE"/>
         </w:rPr>
         <w:t>بماذا يُذكِّر بولس السادة الأرضيين بشأن ما لهُم أيضًا؟</w:t>
@@ -4150,32 +5206,42 @@
       </w:pPr>
       <w:r>
         <w:rPr>
-          <w:lang w:val="ar_AE" w:bidi="ar_AE"/>
-        </w:rPr>
-      </w:r>
-      <w:r>
-        <w:rPr>
+          <w:rtl/>
+          <w:cs/>
+          <w:lang w:val="ar_AE" w:bidi="ar_AE"/>
+        </w:rPr>
+      </w:r>
+      <w:r>
+        <w:rPr>
+          <w:rtl/>
+          <w:cs/>
           <w:lang w:val="ar_AE" w:bidi="ar_AE"/>
         </w:rPr>
         <w:t>يُذكّر بولس السادة الأرضيين بأنَّ لديهم أيضًا سيدًا في السماء.</w:t>
       </w:r>
       <w:r>
         <w:rPr>
-          <w:lang w:val="ar_AE" w:bidi="ar_AE"/>
-        </w:rPr>
-      </w:r>
-      <w:r>
-        <w:rPr>
-          <w:lang w:val="ar_AE" w:bidi="ar_AE"/>
-        </w:rPr>
-      </w:r>
-    </w:p>
-    <w:p>
-      <w:pPr>
-        <w:bidi/>
-      </w:pPr>
-      <w:r>
-        <w:rPr>
+          <w:rtl/>
+          <w:cs/>
+          <w:lang w:val="ar_AE" w:bidi="ar_AE"/>
+        </w:rPr>
+      </w:r>
+      <w:r>
+        <w:rPr>
+          <w:rtl/>
+          <w:cs/>
+          <w:lang w:val="ar_AE" w:bidi="ar_AE"/>
+        </w:rPr>
+      </w:r>
+    </w:p>
+    <w:p>
+      <w:pPr>
+        <w:bidi/>
+      </w:pPr>
+      <w:r>
+        <w:rPr>
+          <w:rtl/>
+          <w:cs/>
           <w:lang w:val="ar_AE" w:bidi="ar_AE"/>
         </w:rPr>
       </w:r>
@@ -4187,28 +5253,36 @@
       </w:pPr>
       <w:r>
         <w:rPr>
+          <w:rtl/>
+          <w:cs/>
           <w:lang w:val="ar_AE" w:bidi="ar_AE"/>
         </w:rPr>
         <w:t>كولوسي ٤: ٢</w:t>
       </w:r>
       <w:r>
         <w:rPr>
-          <w:lang w:val="ar_AE" w:bidi="ar_AE"/>
-        </w:rPr>
-      </w:r>
-    </w:p>
-    <w:p>
-      <w:pPr>
-        <w:bidi/>
-      </w:pPr>
-      <w:r>
-        <w:rPr>
+          <w:rtl/>
+          <w:cs/>
+          <w:lang w:val="ar_AE" w:bidi="ar_AE"/>
+        </w:rPr>
+      </w:r>
+    </w:p>
+    <w:p>
+      <w:pPr>
+        <w:bidi/>
+      </w:pPr>
+      <w:r>
+        <w:rPr>
+          <w:rtl/>
+          <w:cs/>
           <w:lang w:val="ar_AE" w:bidi="ar_AE"/>
         </w:rPr>
       </w:r>
       <w:r>
         <w:rPr>
           <w:b/>
+          <w:rtl/>
+          <w:cs/>
           <w:lang w:val="ar_AE" w:bidi="ar_AE"/>
         </w:rPr>
         <w:t>ما الذي يريد بولسُ أنْ يواظب عليه أهل كولوسي؟</w:t>
@@ -4220,32 +5294,42 @@
       </w:pPr>
       <w:r>
         <w:rPr>
-          <w:lang w:val="ar_AE" w:bidi="ar_AE"/>
-        </w:rPr>
-      </w:r>
-      <w:r>
-        <w:rPr>
+          <w:rtl/>
+          <w:cs/>
+          <w:lang w:val="ar_AE" w:bidi="ar_AE"/>
+        </w:rPr>
+      </w:r>
+      <w:r>
+        <w:rPr>
+          <w:rtl/>
+          <w:cs/>
           <w:lang w:val="ar_AE" w:bidi="ar_AE"/>
         </w:rPr>
         <w:t>يريد بولس من أهل كولوسي أن يواظبوا على الصلاة ساهرين.</w:t>
       </w:r>
       <w:r>
         <w:rPr>
-          <w:lang w:val="ar_AE" w:bidi="ar_AE"/>
-        </w:rPr>
-      </w:r>
-      <w:r>
-        <w:rPr>
-          <w:lang w:val="ar_AE" w:bidi="ar_AE"/>
-        </w:rPr>
-      </w:r>
-    </w:p>
-    <w:p>
-      <w:pPr>
-        <w:bidi/>
-      </w:pPr>
-      <w:r>
-        <w:rPr>
+          <w:rtl/>
+          <w:cs/>
+          <w:lang w:val="ar_AE" w:bidi="ar_AE"/>
+        </w:rPr>
+      </w:r>
+      <w:r>
+        <w:rPr>
+          <w:rtl/>
+          <w:cs/>
+          <w:lang w:val="ar_AE" w:bidi="ar_AE"/>
+        </w:rPr>
+      </w:r>
+    </w:p>
+    <w:p>
+      <w:pPr>
+        <w:bidi/>
+      </w:pPr>
+      <w:r>
+        <w:rPr>
+          <w:rtl/>
+          <w:cs/>
           <w:lang w:val="ar_AE" w:bidi="ar_AE"/>
         </w:rPr>
       </w:r>
@@ -4257,28 +5341,36 @@
       </w:pPr>
       <w:r>
         <w:rPr>
+          <w:rtl/>
+          <w:cs/>
           <w:lang w:val="ar_AE" w:bidi="ar_AE"/>
         </w:rPr>
         <w:t>كولوسي ٤: ٣</w:t>
       </w:r>
       <w:r>
         <w:rPr>
-          <w:lang w:val="ar_AE" w:bidi="ar_AE"/>
-        </w:rPr>
-      </w:r>
-    </w:p>
-    <w:p>
-      <w:pPr>
-        <w:bidi/>
-      </w:pPr>
-      <w:r>
-        <w:rPr>
+          <w:rtl/>
+          <w:cs/>
+          <w:lang w:val="ar_AE" w:bidi="ar_AE"/>
+        </w:rPr>
+      </w:r>
+    </w:p>
+    <w:p>
+      <w:pPr>
+        <w:bidi/>
+      </w:pPr>
+      <w:r>
+        <w:rPr>
+          <w:rtl/>
+          <w:cs/>
           <w:lang w:val="ar_AE" w:bidi="ar_AE"/>
         </w:rPr>
       </w:r>
       <w:r>
         <w:rPr>
           <w:b/>
+          <w:rtl/>
+          <w:cs/>
           <w:lang w:val="ar_AE" w:bidi="ar_AE"/>
         </w:rPr>
         <w:t>ما الغرض الذي من أجله يريد بولس أن يُصلي أهل كولوسي؟</w:t>
@@ -4290,32 +5382,42 @@
       </w:pPr>
       <w:r>
         <w:rPr>
-          <w:lang w:val="ar_AE" w:bidi="ar_AE"/>
-        </w:rPr>
-      </w:r>
-      <w:r>
-        <w:rPr>
+          <w:rtl/>
+          <w:cs/>
+          <w:lang w:val="ar_AE" w:bidi="ar_AE"/>
+        </w:rPr>
+      </w:r>
+      <w:r>
+        <w:rPr>
+          <w:rtl/>
+          <w:cs/>
           <w:lang w:val="ar_AE" w:bidi="ar_AE"/>
         </w:rPr>
         <w:t>يريد بولس من أهل كولوسي أن يصلوا لكي يكون لديه باب مفتوح فيتكلَّم بسِرّ ٱلْمَسِيحِ.</w:t>
       </w:r>
       <w:r>
         <w:rPr>
-          <w:lang w:val="ar_AE" w:bidi="ar_AE"/>
-        </w:rPr>
-      </w:r>
-      <w:r>
-        <w:rPr>
-          <w:lang w:val="ar_AE" w:bidi="ar_AE"/>
-        </w:rPr>
-      </w:r>
-    </w:p>
-    <w:p>
-      <w:pPr>
-        <w:bidi/>
-      </w:pPr>
-      <w:r>
-        <w:rPr>
+          <w:rtl/>
+          <w:cs/>
+          <w:lang w:val="ar_AE" w:bidi="ar_AE"/>
+        </w:rPr>
+      </w:r>
+      <w:r>
+        <w:rPr>
+          <w:rtl/>
+          <w:cs/>
+          <w:lang w:val="ar_AE" w:bidi="ar_AE"/>
+        </w:rPr>
+      </w:r>
+    </w:p>
+    <w:p>
+      <w:pPr>
+        <w:bidi/>
+      </w:pPr>
+      <w:r>
+        <w:rPr>
+          <w:rtl/>
+          <w:cs/>
           <w:lang w:val="ar_AE" w:bidi="ar_AE"/>
         </w:rPr>
       </w:r>
@@ -4327,28 +5429,36 @@
       </w:pPr>
       <w:r>
         <w:rPr>
+          <w:rtl/>
+          <w:cs/>
           <w:lang w:val="ar_AE" w:bidi="ar_AE"/>
         </w:rPr>
         <w:t>كولوسي 4: 5–6</w:t>
       </w:r>
       <w:r>
         <w:rPr>
-          <w:lang w:val="ar_AE" w:bidi="ar_AE"/>
-        </w:rPr>
-      </w:r>
-    </w:p>
-    <w:p>
-      <w:pPr>
-        <w:bidi/>
-      </w:pPr>
-      <w:r>
-        <w:rPr>
+          <w:rtl/>
+          <w:cs/>
+          <w:lang w:val="ar_AE" w:bidi="ar_AE"/>
+        </w:rPr>
+      </w:r>
+    </w:p>
+    <w:p>
+      <w:pPr>
+        <w:bidi/>
+      </w:pPr>
+      <w:r>
+        <w:rPr>
+          <w:rtl/>
+          <w:cs/>
           <w:lang w:val="ar_AE" w:bidi="ar_AE"/>
         </w:rPr>
       </w:r>
       <w:r>
         <w:rPr>
           <w:b/>
+          <w:rtl/>
+          <w:cs/>
           <w:lang w:val="ar_AE" w:bidi="ar_AE"/>
         </w:rPr>
         <w:t>كيف يوجِّه بولس أهل كولوسي في التعامُل مع الذين هُم من خارج؟</w:t>
@@ -4360,32 +5470,42 @@
       </w:pPr>
       <w:r>
         <w:rPr>
-          <w:lang w:val="ar_AE" w:bidi="ar_AE"/>
-        </w:rPr>
-      </w:r>
-      <w:r>
-        <w:rPr>
+          <w:rtl/>
+          <w:cs/>
+          <w:lang w:val="ar_AE" w:bidi="ar_AE"/>
+        </w:rPr>
+      </w:r>
+      <w:r>
+        <w:rPr>
+          <w:rtl/>
+          <w:cs/>
           <w:lang w:val="ar_AE" w:bidi="ar_AE"/>
         </w:rPr>
         <w:t>يُرشدهم بولس إلى السلوك بحكمة وأنْ يكون كلامهم بنعمة مع الذين هُم من خارج.</w:t>
       </w:r>
       <w:r>
         <w:rPr>
-          <w:lang w:val="ar_AE" w:bidi="ar_AE"/>
-        </w:rPr>
-      </w:r>
-      <w:r>
-        <w:rPr>
-          <w:lang w:val="ar_AE" w:bidi="ar_AE"/>
-        </w:rPr>
-      </w:r>
-    </w:p>
-    <w:p>
-      <w:pPr>
-        <w:bidi/>
-      </w:pPr>
-      <w:r>
-        <w:rPr>
+          <w:rtl/>
+          <w:cs/>
+          <w:lang w:val="ar_AE" w:bidi="ar_AE"/>
+        </w:rPr>
+      </w:r>
+      <w:r>
+        <w:rPr>
+          <w:rtl/>
+          <w:cs/>
+          <w:lang w:val="ar_AE" w:bidi="ar_AE"/>
+        </w:rPr>
+      </w:r>
+    </w:p>
+    <w:p>
+      <w:pPr>
+        <w:bidi/>
+      </w:pPr>
+      <w:r>
+        <w:rPr>
+          <w:rtl/>
+          <w:cs/>
           <w:lang w:val="ar_AE" w:bidi="ar_AE"/>
         </w:rPr>
       </w:r>
@@ -4397,28 +5517,36 @@
       </w:pPr>
       <w:r>
         <w:rPr>
+          <w:rtl/>
+          <w:cs/>
           <w:lang w:val="ar_AE" w:bidi="ar_AE"/>
         </w:rPr>
         <w:t>كولوسي 4: 7–9</w:t>
       </w:r>
       <w:r>
         <w:rPr>
-          <w:lang w:val="ar_AE" w:bidi="ar_AE"/>
-        </w:rPr>
-      </w:r>
-    </w:p>
-    <w:p>
-      <w:pPr>
-        <w:bidi/>
-      </w:pPr>
-      <w:r>
-        <w:rPr>
+          <w:rtl/>
+          <w:cs/>
+          <w:lang w:val="ar_AE" w:bidi="ar_AE"/>
+        </w:rPr>
+      </w:r>
+    </w:p>
+    <w:p>
+      <w:pPr>
+        <w:bidi/>
+      </w:pPr>
+      <w:r>
+        <w:rPr>
+          <w:rtl/>
+          <w:cs/>
           <w:lang w:val="ar_AE" w:bidi="ar_AE"/>
         </w:rPr>
       </w:r>
       <w:r>
         <w:rPr>
           <w:b/>
+          <w:rtl/>
+          <w:cs/>
           <w:lang w:val="ar_AE" w:bidi="ar_AE"/>
         </w:rPr>
         <w:t>ما المُهمة التي أسندها بولس إلى تِيخِيكس وأنِسِيمس؟</w:t>
@@ -4430,32 +5558,42 @@
       </w:pPr>
       <w:r>
         <w:rPr>
-          <w:lang w:val="ar_AE" w:bidi="ar_AE"/>
-        </w:rPr>
-      </w:r>
-      <w:r>
-        <w:rPr>
+          <w:rtl/>
+          <w:cs/>
+          <w:lang w:val="ar_AE" w:bidi="ar_AE"/>
+        </w:rPr>
+      </w:r>
+      <w:r>
+        <w:rPr>
+          <w:rtl/>
+          <w:cs/>
           <w:lang w:val="ar_AE" w:bidi="ar_AE"/>
         </w:rPr>
         <w:t>أعطاهم بولس مُهمة إبلاغ أهل كولوسي بكل ما يتعلَّق به.</w:t>
       </w:r>
       <w:r>
         <w:rPr>
-          <w:lang w:val="ar_AE" w:bidi="ar_AE"/>
-        </w:rPr>
-      </w:r>
-      <w:r>
-        <w:rPr>
-          <w:lang w:val="ar_AE" w:bidi="ar_AE"/>
-        </w:rPr>
-      </w:r>
-    </w:p>
-    <w:p>
-      <w:pPr>
-        <w:bidi/>
-      </w:pPr>
-      <w:r>
-        <w:rPr>
+          <w:rtl/>
+          <w:cs/>
+          <w:lang w:val="ar_AE" w:bidi="ar_AE"/>
+        </w:rPr>
+      </w:r>
+      <w:r>
+        <w:rPr>
+          <w:rtl/>
+          <w:cs/>
+          <w:lang w:val="ar_AE" w:bidi="ar_AE"/>
+        </w:rPr>
+      </w:r>
+    </w:p>
+    <w:p>
+      <w:pPr>
+        <w:bidi/>
+      </w:pPr>
+      <w:r>
+        <w:rPr>
+          <w:rtl/>
+          <w:cs/>
           <w:lang w:val="ar_AE" w:bidi="ar_AE"/>
         </w:rPr>
       </w:r>
@@ -4467,28 +5605,36 @@
       </w:pPr>
       <w:r>
         <w:rPr>
+          <w:rtl/>
+          <w:cs/>
           <w:lang w:val="ar_AE" w:bidi="ar_AE"/>
         </w:rPr>
         <w:t>كولوسي ٤: ١٠</w:t>
       </w:r>
       <w:r>
         <w:rPr>
-          <w:lang w:val="ar_AE" w:bidi="ar_AE"/>
-        </w:rPr>
-      </w:r>
-    </w:p>
-    <w:p>
-      <w:pPr>
-        <w:bidi/>
-      </w:pPr>
-      <w:r>
-        <w:rPr>
+          <w:rtl/>
+          <w:cs/>
+          <w:lang w:val="ar_AE" w:bidi="ar_AE"/>
+        </w:rPr>
+      </w:r>
+    </w:p>
+    <w:p>
+      <w:pPr>
+        <w:bidi/>
+      </w:pPr>
+      <w:r>
+        <w:rPr>
+          <w:rtl/>
+          <w:cs/>
           <w:lang w:val="ar_AE" w:bidi="ar_AE"/>
         </w:rPr>
       </w:r>
       <w:r>
         <w:rPr>
           <w:b/>
+          <w:rtl/>
+          <w:cs/>
           <w:lang w:val="ar_AE" w:bidi="ar_AE"/>
         </w:rPr>
         <w:t>ما التعليمات التي أعطاها بولسَ بخصوص مرقص، ابن عم برنابا؟</w:t>
@@ -4500,32 +5646,42 @@
       </w:pPr>
       <w:r>
         <w:rPr>
-          <w:lang w:val="ar_AE" w:bidi="ar_AE"/>
-        </w:rPr>
-      </w:r>
-      <w:r>
-        <w:rPr>
+          <w:rtl/>
+          <w:cs/>
+          <w:lang w:val="ar_AE" w:bidi="ar_AE"/>
+        </w:rPr>
+      </w:r>
+      <w:r>
+        <w:rPr>
+          <w:rtl/>
+          <w:cs/>
           <w:lang w:val="ar_AE" w:bidi="ar_AE"/>
         </w:rPr>
         <w:t>أخبر بولسُ أهل كولوسي أن يقبلوا مرقص إذا جاء إليهم.</w:t>
       </w:r>
       <w:r>
         <w:rPr>
-          <w:lang w:val="ar_AE" w:bidi="ar_AE"/>
-        </w:rPr>
-      </w:r>
-      <w:r>
-        <w:rPr>
-          <w:lang w:val="ar_AE" w:bidi="ar_AE"/>
-        </w:rPr>
-      </w:r>
-    </w:p>
-    <w:p>
-      <w:pPr>
-        <w:bidi/>
-      </w:pPr>
-      <w:r>
-        <w:rPr>
+          <w:rtl/>
+          <w:cs/>
+          <w:lang w:val="ar_AE" w:bidi="ar_AE"/>
+        </w:rPr>
+      </w:r>
+      <w:r>
+        <w:rPr>
+          <w:rtl/>
+          <w:cs/>
+          <w:lang w:val="ar_AE" w:bidi="ar_AE"/>
+        </w:rPr>
+      </w:r>
+    </w:p>
+    <w:p>
+      <w:pPr>
+        <w:bidi/>
+      </w:pPr>
+      <w:r>
+        <w:rPr>
+          <w:rtl/>
+          <w:cs/>
           <w:lang w:val="ar_AE" w:bidi="ar_AE"/>
         </w:rPr>
       </w:r>
@@ -4537,28 +5693,36 @@
       </w:pPr>
       <w:r>
         <w:rPr>
+          <w:rtl/>
+          <w:cs/>
           <w:lang w:val="ar_AE" w:bidi="ar_AE"/>
         </w:rPr>
         <w:t>كولوسي ٤: ١٢</w:t>
       </w:r>
       <w:r>
         <w:rPr>
-          <w:lang w:val="ar_AE" w:bidi="ar_AE"/>
-        </w:rPr>
-      </w:r>
-    </w:p>
-    <w:p>
-      <w:pPr>
-        <w:bidi/>
-      </w:pPr>
-      <w:r>
-        <w:rPr>
+          <w:rtl/>
+          <w:cs/>
+          <w:lang w:val="ar_AE" w:bidi="ar_AE"/>
+        </w:rPr>
+      </w:r>
+    </w:p>
+    <w:p>
+      <w:pPr>
+        <w:bidi/>
+      </w:pPr>
+      <w:r>
+        <w:rPr>
+          <w:rtl/>
+          <w:cs/>
           <w:lang w:val="ar_AE" w:bidi="ar_AE"/>
         </w:rPr>
       </w:r>
       <w:r>
         <w:rPr>
           <w:b/>
+          <w:rtl/>
+          <w:cs/>
           <w:lang w:val="ar_AE" w:bidi="ar_AE"/>
         </w:rPr>
         <w:t>ما طِلبة أَبَفْرَاسَ من أجل أهل كولوسي؟</w:t>
@@ -4570,32 +5734,42 @@
       </w:pPr>
       <w:r>
         <w:rPr>
-          <w:lang w:val="ar_AE" w:bidi="ar_AE"/>
-        </w:rPr>
-      </w:r>
-      <w:r>
-        <w:rPr>
+          <w:rtl/>
+          <w:cs/>
+          <w:lang w:val="ar_AE" w:bidi="ar_AE"/>
+        </w:rPr>
+      </w:r>
+      <w:r>
+        <w:rPr>
+          <w:rtl/>
+          <w:cs/>
           <w:lang w:val="ar_AE" w:bidi="ar_AE"/>
         </w:rPr>
         <w:t>يُصلي أن يثبت أهل كولوسي كاملين ومُمتلئين تمامًا في كل مشيئة ٱللهِ.</w:t>
       </w:r>
       <w:r>
         <w:rPr>
-          <w:lang w:val="ar_AE" w:bidi="ar_AE"/>
-        </w:rPr>
-      </w:r>
-      <w:r>
-        <w:rPr>
-          <w:lang w:val="ar_AE" w:bidi="ar_AE"/>
-        </w:rPr>
-      </w:r>
-    </w:p>
-    <w:p>
-      <w:pPr>
-        <w:bidi/>
-      </w:pPr>
-      <w:r>
-        <w:rPr>
+          <w:rtl/>
+          <w:cs/>
+          <w:lang w:val="ar_AE" w:bidi="ar_AE"/>
+        </w:rPr>
+      </w:r>
+      <w:r>
+        <w:rPr>
+          <w:rtl/>
+          <w:cs/>
+          <w:lang w:val="ar_AE" w:bidi="ar_AE"/>
+        </w:rPr>
+      </w:r>
+    </w:p>
+    <w:p>
+      <w:pPr>
+        <w:bidi/>
+      </w:pPr>
+      <w:r>
+        <w:rPr>
+          <w:rtl/>
+          <w:cs/>
           <w:lang w:val="ar_AE" w:bidi="ar_AE"/>
         </w:rPr>
       </w:r>
@@ -4607,28 +5781,36 @@
       </w:pPr>
       <w:r>
         <w:rPr>
+          <w:rtl/>
+          <w:cs/>
           <w:lang w:val="ar_AE" w:bidi="ar_AE"/>
         </w:rPr>
         <w:t>كولوسي 4: 14</w:t>
       </w:r>
       <w:r>
         <w:rPr>
-          <w:lang w:val="ar_AE" w:bidi="ar_AE"/>
-        </w:rPr>
-      </w:r>
-    </w:p>
-    <w:p>
-      <w:pPr>
-        <w:bidi/>
-      </w:pPr>
-      <w:r>
-        <w:rPr>
+          <w:rtl/>
+          <w:cs/>
+          <w:lang w:val="ar_AE" w:bidi="ar_AE"/>
+        </w:rPr>
+      </w:r>
+    </w:p>
+    <w:p>
+      <w:pPr>
+        <w:bidi/>
+      </w:pPr>
+      <w:r>
+        <w:rPr>
+          <w:rtl/>
+          <w:cs/>
           <w:lang w:val="ar_AE" w:bidi="ar_AE"/>
         </w:rPr>
       </w:r>
       <w:r>
         <w:rPr>
           <w:b/>
+          <w:rtl/>
+          <w:cs/>
           <w:lang w:val="ar_AE" w:bidi="ar_AE"/>
         </w:rPr>
         <w:t>ما اسم الطبيب الذي مع بولس؟</w:t>
@@ -4640,32 +5822,42 @@
       </w:pPr>
       <w:r>
         <w:rPr>
-          <w:lang w:val="ar_AE" w:bidi="ar_AE"/>
-        </w:rPr>
-      </w:r>
-      <w:r>
-        <w:rPr>
+          <w:rtl/>
+          <w:cs/>
+          <w:lang w:val="ar_AE" w:bidi="ar_AE"/>
+        </w:rPr>
+      </w:r>
+      <w:r>
+        <w:rPr>
+          <w:rtl/>
+          <w:cs/>
           <w:lang w:val="ar_AE" w:bidi="ar_AE"/>
         </w:rPr>
         <w:t>اسم الطبيب "لوقا".</w:t>
       </w:r>
       <w:r>
         <w:rPr>
-          <w:lang w:val="ar_AE" w:bidi="ar_AE"/>
-        </w:rPr>
-      </w:r>
-      <w:r>
-        <w:rPr>
-          <w:lang w:val="ar_AE" w:bidi="ar_AE"/>
-        </w:rPr>
-      </w:r>
-    </w:p>
-    <w:p>
-      <w:pPr>
-        <w:bidi/>
-      </w:pPr>
-      <w:r>
-        <w:rPr>
+          <w:rtl/>
+          <w:cs/>
+          <w:lang w:val="ar_AE" w:bidi="ar_AE"/>
+        </w:rPr>
+      </w:r>
+      <w:r>
+        <w:rPr>
+          <w:rtl/>
+          <w:cs/>
+          <w:lang w:val="ar_AE" w:bidi="ar_AE"/>
+        </w:rPr>
+      </w:r>
+    </w:p>
+    <w:p>
+      <w:pPr>
+        <w:bidi/>
+      </w:pPr>
+      <w:r>
+        <w:rPr>
+          <w:rtl/>
+          <w:cs/>
           <w:lang w:val="ar_AE" w:bidi="ar_AE"/>
         </w:rPr>
       </w:r>
@@ -4677,28 +5869,36 @@
       </w:pPr>
       <w:r>
         <w:rPr>
+          <w:rtl/>
+          <w:cs/>
           <w:lang w:val="ar_AE" w:bidi="ar_AE"/>
         </w:rPr>
         <w:t>كولوسي 4: 15</w:t>
       </w:r>
       <w:r>
         <w:rPr>
-          <w:lang w:val="ar_AE" w:bidi="ar_AE"/>
-        </w:rPr>
-      </w:r>
-    </w:p>
-    <w:p>
-      <w:pPr>
-        <w:bidi/>
-      </w:pPr>
-      <w:r>
-        <w:rPr>
+          <w:rtl/>
+          <w:cs/>
+          <w:lang w:val="ar_AE" w:bidi="ar_AE"/>
+        </w:rPr>
+      </w:r>
+    </w:p>
+    <w:p>
+      <w:pPr>
+        <w:bidi/>
+      </w:pPr>
+      <w:r>
+        <w:rPr>
+          <w:rtl/>
+          <w:cs/>
           <w:lang w:val="ar_AE" w:bidi="ar_AE"/>
         </w:rPr>
       </w:r>
       <w:r>
         <w:rPr>
           <w:b/>
+          <w:rtl/>
+          <w:cs/>
           <w:lang w:val="ar_AE" w:bidi="ar_AE"/>
         </w:rPr>
         <w:t>ما نوع المكان الذي كانت الكنيسة في لَاودِكِيَّةَ تجتمع فيه؟</w:t>
@@ -4710,32 +5910,42 @@
       </w:pPr>
       <w:r>
         <w:rPr>
-          <w:lang w:val="ar_AE" w:bidi="ar_AE"/>
-        </w:rPr>
-      </w:r>
-      <w:r>
-        <w:rPr>
+          <w:rtl/>
+          <w:cs/>
+          <w:lang w:val="ar_AE" w:bidi="ar_AE"/>
+        </w:rPr>
+      </w:r>
+      <w:r>
+        <w:rPr>
+          <w:rtl/>
+          <w:cs/>
           <w:lang w:val="ar_AE" w:bidi="ar_AE"/>
         </w:rPr>
         <w:t>كانت الكنيسة في لَاودِكِيَّةَ تجتمع في بيتٍ.</w:t>
       </w:r>
       <w:r>
         <w:rPr>
-          <w:lang w:val="ar_AE" w:bidi="ar_AE"/>
-        </w:rPr>
-      </w:r>
-      <w:r>
-        <w:rPr>
-          <w:lang w:val="ar_AE" w:bidi="ar_AE"/>
-        </w:rPr>
-      </w:r>
-    </w:p>
-    <w:p>
-      <w:pPr>
-        <w:bidi/>
-      </w:pPr>
-      <w:r>
-        <w:rPr>
+          <w:rtl/>
+          <w:cs/>
+          <w:lang w:val="ar_AE" w:bidi="ar_AE"/>
+        </w:rPr>
+      </w:r>
+      <w:r>
+        <w:rPr>
+          <w:rtl/>
+          <w:cs/>
+          <w:lang w:val="ar_AE" w:bidi="ar_AE"/>
+        </w:rPr>
+      </w:r>
+    </w:p>
+    <w:p>
+      <w:pPr>
+        <w:bidi/>
+      </w:pPr>
+      <w:r>
+        <w:rPr>
+          <w:rtl/>
+          <w:cs/>
           <w:lang w:val="ar_AE" w:bidi="ar_AE"/>
         </w:rPr>
       </w:r>
@@ -4747,28 +5957,36 @@
       </w:pPr>
       <w:r>
         <w:rPr>
+          <w:rtl/>
+          <w:cs/>
           <w:lang w:val="ar_AE" w:bidi="ar_AE"/>
         </w:rPr>
         <w:t>كولوسي ٤: ١٦</w:t>
       </w:r>
       <w:r>
         <w:rPr>
-          <w:lang w:val="ar_AE" w:bidi="ar_AE"/>
-        </w:rPr>
-      </w:r>
-    </w:p>
-    <w:p>
-      <w:pPr>
-        <w:bidi/>
-      </w:pPr>
-      <w:r>
-        <w:rPr>
+          <w:rtl/>
+          <w:cs/>
+          <w:lang w:val="ar_AE" w:bidi="ar_AE"/>
+        </w:rPr>
+      </w:r>
+    </w:p>
+    <w:p>
+      <w:pPr>
+        <w:bidi/>
+      </w:pPr>
+      <w:r>
+        <w:rPr>
+          <w:rtl/>
+          <w:cs/>
           <w:lang w:val="ar_AE" w:bidi="ar_AE"/>
         </w:rPr>
       </w:r>
       <w:r>
         <w:rPr>
           <w:b/>
+          <w:rtl/>
+          <w:cs/>
           <w:lang w:val="ar_AE" w:bidi="ar_AE"/>
         </w:rPr>
         <w:t>إلى أي كنيسة أخرى كتب بولس أيضًا رسالة؟</w:t>
@@ -4780,32 +5998,42 @@
       </w:pPr>
       <w:r>
         <w:rPr>
-          <w:lang w:val="ar_AE" w:bidi="ar_AE"/>
-        </w:rPr>
-      </w:r>
-      <w:r>
-        <w:rPr>
+          <w:rtl/>
+          <w:cs/>
+          <w:lang w:val="ar_AE" w:bidi="ar_AE"/>
+        </w:rPr>
+      </w:r>
+      <w:r>
+        <w:rPr>
+          <w:rtl/>
+          <w:cs/>
           <w:lang w:val="ar_AE" w:bidi="ar_AE"/>
         </w:rPr>
         <w:t>كتب بولس رسالة إلى الكنيسة التي في لَاودِكِيَّةَ أيضًا.</w:t>
       </w:r>
       <w:r>
         <w:rPr>
-          <w:lang w:val="ar_AE" w:bidi="ar_AE"/>
-        </w:rPr>
-      </w:r>
-      <w:r>
-        <w:rPr>
-          <w:lang w:val="ar_AE" w:bidi="ar_AE"/>
-        </w:rPr>
-      </w:r>
-    </w:p>
-    <w:p>
-      <w:pPr>
-        <w:bidi/>
-      </w:pPr>
-      <w:r>
-        <w:rPr>
+          <w:rtl/>
+          <w:cs/>
+          <w:lang w:val="ar_AE" w:bidi="ar_AE"/>
+        </w:rPr>
+      </w:r>
+      <w:r>
+        <w:rPr>
+          <w:rtl/>
+          <w:cs/>
+          <w:lang w:val="ar_AE" w:bidi="ar_AE"/>
+        </w:rPr>
+      </w:r>
+    </w:p>
+    <w:p>
+      <w:pPr>
+        <w:bidi/>
+      </w:pPr>
+      <w:r>
+        <w:rPr>
+          <w:rtl/>
+          <w:cs/>
           <w:lang w:val="ar_AE" w:bidi="ar_AE"/>
         </w:rPr>
       </w:r>
@@ -4817,28 +6045,36 @@
       </w:pPr>
       <w:r>
         <w:rPr>
+          <w:rtl/>
+          <w:cs/>
           <w:lang w:val="ar_AE" w:bidi="ar_AE"/>
         </w:rPr>
         <w:t>كولوسي 4: 18</w:t>
       </w:r>
       <w:r>
         <w:rPr>
-          <w:lang w:val="ar_AE" w:bidi="ar_AE"/>
-        </w:rPr>
-      </w:r>
-    </w:p>
-    <w:p>
-      <w:pPr>
-        <w:bidi/>
-      </w:pPr>
-      <w:r>
-        <w:rPr>
+          <w:rtl/>
+          <w:cs/>
+          <w:lang w:val="ar_AE" w:bidi="ar_AE"/>
+        </w:rPr>
+      </w:r>
+    </w:p>
+    <w:p>
+      <w:pPr>
+        <w:bidi/>
+      </w:pPr>
+      <w:r>
+        <w:rPr>
+          <w:rtl/>
+          <w:cs/>
           <w:lang w:val="ar_AE" w:bidi="ar_AE"/>
         </w:rPr>
       </w:r>
       <w:r>
         <w:rPr>
           <w:b/>
+          <w:rtl/>
+          <w:cs/>
           <w:lang w:val="ar_AE" w:bidi="ar_AE"/>
         </w:rPr>
         <w:t>كيف أَظهر بولس أن هذه الرسالة كانت مُرسَلة فعلًا منه؟</w:t>
@@ -4850,22 +6086,30 @@
       </w:pPr>
       <w:r>
         <w:rPr>
-          <w:lang w:val="ar_AE" w:bidi="ar_AE"/>
-        </w:rPr>
-      </w:r>
-      <w:r>
-        <w:rPr>
+          <w:rtl/>
+          <w:cs/>
+          <w:lang w:val="ar_AE" w:bidi="ar_AE"/>
+        </w:rPr>
+      </w:r>
+      <w:r>
+        <w:rPr>
+          <w:rtl/>
+          <w:cs/>
           <w:lang w:val="ar_AE" w:bidi="ar_AE"/>
         </w:rPr>
         <w:t>كتب بولس اسمه بخط يده في نهاية الرسالة.</w:t>
       </w:r>
       <w:r>
         <w:rPr>
-          <w:lang w:val="ar_AE" w:bidi="ar_AE"/>
-        </w:rPr>
-      </w:r>
-      <w:r>
-        <w:rPr>
+          <w:rtl/>
+          <w:cs/>
+          <w:lang w:val="ar_AE" w:bidi="ar_AE"/>
+        </w:rPr>
+      </w:r>
+      <w:r>
+        <w:rPr>
+          <w:rtl/>
+          <w:cs/>
           <w:lang w:val="ar_AE" w:bidi="ar_AE"/>
         </w:rPr>
       </w:r>
